--- a/00-首页/题组Word/习题书/学生版/第三篇-有机化学/10-有机合成设计.docx
+++ b/00-首页/题组Word/习题书/学生版/第三篇-有机化学/10-有机合成设计.docx
@@ -2,7 +2,7 @@
 <file path=word/document.xml><?xml version="1.0" encoding="utf-8"?>
 <w:document xmlns:w="http://schemas.openxmlformats.org/wordprocessingml/2006/main" xmlns:m="http://schemas.openxmlformats.org/officeDocument/2006/math" xmlns:r="http://schemas.openxmlformats.org/officeDocument/2006/relationships" xmlns:o="urn:schemas-microsoft-com:office:office" xmlns:v="urn:schemas-microsoft-com:vml" xmlns:w10="urn:schemas-microsoft-com:office:word" xmlns:a="http://schemas.openxmlformats.org/drawingml/2006/main" xmlns:pic="http://schemas.openxmlformats.org/drawingml/2006/picture" xmlns:wp="http://schemas.openxmlformats.org/drawingml/2006/wordprocessingDrawing">
   <w:body>
-    <w:bookmarkStart w:id="74" w:name="第-10-章-有机合成设计"/>
+    <w:bookmarkStart w:id="85" w:name="第-10-章-有机合成设计"/>
     <w:p>
       <w:pPr>
         <w:spacing w:after="1800" w:before="1200" w:line="276" w:lineRule="auto"/>
@@ -138,7 +138,7 @@
           <w:color w:val="5B6975"/>
           <w:sz w:val="24"/>
         </w:rPr>
-        <w:t>：14</w:t>
+        <w:t>：16</w:t>
       </w:r>
     </w:p>
     <w:p>
@@ -222,7 +222,7 @@
           <w:color w:val="5B6975"/>
           <w:sz w:val="24"/>
         </w:rPr>
-        <w:t>：2026-09-01</w:t>
+        <w:t>：2026-09-06</w:t>
       </w:r>
     </w:p>
     <w:p>
@@ -8146,7 +8146,7 @@
       </w:r>
     </w:p>
     <w:bookmarkEnd w:id="44"/>
-    <w:bookmarkStart w:id="69" w:name="有机合成与机理第35届初赛"/>
+    <w:bookmarkStart w:id="45" w:name="化学能力测试-ch9a-1-苯氟布洛芬合成路线"/>
     <w:p>
       <w:pPr>
         <w:pStyle w:val="Heading2"/>
@@ -8162,7 +8162,696 @@
         <w:rPr>
           <w:rFonts w:hint="eastAsia" w:ascii="Times New Roman" w:hAnsi="Times New Roman" w:eastAsia="SimHei" w:cs="Times New Roman"/>
         </w:rPr>
-        <w:t>有机合成与机理</w:t>
+        <w:t>化学能力测试</w:t>
+      </w:r>
+      <w:r>
+        <w:rPr>
+          <w:rFonts w:hint="eastAsia" w:ascii="Times New Roman" w:hAnsi="Times New Roman" w:eastAsia="Times New Roman" w:cs="Times New Roman"/>
+        </w:rPr>
+        <w:t>-Ch9A-1-</w:t>
+      </w:r>
+      <w:r>
+        <w:rPr>
+          <w:rFonts w:hint="eastAsia" w:ascii="Times New Roman" w:hAnsi="Times New Roman" w:eastAsia="SimHei" w:cs="Times New Roman"/>
+        </w:rPr>
+        <w:t>苯氟布洛芬合成路线</w:t>
+      </w:r>
+    </w:p>
+    <w:p>
+      <w:pPr>
+        <w:pStyle w:val="FirstParagraph"/>
+      </w:pPr>
+      <w:r>
+        <w:rPr>
+          <w:rFonts w:hint="eastAsia" w:ascii="Times New Roman" w:hAnsi="Times New Roman" w:eastAsia="FangSong" w:cs="Times New Roman"/>
+        </w:rPr>
+        <w:t xml:space="preserve">苯氟布洛芬的结构简式为</w:t>
+      </w:r>
+      <w:r>
+        <w:rPr>
+          <w:rFonts w:ascii="Times New Roman" w:hAnsi="Times New Roman" w:eastAsia="Times New Roman" w:cs="Times New Roman"/>
+        </w:rPr>
+        <w:t xml:space="preserve"> </w:t>
+      </w:r>
+      <w:r>
+        <w:rPr>
+          <w:rFonts w:hint="eastAsia" w:ascii="Times New Roman" w:hAnsi="Times New Roman" w:eastAsia="Times New Roman" w:cs="Times New Roman"/>
+        </w:rPr>
+        <w:t>C</w:t>
+      </w:r>
+      <w:r>
+        <w:rPr>
+          <w:rFonts w:hint="eastAsia" w:ascii="Times New Roman" w:hAnsi="Times New Roman" w:eastAsia="Times New Roman" w:cs="Times New Roman"/>
+          <w:vertAlign w:val="subscript"/>
+        </w:rPr>
+        <w:t>6</w:t>
+      </w:r>
+      <w:r>
+        <w:rPr>
+          <w:rFonts w:hint="eastAsia" w:ascii="Times New Roman" w:hAnsi="Times New Roman" w:eastAsia="Times New Roman" w:cs="Times New Roman"/>
+        </w:rPr>
+        <w:t>H</w:t>
+      </w:r>
+      <w:r>
+        <w:rPr>
+          <w:rFonts w:hint="eastAsia" w:ascii="Times New Roman" w:hAnsi="Times New Roman" w:eastAsia="Times New Roman" w:cs="Times New Roman"/>
+          <w:vertAlign w:val="subscript"/>
+        </w:rPr>
+        <w:t>5</w:t>
+      </w:r>
+      <w:r>
+        <w:rPr>
+          <w:rFonts w:hint="eastAsia" w:ascii="Times New Roman" w:hAnsi="Times New Roman" w:eastAsia="Times New Roman" w:cs="Times New Roman"/>
+        </w:rPr>
+        <w:t>F—CH(CH</w:t>
+      </w:r>
+      <w:r>
+        <w:rPr>
+          <w:rFonts w:hint="eastAsia" w:ascii="Times New Roman" w:hAnsi="Times New Roman" w:eastAsia="Times New Roman" w:cs="Times New Roman"/>
+          <w:vertAlign w:val="subscript"/>
+        </w:rPr>
+        <w:t>3</w:t>
+      </w:r>
+      <w:r>
+        <w:rPr>
+          <w:rFonts w:hint="eastAsia" w:ascii="Times New Roman" w:hAnsi="Times New Roman" w:eastAsia="Times New Roman" w:cs="Times New Roman"/>
+        </w:rPr>
+        <w:t>)</w:t>
+      </w:r>
+      <w:r>
+        <w:rPr>
+          <w:rFonts w:hint="eastAsia" w:ascii="Times New Roman" w:hAnsi="Times New Roman" w:eastAsia="Times New Roman" w:cs="Times New Roman"/>
+          <w:vertAlign w:val="subscript"/>
+        </w:rPr>
+        <w:t>2</w:t>
+      </w:r>
+      <w:r>
+        <w:rPr>
+          <w:rFonts w:hint="eastAsia" w:ascii="Times New Roman" w:hAnsi="Times New Roman" w:eastAsia="Times New Roman" w:cs="Times New Roman"/>
+        </w:rPr>
+        <w:t>—CHCOOH。</w:t>
+      </w:r>
+      <w:r>
+        <w:rPr>
+          <w:rFonts w:hint="eastAsia" w:ascii="Times New Roman" w:hAnsi="Times New Roman" w:eastAsia="FangSong" w:cs="Times New Roman"/>
+        </w:rPr>
+        <w:t>它是一种消炎镇痛药</w:t>
+      </w:r>
+      <w:r>
+        <w:rPr>
+          <w:rFonts w:hint="eastAsia" w:ascii="Times New Roman" w:hAnsi="Times New Roman" w:eastAsia="Times New Roman" w:cs="Times New Roman"/>
+        </w:rPr>
+        <w:t>，</w:t>
+      </w:r>
+      <w:r>
+        <w:rPr>
+          <w:rFonts w:hint="eastAsia" w:ascii="Times New Roman" w:hAnsi="Times New Roman" w:eastAsia="FangSong" w:cs="Times New Roman"/>
+        </w:rPr>
+        <w:t>用于治疗风湿性关节炎</w:t>
+      </w:r>
+      <w:r>
+        <w:rPr>
+          <w:rFonts w:hint="eastAsia" w:ascii="Times New Roman" w:hAnsi="Times New Roman" w:eastAsia="Times New Roman" w:cs="Times New Roman"/>
+        </w:rPr>
+        <w:t>、</w:t>
+      </w:r>
+      <w:r>
+        <w:rPr>
+          <w:rFonts w:hint="eastAsia" w:ascii="Times New Roman" w:hAnsi="Times New Roman" w:eastAsia="FangSong" w:cs="Times New Roman"/>
+        </w:rPr>
+        <w:t>弯曲性脊椎炎等</w:t>
+      </w:r>
+      <w:r>
+        <w:rPr>
+          <w:rFonts w:hint="eastAsia" w:ascii="Times New Roman" w:hAnsi="Times New Roman" w:eastAsia="Times New Roman" w:cs="Times New Roman"/>
+        </w:rPr>
+        <w:t>，</w:t>
+      </w:r>
+      <w:r>
+        <w:rPr>
+          <w:rFonts w:hint="eastAsia" w:ascii="Times New Roman" w:hAnsi="Times New Roman" w:eastAsia="FangSong" w:cs="Times New Roman"/>
+        </w:rPr>
+        <w:t>计量小</w:t>
+      </w:r>
+      <w:r>
+        <w:rPr>
+          <w:rFonts w:hint="eastAsia" w:ascii="Times New Roman" w:hAnsi="Times New Roman" w:eastAsia="Times New Roman" w:cs="Times New Roman"/>
+        </w:rPr>
+        <w:t>，</w:t>
+      </w:r>
+      <w:r>
+        <w:rPr>
+          <w:rFonts w:hint="eastAsia" w:ascii="Times New Roman" w:hAnsi="Times New Roman" w:eastAsia="FangSong" w:cs="Times New Roman"/>
+        </w:rPr>
+        <w:t>作用快</w:t>
+      </w:r>
+      <w:r>
+        <w:rPr>
+          <w:rFonts w:hint="eastAsia" w:ascii="Times New Roman" w:hAnsi="Times New Roman" w:eastAsia="Times New Roman" w:cs="Times New Roman"/>
+        </w:rPr>
+        <w:t>，</w:t>
+      </w:r>
+      <w:r>
+        <w:rPr>
+          <w:rFonts w:hint="eastAsia" w:ascii="Times New Roman" w:hAnsi="Times New Roman" w:eastAsia="FangSong" w:cs="Times New Roman"/>
+        </w:rPr>
+        <w:t>疗效高</w:t>
+      </w:r>
+      <w:r>
+        <w:rPr>
+          <w:rFonts w:hint="eastAsia" w:ascii="Times New Roman" w:hAnsi="Times New Roman" w:eastAsia="Times New Roman" w:cs="Times New Roman"/>
+        </w:rPr>
+        <w:t>。</w:t>
+      </w:r>
+      <w:r>
+        <w:rPr>
+          <w:rFonts w:hint="eastAsia" w:ascii="Times New Roman" w:hAnsi="Times New Roman" w:eastAsia="FangSong" w:cs="Times New Roman"/>
+        </w:rPr>
+        <w:t>合成该药物是我国</w:t>
+      </w:r>
+      <w:r>
+        <w:rPr>
+          <w:rFonts w:hint="eastAsia" w:ascii="Times New Roman" w:hAnsi="Times New Roman" w:eastAsia="Times New Roman" w:cs="Times New Roman"/>
+        </w:rPr>
+        <w:t>”</w:t>
+      </w:r>
+      <w:r>
+        <w:rPr>
+          <w:rFonts w:hint="eastAsia" w:ascii="Times New Roman" w:hAnsi="Times New Roman" w:eastAsia="FangSong" w:cs="Times New Roman"/>
+        </w:rPr>
+        <w:t>七五</w:t>
+      </w:r>
+      <w:r>
+        <w:rPr>
+          <w:rFonts w:hint="eastAsia" w:ascii="Times New Roman" w:hAnsi="Times New Roman" w:eastAsia="Times New Roman" w:cs="Times New Roman"/>
+        </w:rPr>
+        <w:t>”</w:t>
+      </w:r>
+      <w:r>
+        <w:rPr>
+          <w:rFonts w:hint="eastAsia" w:ascii="Times New Roman" w:hAnsi="Times New Roman" w:eastAsia="FangSong" w:cs="Times New Roman"/>
+        </w:rPr>
+        <w:t>重点项目</w:t>
+      </w:r>
+      <w:r>
+        <w:rPr>
+          <w:rFonts w:hint="eastAsia" w:ascii="Times New Roman" w:hAnsi="Times New Roman" w:eastAsia="Times New Roman" w:cs="Times New Roman"/>
+        </w:rPr>
+        <w:t>，</w:t>
+      </w:r>
+      <w:r>
+        <w:rPr>
+          <w:rFonts w:hint="eastAsia" w:ascii="Times New Roman" w:hAnsi="Times New Roman" w:eastAsia="FangSong" w:cs="Times New Roman"/>
+        </w:rPr>
+        <w:t>已取得成功</w:t>
+      </w:r>
+      <w:r>
+        <w:rPr>
+          <w:rFonts w:hint="eastAsia" w:ascii="Times New Roman" w:hAnsi="Times New Roman" w:eastAsia="Times New Roman" w:cs="Times New Roman"/>
+        </w:rPr>
+        <w:t>。</w:t>
+      </w:r>
+      <w:r>
+        <w:rPr>
+          <w:rFonts w:hint="eastAsia" w:ascii="Times New Roman" w:hAnsi="Times New Roman" w:eastAsia="FangSong" w:cs="Times New Roman"/>
+        </w:rPr>
+        <w:t>下面是某研制人员从苄腈为起始原料设计出的合成路线</w:t>
+      </w:r>
+      <w:r>
+        <w:rPr>
+          <w:rFonts w:hint="eastAsia" w:ascii="Times New Roman" w:hAnsi="Times New Roman" w:eastAsia="Times New Roman" w:cs="Times New Roman"/>
+        </w:rPr>
+        <w:t>：</w:t>
+      </w:r>
+    </w:p>
+    <w:p>
+      <w:pPr>
+        <w:pStyle w:val="BodyText"/>
+      </w:pPr>
+      <w:r>
+        <w:rPr>
+          <w:rFonts w:ascii="Times New Roman" w:hAnsi="Times New Roman" w:eastAsia="Times New Roman" w:cs="Times New Roman"/>
+        </w:rPr>
+        <w:t>CH</w:t>
+      </w:r>
+      <w:r>
+        <w:rPr>
+          <w:rFonts w:ascii="Times New Roman" w:hAnsi="Times New Roman" w:eastAsia="Times New Roman" w:cs="Times New Roman"/>
+          <w:vertAlign w:val="subscript"/>
+        </w:rPr>
+        <w:t>2</w:t>
+      </w:r>
+      <w:r>
+        <w:rPr>
+          <w:rFonts w:ascii="Times New Roman" w:hAnsi="Times New Roman" w:eastAsia="Times New Roman" w:cs="Times New Roman"/>
+        </w:rPr>
+        <w:t xml:space="preserve">CN </w:t>
+      </w:r>
+      <w:r>
+        <w:rPr>
+          <w:rFonts w:hint="eastAsia" w:ascii="Times New Roman" w:hAnsi="Times New Roman" w:eastAsia="Times New Roman" w:cs="Times New Roman"/>
+        </w:rPr>
+        <w:t>―[HNO</w:t>
+      </w:r>
+      <w:r>
+        <w:rPr>
+          <w:rFonts w:hint="eastAsia" w:ascii="Times New Roman" w:hAnsi="Times New Roman" w:eastAsia="Times New Roman" w:cs="Times New Roman"/>
+          <w:vertAlign w:val="subscript"/>
+        </w:rPr>
+        <w:t>3</w:t>
+      </w:r>
+      <w:r>
+        <w:rPr>
+          <w:rFonts w:hint="eastAsia" w:ascii="Times New Roman" w:hAnsi="Times New Roman" w:eastAsia="Times New Roman" w:cs="Times New Roman"/>
+        </w:rPr>
+        <w:t>–H</w:t>
+      </w:r>
+      <w:r>
+        <w:rPr>
+          <w:rFonts w:hint="eastAsia" w:ascii="Times New Roman" w:hAnsi="Times New Roman" w:eastAsia="Times New Roman" w:cs="Times New Roman"/>
+          <w:vertAlign w:val="subscript"/>
+        </w:rPr>
+        <w:t>2</w:t>
+      </w:r>
+      <w:r>
+        <w:rPr>
+          <w:rFonts w:hint="eastAsia" w:ascii="Times New Roman" w:hAnsi="Times New Roman" w:eastAsia="Times New Roman" w:cs="Times New Roman"/>
+        </w:rPr>
+        <w:t>SO</w:t>
+      </w:r>
+      <w:r>
+        <w:rPr>
+          <w:rFonts w:hint="eastAsia" w:ascii="Times New Roman" w:hAnsi="Times New Roman" w:eastAsia="Times New Roman" w:cs="Times New Roman"/>
+          <w:vertAlign w:val="subscript"/>
+        </w:rPr>
+        <w:t>4</w:t>
+      </w:r>
+      <w:r>
+        <w:rPr>
+          <w:rFonts w:hint="eastAsia" w:ascii="Times New Roman" w:hAnsi="Times New Roman" w:eastAsia="Times New Roman" w:cs="Times New Roman"/>
+        </w:rPr>
+        <w:t>（1）]→</w:t>
+      </w:r>
+      <w:r>
+        <w:rPr>
+          <w:rFonts w:ascii="Times New Roman" w:hAnsi="Times New Roman" w:eastAsia="Times New Roman" w:cs="Times New Roman"/>
+        </w:rPr>
+        <w:t xml:space="preserve"> A ―[Fe, H</w:t>
+      </w:r>
+      <w:r>
+        <w:rPr>
+          <w:rFonts w:ascii="Times New Roman" w:hAnsi="Times New Roman" w:eastAsia="Times New Roman" w:cs="Times New Roman"/>
+          <w:vertAlign w:val="subscript"/>
+        </w:rPr>
+        <w:t>2</w:t>
+      </w:r>
+      <w:r>
+        <w:rPr>
+          <w:rFonts w:ascii="Times New Roman" w:hAnsi="Times New Roman" w:eastAsia="Times New Roman" w:cs="Times New Roman"/>
+        </w:rPr>
+        <w:t xml:space="preserve">O, </w:t>
+      </w:r>
+      <w:r>
+        <w:rPr>
+          <w:rFonts w:hint="eastAsia" w:ascii="Times New Roman" w:hAnsi="Times New Roman" w:eastAsia="Times New Roman" w:cs="Times New Roman"/>
+        </w:rPr>
+        <w:t>NH</w:t>
+      </w:r>
+      <w:r>
+        <w:rPr>
+          <w:rFonts w:hint="eastAsia" w:ascii="Times New Roman" w:hAnsi="Times New Roman" w:eastAsia="Times New Roman" w:cs="Times New Roman"/>
+          <w:vertAlign w:val="subscript"/>
+        </w:rPr>
+        <w:t>4</w:t>
+      </w:r>
+      <w:r>
+        <w:rPr>
+          <w:rFonts w:hint="eastAsia" w:ascii="Times New Roman" w:hAnsi="Times New Roman" w:eastAsia="Times New Roman" w:cs="Times New Roman"/>
+        </w:rPr>
+        <w:t>Cl（2）]→</w:t>
+      </w:r>
+      <w:r>
+        <w:rPr>
+          <w:rFonts w:ascii="Times New Roman" w:hAnsi="Times New Roman" w:eastAsia="Times New Roman" w:cs="Times New Roman"/>
+        </w:rPr>
+        <w:t xml:space="preserve"> B </w:t>
+      </w:r>
+      <w:r>
+        <w:rPr>
+          <w:rFonts w:hint="eastAsia" w:ascii="Times New Roman" w:hAnsi="Times New Roman" w:eastAsia="Times New Roman" w:cs="Times New Roman"/>
+        </w:rPr>
+        <w:t xml:space="preserve">―[C（3）]→</w:t>
+      </w:r>
+      <w:r>
+        <w:rPr>
+          <w:rFonts w:ascii="Times New Roman" w:hAnsi="Times New Roman" w:eastAsia="Times New Roman" w:cs="Times New Roman"/>
+        </w:rPr>
+        <w:t xml:space="preserve"> D </w:t>
+      </w:r>
+      <w:r>
+        <w:rPr>
+          <w:rFonts w:hint="eastAsia" w:ascii="Times New Roman" w:hAnsi="Times New Roman" w:eastAsia="Times New Roman" w:cs="Times New Roman"/>
+        </w:rPr>
+        <w:t xml:space="preserve">―[E（4）]→</w:t>
+      </w:r>
+      <w:r>
+        <w:rPr>
+          <w:rFonts w:ascii="Times New Roman" w:hAnsi="Times New Roman" w:eastAsia="Times New Roman" w:cs="Times New Roman"/>
+        </w:rPr>
+        <w:t xml:space="preserve"> CH</w:t>
+      </w:r>
+      <w:r>
+        <w:rPr>
+          <w:rFonts w:ascii="Times New Roman" w:hAnsi="Times New Roman" w:eastAsia="Times New Roman" w:cs="Times New Roman"/>
+          <w:vertAlign w:val="subscript"/>
+        </w:rPr>
+        <w:t>3</w:t>
+      </w:r>
+      <w:r>
+        <w:rPr>
+          <w:rFonts w:ascii="Times New Roman" w:hAnsi="Times New Roman" w:eastAsia="Times New Roman" w:cs="Times New Roman"/>
+        </w:rPr>
+        <w:t>CONH–C</w:t>
+      </w:r>
+      <w:r>
+        <w:rPr>
+          <w:rFonts w:ascii="Times New Roman" w:hAnsi="Times New Roman" w:eastAsia="Times New Roman" w:cs="Times New Roman"/>
+          <w:vertAlign w:val="subscript"/>
+        </w:rPr>
+        <w:t>6</w:t>
+      </w:r>
+      <w:r>
+        <w:rPr>
+          <w:rFonts w:ascii="Times New Roman" w:hAnsi="Times New Roman" w:eastAsia="Times New Roman" w:cs="Times New Roman"/>
+        </w:rPr>
+        <w:t>H</w:t>
+      </w:r>
+      <w:r>
+        <w:rPr>
+          <w:rFonts w:ascii="Times New Roman" w:hAnsi="Times New Roman" w:eastAsia="Times New Roman" w:cs="Times New Roman"/>
+          <w:vertAlign w:val="subscript"/>
+        </w:rPr>
+        <w:t>4</w:t>
+      </w:r>
+      <w:r>
+        <w:rPr>
+          <w:rFonts w:ascii="Times New Roman" w:hAnsi="Times New Roman" w:eastAsia="Times New Roman" w:cs="Times New Roman"/>
+        </w:rPr>
+        <w:t>–CH</w:t>
+      </w:r>
+      <w:r>
+        <w:rPr>
+          <w:rFonts w:ascii="Times New Roman" w:hAnsi="Times New Roman" w:eastAsia="Times New Roman" w:cs="Times New Roman"/>
+          <w:vertAlign w:val="subscript"/>
+        </w:rPr>
+        <w:t>2</w:t>
+      </w:r>
+      <w:r>
+        <w:rPr>
+          <w:rFonts w:ascii="Times New Roman" w:hAnsi="Times New Roman" w:eastAsia="Times New Roman" w:cs="Times New Roman"/>
+        </w:rPr>
+        <w:t xml:space="preserve">CN </w:t>
+      </w:r>
+      <w:r>
+        <w:rPr>
+          <w:rFonts w:hint="eastAsia" w:ascii="Times New Roman" w:hAnsi="Times New Roman" w:eastAsia="Times New Roman" w:cs="Times New Roman"/>
+        </w:rPr>
+        <w:t>―[</w:t>
+      </w:r>
+      <w:r>
+        <w:rPr>
+          <w:rFonts w:hint="eastAsia" w:ascii="Times New Roman" w:hAnsi="Times New Roman" w:eastAsia="FangSong" w:cs="Times New Roman"/>
+        </w:rPr>
+        <w:t>干</w:t>
+      </w:r>
+      <w:r>
+        <w:rPr>
+          <w:rFonts w:ascii="Times New Roman" w:hAnsi="Times New Roman" w:eastAsia="Times New Roman" w:cs="Times New Roman"/>
+        </w:rPr>
+        <w:t xml:space="preserve"> </w:t>
+      </w:r>
+      <w:r>
+        <w:rPr>
+          <w:rFonts w:hint="eastAsia" w:ascii="Times New Roman" w:hAnsi="Times New Roman" w:eastAsia="Times New Roman" w:cs="Times New Roman"/>
+        </w:rPr>
+        <w:t>HCl，</w:t>
+      </w:r>
+      <w:r>
+        <w:rPr>
+          <w:rFonts w:hint="eastAsia" w:ascii="Times New Roman" w:hAnsi="Times New Roman" w:eastAsia="FangSong" w:cs="Times New Roman"/>
+        </w:rPr>
+        <w:t>无水乙醇</w:t>
+      </w:r>
+      <w:r>
+        <w:rPr>
+          <w:rFonts w:hint="eastAsia" w:ascii="Times New Roman" w:hAnsi="Times New Roman" w:eastAsia="Times New Roman" w:cs="Times New Roman"/>
+        </w:rPr>
+        <w:t>（5）]→</w:t>
+      </w:r>
+      <w:r>
+        <w:rPr>
+          <w:rFonts w:ascii="Times New Roman" w:hAnsi="Times New Roman" w:eastAsia="Times New Roman" w:cs="Times New Roman"/>
+        </w:rPr>
+        <w:t xml:space="preserve"> F ―[Cl</w:t>
+      </w:r>
+      <w:r>
+        <w:rPr>
+          <w:rFonts w:ascii="Times New Roman" w:hAnsi="Times New Roman" w:eastAsia="Times New Roman" w:cs="Times New Roman"/>
+          <w:vertAlign w:val="subscript"/>
+        </w:rPr>
+        <w:t>3</w:t>
+      </w:r>
+      <w:r>
+        <w:rPr>
+          <w:rFonts w:ascii="Times New Roman" w:hAnsi="Times New Roman" w:eastAsia="Times New Roman" w:cs="Times New Roman"/>
+        </w:rPr>
+        <w:t>CCOOH, C</w:t>
+      </w:r>
+      <w:r>
+        <w:rPr>
+          <w:rFonts w:ascii="Times New Roman" w:hAnsi="Times New Roman" w:eastAsia="Times New Roman" w:cs="Times New Roman"/>
+          <w:vertAlign w:val="subscript"/>
+        </w:rPr>
+        <w:t>5</w:t>
+      </w:r>
+      <w:r>
+        <w:rPr>
+          <w:rFonts w:ascii="Times New Roman" w:hAnsi="Times New Roman" w:eastAsia="Times New Roman" w:cs="Times New Roman"/>
+        </w:rPr>
+        <w:t>H</w:t>
+      </w:r>
+      <w:r>
+        <w:rPr>
+          <w:rFonts w:ascii="Times New Roman" w:hAnsi="Times New Roman" w:eastAsia="Times New Roman" w:cs="Times New Roman"/>
+          <w:vertAlign w:val="subscript"/>
+        </w:rPr>
+        <w:t>11</w:t>
+      </w:r>
+      <w:r>
+        <w:rPr>
+          <w:rFonts w:ascii="Times New Roman" w:hAnsi="Times New Roman" w:eastAsia="Times New Roman" w:cs="Times New Roman"/>
+        </w:rPr>
+        <w:t xml:space="preserve">CHO, Cu, </w:t>
+      </w:r>
+      <w:r>
+        <w:rPr>
+          <w:rFonts w:hint="eastAsia" w:ascii="Times New Roman" w:hAnsi="Times New Roman" w:eastAsia="FangSong" w:cs="Times New Roman"/>
+        </w:rPr>
+        <w:t>苯</w:t>
+      </w:r>
+      <w:r>
+        <w:rPr>
+          <w:rFonts w:hint="eastAsia" w:ascii="Times New Roman" w:hAnsi="Times New Roman" w:eastAsia="Times New Roman" w:cs="Times New Roman"/>
+        </w:rPr>
+        <w:t>，</w:t>
+      </w:r>
+      <w:r>
+        <w:rPr>
+          <w:rFonts w:hint="eastAsia" w:ascii="Times New Roman" w:hAnsi="Times New Roman" w:eastAsia="FangSong" w:cs="Times New Roman"/>
+        </w:rPr>
+        <w:t>偶联</w:t>
+      </w:r>
+      <w:r>
+        <w:rPr>
+          <w:rFonts w:hint="eastAsia" w:ascii="Times New Roman" w:hAnsi="Times New Roman" w:eastAsia="Times New Roman" w:cs="Times New Roman"/>
+        </w:rPr>
+        <w:t>（6）]→</w:t>
+      </w:r>
+      <w:r>
+        <w:rPr>
+          <w:rFonts w:ascii="Times New Roman" w:hAnsi="Times New Roman" w:eastAsia="Times New Roman" w:cs="Times New Roman"/>
+        </w:rPr>
+        <w:t xml:space="preserve"> N</w:t>
+      </w:r>
+      <w:r>
+        <w:rPr>
+          <w:rFonts w:ascii="Times New Roman" w:hAnsi="Times New Roman" w:eastAsia="Times New Roman" w:cs="Times New Roman"/>
+          <w:vertAlign w:val="subscript"/>
+        </w:rPr>
+        <w:t>2</w:t>
+      </w:r>
+      <w:r>
+        <w:rPr>
+          <w:rFonts w:ascii="Times New Roman" w:hAnsi="Times New Roman" w:eastAsia="Times New Roman" w:cs="Times New Roman"/>
+        </w:rPr>
+        <w:t>BF</w:t>
+      </w:r>
+      <w:r>
+        <w:rPr>
+          <w:rFonts w:ascii="Times New Roman" w:hAnsi="Times New Roman" w:eastAsia="Times New Roman" w:cs="Times New Roman"/>
+          <w:vertAlign w:val="subscript"/>
+        </w:rPr>
+        <w:t>4</w:t>
+      </w:r>
+      <w:r>
+        <w:rPr>
+          <w:rFonts w:ascii="Times New Roman" w:hAnsi="Times New Roman" w:eastAsia="Times New Roman" w:cs="Times New Roman"/>
+        </w:rPr>
+        <w:t xml:space="preserve"> </w:t>
+      </w:r>
+      <w:r>
+        <w:rPr>
+          <w:rFonts w:hint="eastAsia" w:ascii="Times New Roman" w:hAnsi="Times New Roman" w:eastAsia="Times New Roman" w:cs="Times New Roman"/>
+        </w:rPr>
+        <w:t xml:space="preserve">―[（7）~（9）]→</w:t>
+      </w:r>
+      <w:r>
+        <w:rPr>
+          <w:rFonts w:ascii="Times New Roman" w:hAnsi="Times New Roman" w:eastAsia="Times New Roman" w:cs="Times New Roman"/>
+        </w:rPr>
+        <w:t xml:space="preserve"> H ―[CH</w:t>
+      </w:r>
+      <w:r>
+        <w:rPr>
+          <w:rFonts w:ascii="Times New Roman" w:hAnsi="Times New Roman" w:eastAsia="Times New Roman" w:cs="Times New Roman"/>
+          <w:vertAlign w:val="subscript"/>
+        </w:rPr>
+        <w:t>3</w:t>
+      </w:r>
+      <w:r>
+        <w:rPr>
+          <w:rFonts w:ascii="Times New Roman" w:hAnsi="Times New Roman" w:eastAsia="Times New Roman" w:cs="Times New Roman"/>
+        </w:rPr>
+        <w:t xml:space="preserve">Br, </w:t>
+      </w:r>
+      <w:r>
+        <w:rPr>
+          <w:rFonts w:hint="eastAsia" w:ascii="Times New Roman" w:hAnsi="Times New Roman" w:eastAsia="Times New Roman" w:cs="Times New Roman"/>
+        </w:rPr>
+        <w:t>TEBA（</w:t>
+      </w:r>
+      <w:r>
+        <w:rPr>
+          <w:rFonts w:hint="eastAsia" w:ascii="Times New Roman" w:hAnsi="Times New Roman" w:eastAsia="FangSong" w:cs="Times New Roman"/>
+        </w:rPr>
+        <w:t>相转移催化剂</w:t>
+      </w:r>
+      <w:r>
+        <w:rPr>
+          <w:rFonts w:hint="eastAsia" w:ascii="Times New Roman" w:hAnsi="Times New Roman" w:eastAsia="Times New Roman" w:cs="Times New Roman"/>
+        </w:rPr>
+        <w:t>）,</w:t>
+      </w:r>
+      <w:r>
+        <w:rPr>
+          <w:rFonts w:ascii="Times New Roman" w:hAnsi="Times New Roman" w:eastAsia="Times New Roman" w:cs="Times New Roman"/>
+        </w:rPr>
+        <w:t xml:space="preserve"> NaOH, </w:t>
+      </w:r>
+      <w:r>
+        <w:rPr>
+          <w:rFonts w:hint="eastAsia" w:ascii="Times New Roman" w:hAnsi="Times New Roman" w:eastAsia="Times New Roman" w:cs="Times New Roman"/>
+        </w:rPr>
+        <w:t xml:space="preserve">50%（10）]→</w:t>
+      </w:r>
+      <w:r>
+        <w:rPr>
+          <w:rFonts w:ascii="Times New Roman" w:hAnsi="Times New Roman" w:eastAsia="Times New Roman" w:cs="Times New Roman"/>
+        </w:rPr>
+        <w:t xml:space="preserve"> I </w:t>
+      </w:r>
+      <w:r>
+        <w:rPr>
+          <w:rFonts w:hint="eastAsia" w:ascii="Times New Roman" w:hAnsi="Times New Roman" w:eastAsia="Times New Roman" w:cs="Times New Roman"/>
+        </w:rPr>
+        <w:t>―[J（11）]→（</w:t>
+      </w:r>
+      <w:r>
+        <w:rPr>
+          <w:rFonts w:hint="eastAsia" w:ascii="Times New Roman" w:hAnsi="Times New Roman" w:eastAsia="FangSong" w:cs="Times New Roman"/>
+        </w:rPr>
+        <w:t>产物</w:t>
+      </w:r>
+      <w:r>
+        <w:rPr>
+          <w:rFonts w:hint="eastAsia" w:ascii="Times New Roman" w:hAnsi="Times New Roman" w:eastAsia="Times New Roman" w:cs="Times New Roman"/>
+        </w:rPr>
+        <w:t>）</w:t>
+      </w:r>
+    </w:p>
+    <w:p>
+      <w:pPr>
+        <w:pStyle w:val="BodyText"/>
+      </w:pPr>
+      <w:r>
+        <w:rPr>
+          <w:rFonts w:ascii="Times New Roman" w:hAnsi="Times New Roman" w:eastAsia="Times New Roman" w:cs="Times New Roman"/>
+        </w:rPr>
+        <w:t xml:space="preserve">1-1. </w:t>
+      </w:r>
+      <w:r>
+        <w:rPr>
+          <w:rFonts w:hint="eastAsia" w:ascii="Times New Roman" w:hAnsi="Times New Roman" w:eastAsia="FangSong" w:cs="Times New Roman"/>
+        </w:rPr>
+        <w:t xml:space="preserve">写出在合成路线中的</w:t>
+      </w:r>
+      <w:r>
+        <w:rPr>
+          <w:rFonts w:ascii="Times New Roman" w:hAnsi="Times New Roman" w:eastAsia="Times New Roman" w:cs="Times New Roman"/>
+        </w:rPr>
+        <w:t xml:space="preserve"> A </w:t>
+      </w:r>
+      <w:r>
+        <w:rPr>
+          <w:rFonts w:hint="eastAsia" w:ascii="Times New Roman" w:hAnsi="Times New Roman" w:eastAsia="FangSong" w:cs="Times New Roman"/>
+        </w:rPr>
+        <w:t xml:space="preserve">至</w:t>
+      </w:r>
+      <w:r>
+        <w:rPr>
+          <w:rFonts w:ascii="Times New Roman" w:hAnsi="Times New Roman" w:eastAsia="Times New Roman" w:cs="Times New Roman"/>
+        </w:rPr>
+        <w:t xml:space="preserve"> J </w:t>
+      </w:r>
+      <w:r>
+        <w:rPr>
+          <w:rFonts w:hint="eastAsia" w:ascii="Times New Roman" w:hAnsi="Times New Roman" w:eastAsia="FangSong" w:cs="Times New Roman"/>
+        </w:rPr>
+        <w:t>的所代表的试剂的化学式和产物的结构简式</w:t>
+      </w:r>
+      <w:r>
+        <w:rPr>
+          <w:rFonts w:hint="eastAsia" w:ascii="Times New Roman" w:hAnsi="Times New Roman" w:eastAsia="Times New Roman" w:cs="Times New Roman"/>
+        </w:rPr>
+        <w:t>。</w:t>
+      </w:r>
+      <w:r>
+        <w:rPr>
+          <w:rFonts w:ascii="Times New Roman" w:hAnsi="Times New Roman" w:eastAsia="Times New Roman" w:cs="Times New Roman"/>
+        </w:rPr>
+        <w:t xml:space="preserve"> </w:t>
+      </w:r>
+      <w:r>
+        <w:rPr>
+          <w:rFonts w:ascii="Times New Roman" w:hAnsi="Times New Roman" w:eastAsia="Times New Roman" w:cs="Times New Roman"/>
+        </w:rPr>
+        <w:t xml:space="preserve">1-2. </w:t>
+      </w:r>
+      <w:r>
+        <w:rPr>
+          <w:rFonts w:hint="eastAsia" w:ascii="Times New Roman" w:hAnsi="Times New Roman" w:eastAsia="FangSong" w:cs="Times New Roman"/>
+        </w:rPr>
+        <w:t>画出苯氟布洛芬的对映异构体的构型式</w:t>
       </w:r>
       <w:r>
         <w:rPr>
@@ -8172,27 +8861,117 @@
       </w:r>
       <w:r>
         <w:rPr>
+          <w:rFonts w:hint="eastAsia" w:ascii="Times New Roman" w:hAnsi="Times New Roman" w:eastAsia="FangSong" w:cs="Times New Roman"/>
+        </w:rPr>
+        <w:t>用透视式或平面投影式均可</w:t>
+      </w:r>
+      <w:r>
+        <w:rPr>
+          <w:rFonts w:hint="eastAsia" w:ascii="Times New Roman" w:hAnsi="Times New Roman" w:eastAsia="Times New Roman" w:cs="Times New Roman"/>
+        </w:rPr>
+        <w:t>），</w:t>
+      </w:r>
+      <w:r>
+        <w:rPr>
+          <w:rFonts w:hint="eastAsia" w:ascii="Times New Roman" w:hAnsi="Times New Roman" w:eastAsia="FangSong" w:cs="Times New Roman"/>
+        </w:rPr>
+        <w:t>并用</w:t>
+      </w:r>
+      <w:r>
+        <w:rPr>
+          <w:rFonts w:ascii="Times New Roman" w:hAnsi="Times New Roman" w:eastAsia="Times New Roman" w:cs="Times New Roman"/>
+        </w:rPr>
+        <w:t xml:space="preserve"> R、S </w:t>
+      </w:r>
+      <w:r>
+        <w:rPr>
+          <w:rFonts w:hint="eastAsia" w:ascii="Times New Roman" w:hAnsi="Times New Roman" w:eastAsia="FangSong" w:cs="Times New Roman"/>
+        </w:rPr>
+        <w:t>标定手性碳原子的构型</w:t>
+      </w:r>
+      <w:r>
+        <w:rPr>
+          <w:rFonts w:hint="eastAsia" w:ascii="Times New Roman" w:hAnsi="Times New Roman" w:eastAsia="Times New Roman" w:cs="Times New Roman"/>
+        </w:rPr>
+        <w:t>。</w:t>
+      </w:r>
+      <w:r>
+        <w:rPr>
+          <w:rFonts w:ascii="Times New Roman" w:hAnsi="Times New Roman" w:eastAsia="Times New Roman" w:cs="Times New Roman"/>
+        </w:rPr>
+        <w:t xml:space="preserve"> </w:t>
+      </w:r>
+      <w:r>
+        <w:rPr>
+          <w:rFonts w:ascii="Times New Roman" w:hAnsi="Times New Roman" w:eastAsia="Times New Roman" w:cs="Times New Roman"/>
+        </w:rPr>
+        <w:t xml:space="preserve">1-3. </w:t>
+      </w:r>
+      <w:r>
+        <w:rPr>
+          <w:rFonts w:hint="eastAsia" w:ascii="Times New Roman" w:hAnsi="Times New Roman" w:eastAsia="FangSong" w:cs="Times New Roman"/>
+        </w:rPr>
+        <w:t>指出第</w:t>
+      </w:r>
+      <w:r>
+        <w:rPr>
+          <w:rFonts w:hint="eastAsia" w:ascii="Times New Roman" w:hAnsi="Times New Roman" w:eastAsia="Times New Roman" w:cs="Times New Roman"/>
+        </w:rPr>
+        <w:t>（10）</w:t>
+      </w:r>
+      <w:r>
+        <w:rPr>
+          <w:rFonts w:hint="eastAsia" w:ascii="Times New Roman" w:hAnsi="Times New Roman" w:eastAsia="FangSong" w:cs="Times New Roman"/>
+        </w:rPr>
+        <w:t>步反应属于什么反应类型</w:t>
+      </w:r>
+      <w:r>
+        <w:rPr>
+          <w:rFonts w:hint="eastAsia" w:ascii="Times New Roman" w:hAnsi="Times New Roman" w:eastAsia="Times New Roman" w:cs="Times New Roman"/>
+        </w:rPr>
+        <w:t>？</w:t>
+      </w:r>
+    </w:p>
+    <w:p>
+      <w:pPr>
+        <w:spacing w:before="160" w:after="80"/>
+      </w:pPr>
+      <w:r>
+        <w:pict>
+          <v:rect style="width:0;height:1.5pt" o:hralign="center" o:hrstd="t" o:hr="t"/>
+        </w:pict>
+      </w:r>
+    </w:p>
+    <w:bookmarkEnd w:id="45"/>
+    <w:bookmarkStart w:id="55" w:name="化学能力测试-ch9a-8-褪黑素吲哚合成路线"/>
+    <w:p>
+      <w:pPr>
+        <w:pStyle w:val="Heading2"/>
+        <w:spacing w:before="280" w:after="120"/>
+      </w:pPr>
+      <w:r>
+        <w:rPr>
+          <w:rFonts w:ascii="Times New Roman" w:hAnsi="Times New Roman" w:eastAsia="Times New Roman" w:cs="Times New Roman"/>
+        </w:rPr>
+        <w:t xml:space="preserve">10.14 </w:t>
+      </w:r>
+      <w:r>
+        <w:rPr>
           <w:rFonts w:hint="eastAsia" w:ascii="Times New Roman" w:hAnsi="Times New Roman" w:eastAsia="SimHei" w:cs="Times New Roman"/>
         </w:rPr>
-        <w:t>第</w:t>
-      </w:r>
-      <w:r>
-        <w:rPr>
-          <w:rFonts w:hint="eastAsia" w:ascii="Times New Roman" w:hAnsi="Times New Roman" w:eastAsia="Times New Roman" w:cs="Times New Roman"/>
-        </w:rPr>
-        <w:t>35</w:t>
+        <w:t>化学能力测试</w:t>
+      </w:r>
+      <w:r>
+        <w:rPr>
+          <w:rFonts w:hint="eastAsia" w:ascii="Times New Roman" w:hAnsi="Times New Roman" w:eastAsia="Times New Roman" w:cs="Times New Roman"/>
+        </w:rPr>
+        <w:t>-Ch9A-8-</w:t>
       </w:r>
       <w:r>
         <w:rPr>
           <w:rFonts w:hint="eastAsia" w:ascii="Times New Roman" w:hAnsi="Times New Roman" w:eastAsia="SimHei" w:cs="Times New Roman"/>
         </w:rPr>
-        <w:t>届初赛</w:t>
-      </w:r>
-      <w:r>
-        <w:rPr>
-          <w:rFonts w:hint="eastAsia" w:ascii="Times New Roman" w:hAnsi="Times New Roman" w:eastAsia="Times New Roman" w:cs="Times New Roman"/>
-        </w:rPr>
-        <w:t>）</w:t>
+        <w:t>褪黑素吲哚合成路线</w:t>
       </w:r>
     </w:p>
     <w:p>
@@ -8201,41 +8980,123 @@
       </w:pPr>
       <w:r>
         <w:rPr>
-          <w:rFonts w:ascii="Times New Roman" w:hAnsi="Times New Roman" w:eastAsia="Times New Roman" w:cs="Times New Roman"/>
-          <w:b/>
-          <w:bCs/>
-        </w:rPr>
-        <w:t xml:space="preserve">10-1</w:t>
-      </w:r>
-      <w:r>
-        <w:rPr>
-          <w:rFonts w:ascii="Times New Roman" w:hAnsi="Times New Roman" w:eastAsia="Times New Roman" w:cs="Times New Roman"/>
-        </w:rPr>
-        <w:t xml:space="preserve"> </w:t>
-      </w:r>
-      <w:r>
-        <w:rPr>
-          <w:rFonts w:hint="eastAsia" w:ascii="Times New Roman" w:hAnsi="Times New Roman" w:eastAsia="FangSong" w:cs="Times New Roman"/>
-        </w:rPr>
-        <w:t xml:space="preserve">画出酰胺</w:t>
-      </w:r>
-      <w:r>
-        <w:rPr>
-          <w:rFonts w:ascii="Times New Roman" w:hAnsi="Times New Roman" w:eastAsia="Times New Roman" w:cs="Times New Roman"/>
-        </w:rPr>
-        <w:t xml:space="preserve"> A </w:t>
-      </w:r>
-      <w:r>
-        <w:rPr>
-          <w:rFonts w:hint="eastAsia" w:ascii="Times New Roman" w:hAnsi="Times New Roman" w:eastAsia="FangSong" w:cs="Times New Roman"/>
-        </w:rPr>
-        <w:t>的共振式</w:t>
+          <w:rFonts w:hint="eastAsia" w:ascii="Times New Roman" w:hAnsi="Times New Roman" w:eastAsia="FangSong" w:cs="Times New Roman"/>
+        </w:rPr>
+        <w:t>吲哚环广泛存在于天然产物中</w:t>
       </w:r>
       <w:r>
         <w:rPr>
           <w:rFonts w:hint="eastAsia" w:ascii="Times New Roman" w:hAnsi="Times New Roman" w:eastAsia="Times New Roman" w:cs="Times New Roman"/>
         </w:rPr>
         <w:t>。</w:t>
+      </w:r>
+      <w:r>
+        <w:rPr>
+          <w:rFonts w:hint="eastAsia" w:ascii="Times New Roman" w:hAnsi="Times New Roman" w:eastAsia="FangSong" w:cs="Times New Roman"/>
+        </w:rPr>
+        <w:t>在吲哚环的合成中</w:t>
+      </w:r>
+      <w:r>
+        <w:rPr>
+          <w:rFonts w:hint="eastAsia" w:ascii="Times New Roman" w:hAnsi="Times New Roman" w:eastAsia="Times New Roman" w:cs="Times New Roman"/>
+        </w:rPr>
+        <w:t>，</w:t>
+      </w:r>
+      <w:r>
+        <w:rPr>
+          <w:rFonts w:hint="eastAsia" w:ascii="Times New Roman" w:hAnsi="Times New Roman" w:eastAsia="FangSong" w:cs="Times New Roman"/>
+        </w:rPr>
+        <w:t>应用最广的合成方法是费歇尔</w:t>
+      </w:r>
+      <w:r>
+        <w:rPr>
+          <w:rFonts w:hint="eastAsia" w:ascii="Times New Roman" w:hAnsi="Times New Roman" w:eastAsia="Times New Roman" w:cs="Times New Roman"/>
+        </w:rPr>
+        <w:t>（Fischer）</w:t>
+      </w:r>
+      <w:r>
+        <w:rPr>
+          <w:rFonts w:hint="eastAsia" w:ascii="Times New Roman" w:hAnsi="Times New Roman" w:eastAsia="FangSong" w:cs="Times New Roman"/>
+        </w:rPr>
+        <w:t>合成法</w:t>
+      </w:r>
+      <w:r>
+        <w:rPr>
+          <w:rFonts w:hint="eastAsia" w:ascii="Times New Roman" w:hAnsi="Times New Roman" w:eastAsia="Times New Roman" w:cs="Times New Roman"/>
+        </w:rPr>
+        <w:t>，</w:t>
+      </w:r>
+      <w:r>
+        <w:rPr>
+          <w:rFonts w:hint="eastAsia" w:ascii="Times New Roman" w:hAnsi="Times New Roman" w:eastAsia="FangSong" w:cs="Times New Roman"/>
+        </w:rPr>
+        <w:t>它是将醛</w:t>
+      </w:r>
+      <w:r>
+        <w:rPr>
+          <w:rFonts w:hint="eastAsia" w:ascii="Times New Roman" w:hAnsi="Times New Roman" w:eastAsia="Times New Roman" w:cs="Times New Roman"/>
+        </w:rPr>
+        <w:t>、</w:t>
+      </w:r>
+      <w:r>
+        <w:rPr>
+          <w:rFonts w:hint="eastAsia" w:ascii="Times New Roman" w:hAnsi="Times New Roman" w:eastAsia="FangSong" w:cs="Times New Roman"/>
+        </w:rPr>
+        <w:t>酮</w:t>
+      </w:r>
+      <w:r>
+        <w:rPr>
+          <w:rFonts w:hint="eastAsia" w:ascii="Times New Roman" w:hAnsi="Times New Roman" w:eastAsia="Times New Roman" w:cs="Times New Roman"/>
+        </w:rPr>
+        <w:t>、</w:t>
+      </w:r>
+      <w:r>
+        <w:rPr>
+          <w:rFonts w:hint="eastAsia" w:ascii="Times New Roman" w:hAnsi="Times New Roman" w:eastAsia="FangSong" w:cs="Times New Roman"/>
+        </w:rPr>
+        <w:t>酮酸</w:t>
+      </w:r>
+      <w:r>
+        <w:rPr>
+          <w:rFonts w:hint="eastAsia" w:ascii="Times New Roman" w:hAnsi="Times New Roman" w:eastAsia="Times New Roman" w:cs="Times New Roman"/>
+        </w:rPr>
+        <w:t>、</w:t>
+      </w:r>
+      <w:r>
+        <w:rPr>
+          <w:rFonts w:hint="eastAsia" w:ascii="Times New Roman" w:hAnsi="Times New Roman" w:eastAsia="FangSong" w:cs="Times New Roman"/>
+        </w:rPr>
+        <w:t>酮酸酯或二酮的芳基取代腙在氯化锌</w:t>
+      </w:r>
+      <w:r>
+        <w:rPr>
+          <w:rFonts w:hint="eastAsia" w:ascii="Times New Roman" w:hAnsi="Times New Roman" w:eastAsia="Times New Roman" w:cs="Times New Roman"/>
+        </w:rPr>
+        <w:t>、</w:t>
+      </w:r>
+      <w:r>
+        <w:rPr>
+          <w:rFonts w:hint="eastAsia" w:ascii="Times New Roman" w:hAnsi="Times New Roman" w:eastAsia="FangSong" w:cs="Times New Roman"/>
+        </w:rPr>
+        <w:t>三聚磷酸或三氟化硼等路易斯酸的催化下加热制得</w:t>
+      </w:r>
+      <w:r>
+        <w:rPr>
+          <w:rFonts w:hint="eastAsia" w:ascii="Times New Roman" w:hAnsi="Times New Roman" w:eastAsia="Times New Roman" w:cs="Times New Roman"/>
+        </w:rPr>
+        <w:t>。</w:t>
+      </w:r>
+      <w:r>
+        <w:rPr>
+          <w:rFonts w:hint="eastAsia" w:ascii="Times New Roman" w:hAnsi="Times New Roman" w:eastAsia="FangSong" w:cs="Times New Roman"/>
+        </w:rPr>
+        <w:t>例如</w:t>
+      </w:r>
+      <w:r>
+        <w:rPr>
+          <w:rFonts w:hint="eastAsia" w:ascii="Times New Roman" w:hAnsi="Times New Roman" w:eastAsia="Times New Roman" w:cs="Times New Roman"/>
+        </w:rPr>
+        <w:t>：</w:t>
       </w:r>
     </w:p>
     <w:p>
@@ -8250,20 +9111,385 @@
         </w:rPr>
         <w:drawing>
           <wp:inline>
-            <wp:extent cx="1625600" cy="1587500"/>
+            <wp:extent cx="3600000" cy="791316"/>
             <wp:effectExtent b="0" l="0" r="0" t="0"/>
-            <wp:docPr descr="" title="" id="46" name="Picture"/>
+            <wp:docPr descr="" title="" id="47" name="Picture"/>
             <a:graphic>
               <a:graphicData uri="http://schemas.openxmlformats.org/drawingml/2006/picture">
                 <pic:pic>
                   <pic:nvPicPr>
-                    <pic:cNvPr descr="15158d8abc69b1f8a0127c1ef9f5dfb10dd5382e7847974ac3d0054d968df841.jpg" id="47" name="Picture"/>
+                    <pic:cNvPr descr="6ef24f42a7a11935c1188777e544601ecf35f6a8522c4444fd7981062098491c.jpg" id="48" name="Picture"/>
                     <pic:cNvPicPr>
                       <a:picLocks noChangeArrowheads="1" noChangeAspect="1"/>
                     </pic:cNvPicPr>
                   </pic:nvPicPr>
                   <pic:blipFill>
-                    <a:blip r:embed="rId45"/>
+                    <a:blip r:embed="rId46"/>
+                    <a:stretch>
+                      <a:fillRect/>
+                    </a:stretch>
+                  </pic:blipFill>
+                  <pic:spPr bwMode="auto">
+                    <a:xfrm>
+                      <a:off x="0" y="0"/>
+                      <a:ext cx="3600000" cy="791316"/>
+                    </a:xfrm>
+                    <a:prstGeom prst="rect">
+                      <a:avLst/>
+                    </a:prstGeom>
+                    <a:noFill/>
+                    <a:ln w="9525">
+                      <a:noFill/>
+                      <a:headEnd/>
+                      <a:tailEnd/>
+                    </a:ln>
+                  </pic:spPr>
+                </pic:pic>
+              </a:graphicData>
+            </a:graphic>
+          </wp:inline>
+        </w:drawing>
+      </w:r>
+    </w:p>
+    <w:p>
+      <w:pPr>
+        <w:pStyle w:val="BodyText"/>
+      </w:pPr>
+      <w:r>
+        <w:rPr>
+          <w:rFonts w:hint="eastAsia" w:ascii="Times New Roman" w:hAnsi="Times New Roman" w:eastAsia="Times New Roman" w:cs="Times New Roman"/>
+        </w:rPr>
+        <w:t>“</w:t>
+      </w:r>
+      <w:r>
+        <w:rPr>
+          <w:rFonts w:hint="eastAsia" w:ascii="Times New Roman" w:hAnsi="Times New Roman" w:eastAsia="FangSong" w:cs="Times New Roman"/>
+        </w:rPr>
+        <w:t>褪黑素</w:t>
+      </w:r>
+      <w:r>
+        <w:rPr>
+          <w:rFonts w:hint="eastAsia" w:ascii="Times New Roman" w:hAnsi="Times New Roman" w:eastAsia="Times New Roman" w:cs="Times New Roman"/>
+        </w:rPr>
+        <w:t>”</w:t>
+      </w:r>
+      <w:r>
+        <w:rPr>
+          <w:rFonts w:hint="eastAsia" w:ascii="Times New Roman" w:hAnsi="Times New Roman" w:eastAsia="Times New Roman" w:cs="Times New Roman"/>
+        </w:rPr>
+        <w:t>（melatonin）</w:t>
+      </w:r>
+      <w:r>
+        <w:rPr>
+          <w:rFonts w:hint="eastAsia" w:ascii="Times New Roman" w:hAnsi="Times New Roman" w:eastAsia="FangSong" w:cs="Times New Roman"/>
+        </w:rPr>
+        <w:t>是吲哚环衍生物</w:t>
+      </w:r>
+      <w:r>
+        <w:rPr>
+          <w:rFonts w:hint="eastAsia" w:ascii="Times New Roman" w:hAnsi="Times New Roman" w:eastAsia="Times New Roman" w:cs="Times New Roman"/>
+        </w:rPr>
+        <w:t>，</w:t>
+      </w:r>
+      <w:r>
+        <w:rPr>
+          <w:rFonts w:hint="eastAsia" w:ascii="Times New Roman" w:hAnsi="Times New Roman" w:eastAsia="FangSong" w:cs="Times New Roman"/>
+        </w:rPr>
+        <w:t>它具有一定的生物活性</w:t>
+      </w:r>
+      <w:r>
+        <w:rPr>
+          <w:rFonts w:hint="eastAsia" w:ascii="Times New Roman" w:hAnsi="Times New Roman" w:eastAsia="Times New Roman" w:cs="Times New Roman"/>
+        </w:rPr>
+        <w:t>，</w:t>
+      </w:r>
+      <w:r>
+        <w:rPr>
+          <w:rFonts w:hint="eastAsia" w:ascii="Times New Roman" w:hAnsi="Times New Roman" w:eastAsia="FangSong" w:cs="Times New Roman"/>
+        </w:rPr>
+        <w:t>可用对氨基苯甲醚为原料进行合成</w:t>
+      </w:r>
+      <w:r>
+        <w:rPr>
+          <w:rFonts w:hint="eastAsia" w:ascii="Times New Roman" w:hAnsi="Times New Roman" w:eastAsia="Times New Roman" w:cs="Times New Roman"/>
+        </w:rPr>
+        <w:t>，</w:t>
+      </w:r>
+      <w:r>
+        <w:rPr>
+          <w:rFonts w:hint="eastAsia" w:ascii="Times New Roman" w:hAnsi="Times New Roman" w:eastAsia="FangSong" w:cs="Times New Roman"/>
+        </w:rPr>
+        <w:t>反应过程如下</w:t>
+      </w:r>
+      <w:r>
+        <w:rPr>
+          <w:rFonts w:hint="eastAsia" w:ascii="Times New Roman" w:hAnsi="Times New Roman" w:eastAsia="Times New Roman" w:cs="Times New Roman"/>
+        </w:rPr>
+        <w:t>：</w:t>
+      </w:r>
+    </w:p>
+    <w:p>
+      <w:pPr>
+        <w:pStyle w:val="BodyText"/>
+        <w:spacing w:before="160" w:after="80"/>
+        <w:jc w:val="center"/>
+      </w:pPr>
+      <w:r>
+        <w:rPr>
+          <w:rFonts w:ascii="Times New Roman" w:hAnsi="Times New Roman" w:eastAsia="Times New Roman" w:cs="Times New Roman"/>
+        </w:rPr>
+        <w:drawing>
+          <wp:inline>
+            <wp:extent cx="3600000" cy="628462"/>
+            <wp:effectExtent b="0" l="0" r="0" t="0"/>
+            <wp:docPr descr="" title="" id="50" name="Picture"/>
+            <a:graphic>
+              <a:graphicData uri="http://schemas.openxmlformats.org/drawingml/2006/picture">
+                <pic:pic>
+                  <pic:nvPicPr>
+                    <pic:cNvPr descr="f92728f3c4d0d8a817ec8473a79ce1e6ab40e668f2bbdb0f8cdca3d2b5631ed7.jpg" id="51" name="Picture"/>
+                    <pic:cNvPicPr>
+                      <a:picLocks noChangeArrowheads="1" noChangeAspect="1"/>
+                    </pic:cNvPicPr>
+                  </pic:nvPicPr>
+                  <pic:blipFill>
+                    <a:blip r:embed="rId49"/>
+                    <a:stretch>
+                      <a:fillRect/>
+                    </a:stretch>
+                  </pic:blipFill>
+                  <pic:spPr bwMode="auto">
+                    <a:xfrm>
+                      <a:off x="0" y="0"/>
+                      <a:ext cx="3600000" cy="628462"/>
+                    </a:xfrm>
+                    <a:prstGeom prst="rect">
+                      <a:avLst/>
+                    </a:prstGeom>
+                    <a:noFill/>
+                    <a:ln w="9525">
+                      <a:noFill/>
+                      <a:headEnd/>
+                      <a:tailEnd/>
+                    </a:ln>
+                  </pic:spPr>
+                </pic:pic>
+              </a:graphicData>
+            </a:graphic>
+          </wp:inline>
+        </w:drawing>
+      </w:r>
+    </w:p>
+    <w:p>
+      <w:pPr>
+        <w:pStyle w:val="BodyText"/>
+        <w:spacing w:before="160" w:after="80"/>
+        <w:jc w:val="center"/>
+      </w:pPr>
+      <w:r>
+        <w:rPr>
+          <w:rFonts w:ascii="Times New Roman" w:hAnsi="Times New Roman" w:eastAsia="Times New Roman" w:cs="Times New Roman"/>
+        </w:rPr>
+        <w:drawing>
+          <wp:inline>
+            <wp:extent cx="3600000" cy="1090812"/>
+            <wp:effectExtent b="0" l="0" r="0" t="0"/>
+            <wp:docPr descr="" title="" id="53" name="Picture"/>
+            <a:graphic>
+              <a:graphicData uri="http://schemas.openxmlformats.org/drawingml/2006/picture">
+                <pic:pic>
+                  <pic:nvPicPr>
+                    <pic:cNvPr descr="97372f8f652dc1af8d717bffa9c1928aaacf3f9336fc3ee399b71530bb5ac3d1.jpg" id="54" name="Picture"/>
+                    <pic:cNvPicPr>
+                      <a:picLocks noChangeArrowheads="1" noChangeAspect="1"/>
+                    </pic:cNvPicPr>
+                  </pic:nvPicPr>
+                  <pic:blipFill>
+                    <a:blip r:embed="rId52"/>
+                    <a:stretch>
+                      <a:fillRect/>
+                    </a:stretch>
+                  </pic:blipFill>
+                  <pic:spPr bwMode="auto">
+                    <a:xfrm>
+                      <a:off x="0" y="0"/>
+                      <a:ext cx="3600000" cy="1090812"/>
+                    </a:xfrm>
+                    <a:prstGeom prst="rect">
+                      <a:avLst/>
+                    </a:prstGeom>
+                    <a:noFill/>
+                    <a:ln w="9525">
+                      <a:noFill/>
+                      <a:headEnd/>
+                      <a:tailEnd/>
+                    </a:ln>
+                  </pic:spPr>
+                </pic:pic>
+              </a:graphicData>
+            </a:graphic>
+          </wp:inline>
+        </w:drawing>
+      </w:r>
+    </w:p>
+    <w:p>
+      <w:pPr>
+        <w:pStyle w:val="BodyText"/>
+      </w:pPr>
+      <w:r>
+        <w:rPr>
+          <w:rFonts w:hint="eastAsia" w:ascii="Times New Roman" w:hAnsi="Times New Roman" w:eastAsia="FangSong" w:cs="Times New Roman"/>
+        </w:rPr>
+        <w:t xml:space="preserve">请写出</w:t>
+      </w:r>
+      <w:r>
+        <w:rPr>
+          <w:rFonts w:ascii="Times New Roman" w:hAnsi="Times New Roman" w:eastAsia="Times New Roman" w:cs="Times New Roman"/>
+        </w:rPr>
+        <w:t xml:space="preserve"> A、B、C、D、E、F、G、H、I </w:t>
+      </w:r>
+      <w:r>
+        <w:rPr>
+          <w:rFonts w:hint="eastAsia" w:ascii="Times New Roman" w:hAnsi="Times New Roman" w:eastAsia="FangSong" w:cs="Times New Roman"/>
+        </w:rPr>
+        <w:t>所代表的化合物的结构式或反应条件</w:t>
+      </w:r>
+      <w:r>
+        <w:rPr>
+          <w:rFonts w:hint="eastAsia" w:ascii="Times New Roman" w:hAnsi="Times New Roman" w:eastAsia="Times New Roman" w:cs="Times New Roman"/>
+        </w:rPr>
+        <w:t>。</w:t>
+      </w:r>
+    </w:p>
+    <w:p>
+      <w:pPr>
+        <w:spacing w:before="160" w:after="80"/>
+      </w:pPr>
+      <w:r>
+        <w:pict>
+          <v:rect style="width:0;height:1.5pt" o:hralign="center" o:hrstd="t" o:hr="t"/>
+        </w:pict>
+      </w:r>
+    </w:p>
+    <w:bookmarkEnd w:id="55"/>
+    <w:bookmarkStart w:id="80" w:name="有机合成与机理第35届初赛"/>
+    <w:p>
+      <w:pPr>
+        <w:pStyle w:val="Heading2"/>
+        <w:spacing w:before="280" w:after="120"/>
+      </w:pPr>
+      <w:r>
+        <w:rPr>
+          <w:rFonts w:ascii="Times New Roman" w:hAnsi="Times New Roman" w:eastAsia="Times New Roman" w:cs="Times New Roman"/>
+        </w:rPr>
+        <w:t xml:space="preserve">10.15 </w:t>
+      </w:r>
+      <w:r>
+        <w:rPr>
+          <w:rFonts w:hint="eastAsia" w:ascii="Times New Roman" w:hAnsi="Times New Roman" w:eastAsia="SimHei" w:cs="Times New Roman"/>
+        </w:rPr>
+        <w:t>有机合成与机理</w:t>
+      </w:r>
+      <w:r>
+        <w:rPr>
+          <w:rFonts w:hint="eastAsia" w:ascii="Times New Roman" w:hAnsi="Times New Roman" w:eastAsia="Times New Roman" w:cs="Times New Roman"/>
+        </w:rPr>
+        <w:t>（</w:t>
+      </w:r>
+      <w:r>
+        <w:rPr>
+          <w:rFonts w:hint="eastAsia" w:ascii="Times New Roman" w:hAnsi="Times New Roman" w:eastAsia="SimHei" w:cs="Times New Roman"/>
+        </w:rPr>
+        <w:t>第</w:t>
+      </w:r>
+      <w:r>
+        <w:rPr>
+          <w:rFonts w:hint="eastAsia" w:ascii="Times New Roman" w:hAnsi="Times New Roman" w:eastAsia="Times New Roman" w:cs="Times New Roman"/>
+        </w:rPr>
+        <w:t>35</w:t>
+      </w:r>
+      <w:r>
+        <w:rPr>
+          <w:rFonts w:hint="eastAsia" w:ascii="Times New Roman" w:hAnsi="Times New Roman" w:eastAsia="SimHei" w:cs="Times New Roman"/>
+        </w:rPr>
+        <w:t>届初赛</w:t>
+      </w:r>
+      <w:r>
+        <w:rPr>
+          <w:rFonts w:hint="eastAsia" w:ascii="Times New Roman" w:hAnsi="Times New Roman" w:eastAsia="Times New Roman" w:cs="Times New Roman"/>
+        </w:rPr>
+        <w:t>）</w:t>
+      </w:r>
+    </w:p>
+    <w:p>
+      <w:pPr>
+        <w:pStyle w:val="FirstParagraph"/>
+      </w:pPr>
+      <w:r>
+        <w:rPr>
+          <w:rFonts w:ascii="Times New Roman" w:hAnsi="Times New Roman" w:eastAsia="Times New Roman" w:cs="Times New Roman"/>
+          <w:b/>
+          <w:bCs/>
+        </w:rPr>
+        <w:t xml:space="preserve">10-1</w:t>
+      </w:r>
+      <w:r>
+        <w:rPr>
+          <w:rFonts w:ascii="Times New Roman" w:hAnsi="Times New Roman" w:eastAsia="Times New Roman" w:cs="Times New Roman"/>
+        </w:rPr>
+        <w:t xml:space="preserve"> </w:t>
+      </w:r>
+      <w:r>
+        <w:rPr>
+          <w:rFonts w:hint="eastAsia" w:ascii="Times New Roman" w:hAnsi="Times New Roman" w:eastAsia="FangSong" w:cs="Times New Roman"/>
+        </w:rPr>
+        <w:t xml:space="preserve">画出酰胺</w:t>
+      </w:r>
+      <w:r>
+        <w:rPr>
+          <w:rFonts w:ascii="Times New Roman" w:hAnsi="Times New Roman" w:eastAsia="Times New Roman" w:cs="Times New Roman"/>
+        </w:rPr>
+        <w:t xml:space="preserve"> A </w:t>
+      </w:r>
+      <w:r>
+        <w:rPr>
+          <w:rFonts w:hint="eastAsia" w:ascii="Times New Roman" w:hAnsi="Times New Roman" w:eastAsia="FangSong" w:cs="Times New Roman"/>
+        </w:rPr>
+        <w:t>的共振式</w:t>
+      </w:r>
+      <w:r>
+        <w:rPr>
+          <w:rFonts w:hint="eastAsia" w:ascii="Times New Roman" w:hAnsi="Times New Roman" w:eastAsia="Times New Roman" w:cs="Times New Roman"/>
+        </w:rPr>
+        <w:t>。</w:t>
+      </w:r>
+    </w:p>
+    <w:p>
+      <w:pPr>
+        <w:pStyle w:val="BodyText"/>
+        <w:spacing w:before="160" w:after="80"/>
+        <w:jc w:val="center"/>
+      </w:pPr>
+      <w:r>
+        <w:rPr>
+          <w:rFonts w:ascii="Times New Roman" w:hAnsi="Times New Roman" w:eastAsia="Times New Roman" w:cs="Times New Roman"/>
+        </w:rPr>
+        <w:drawing>
+          <wp:inline>
+            <wp:extent cx="1625600" cy="1587500"/>
+            <wp:effectExtent b="0" l="0" r="0" t="0"/>
+            <wp:docPr descr="" title="" id="57" name="Picture"/>
+            <a:graphic>
+              <a:graphicData uri="http://schemas.openxmlformats.org/drawingml/2006/picture">
+                <pic:pic>
+                  <pic:nvPicPr>
+                    <pic:cNvPr descr="15158d8abc69b1f8a0127c1ef9f5dfb10dd5382e7847974ac3d0054d968df841.jpg" id="58" name="Picture"/>
+                    <pic:cNvPicPr>
+                      <a:picLocks noChangeArrowheads="1" noChangeAspect="1"/>
+                    </pic:cNvPicPr>
+                  </pic:nvPicPr>
+                  <pic:blipFill>
+                    <a:blip r:embed="rId56"/>
                     <a:stretch>
                       <a:fillRect/>
                     </a:stretch>
@@ -8304,18 +9530,18 @@
           <wp:inline>
             <wp:extent cx="2743200" cy="1524000"/>
             <wp:effectExtent b="0" l="0" r="0" t="0"/>
-            <wp:docPr descr="" title="" id="49" name="Picture"/>
+            <wp:docPr descr="" title="" id="60" name="Picture"/>
             <a:graphic>
               <a:graphicData uri="http://schemas.openxmlformats.org/drawingml/2006/picture">
                 <pic:pic>
                   <pic:nvPicPr>
-                    <pic:cNvPr descr="fac9394e59d0eb13a9f8a6596532895b17de29e07eb7a81caabccd8965f36417.jpg" id="50" name="Picture"/>
+                    <pic:cNvPr descr="fac9394e59d0eb13a9f8a6596532895b17de29e07eb7a81caabccd8965f36417.jpg" id="61" name="Picture"/>
                     <pic:cNvPicPr>
                       <a:picLocks noChangeArrowheads="1" noChangeAspect="1"/>
                     </pic:cNvPicPr>
                   </pic:nvPicPr>
                   <pic:blipFill>
-                    <a:blip r:embed="rId48"/>
+                    <a:blip r:embed="rId59"/>
                     <a:stretch>
                       <a:fillRect/>
                     </a:stretch>
@@ -8356,18 +9582,18 @@
           <wp:inline>
             <wp:extent cx="1727200" cy="1524000"/>
             <wp:effectExtent b="0" l="0" r="0" t="0"/>
-            <wp:docPr descr="" title="" id="52" name="Picture"/>
+            <wp:docPr descr="" title="" id="63" name="Picture"/>
             <a:graphic>
               <a:graphicData uri="http://schemas.openxmlformats.org/drawingml/2006/picture">
                 <pic:pic>
                   <pic:nvPicPr>
-                    <pic:cNvPr descr="dccb82d937f7e363d1f1213d579d4863438b98edb1807dc7464c5b3a91ba7d69.jpg" id="53" name="Picture"/>
+                    <pic:cNvPr descr="dccb82d937f7e363d1f1213d579d4863438b98edb1807dc7464c5b3a91ba7d69.jpg" id="64" name="Picture"/>
                     <pic:cNvPicPr>
                       <a:picLocks noChangeArrowheads="1" noChangeAspect="1"/>
                     </pic:cNvPicPr>
                   </pic:nvPicPr>
                   <pic:blipFill>
-                    <a:blip r:embed="rId51"/>
+                    <a:blip r:embed="rId62"/>
                     <a:stretch>
                       <a:fillRect/>
                     </a:stretch>
@@ -8790,18 +10016,18 @@
           <wp:inline>
             <wp:extent cx="3600000" cy="570456"/>
             <wp:effectExtent b="0" l="0" r="0" t="0"/>
-            <wp:docPr descr="" title="" id="55" name="Picture"/>
+            <wp:docPr descr="" title="" id="66" name="Picture"/>
             <a:graphic>
               <a:graphicData uri="http://schemas.openxmlformats.org/drawingml/2006/picture">
                 <pic:pic>
                   <pic:nvPicPr>
-                    <pic:cNvPr descr="67b08cc52ed0e2c8583df64f64ffd900f6b8d75dfa5c608fcdc968316f9dc5d5.jpg" id="56" name="Picture"/>
+                    <pic:cNvPr descr="67b08cc52ed0e2c8583df64f64ffd900f6b8d75dfa5c608fcdc968316f9dc5d5.jpg" id="67" name="Picture"/>
                     <pic:cNvPicPr>
                       <a:picLocks noChangeArrowheads="1" noChangeAspect="1"/>
                     </pic:cNvPicPr>
                   </pic:nvPicPr>
                   <pic:blipFill>
-                    <a:blip r:embed="rId54"/>
+                    <a:blip r:embed="rId65"/>
                     <a:stretch>
                       <a:fillRect/>
                     </a:stretch>
@@ -9506,18 +10732,18 @@
           <wp:inline>
             <wp:extent cx="2146300" cy="2616200"/>
             <wp:effectExtent b="0" l="0" r="0" t="0"/>
-            <wp:docPr descr="" title="" id="58" name="Picture"/>
+            <wp:docPr descr="" title="" id="69" name="Picture"/>
             <a:graphic>
               <a:graphicData uri="http://schemas.openxmlformats.org/drawingml/2006/picture">
                 <pic:pic>
                   <pic:nvPicPr>
-                    <pic:cNvPr descr="8d0cd06f5052f583eda49bbfaa3691f948d163cacfff9c6765a162c387561221.jpg" id="59" name="Picture"/>
+                    <pic:cNvPr descr="8d0cd06f5052f583eda49bbfaa3691f948d163cacfff9c6765a162c387561221.jpg" id="70" name="Picture"/>
                     <pic:cNvPicPr>
                       <a:picLocks noChangeArrowheads="1" noChangeAspect="1"/>
                     </pic:cNvPicPr>
                   </pic:nvPicPr>
                   <pic:blipFill>
-                    <a:blip r:embed="rId57"/>
+                    <a:blip r:embed="rId68"/>
                     <a:stretch>
                       <a:fillRect/>
                     </a:stretch>
@@ -9570,18 +10796,18 @@
           <wp:inline>
             <wp:extent cx="3594100" cy="1968500"/>
             <wp:effectExtent b="0" l="0" r="0" t="0"/>
-            <wp:docPr descr="" title="" id="61" name="Picture"/>
+            <wp:docPr descr="" title="" id="72" name="Picture"/>
             <a:graphic>
               <a:graphicData uri="http://schemas.openxmlformats.org/drawingml/2006/picture">
                 <pic:pic>
                   <pic:nvPicPr>
-                    <pic:cNvPr descr="6021dc5ce22613d47c2a0abf558fa0117f010eaa13ac9f49606af9ffe8af0f02.jpg" id="62" name="Picture"/>
+                    <pic:cNvPr descr="6021dc5ce22613d47c2a0abf558fa0117f010eaa13ac9f49606af9ffe8af0f02.jpg" id="73" name="Picture"/>
                     <pic:cNvPicPr>
                       <a:picLocks noChangeArrowheads="1" noChangeAspect="1"/>
                     </pic:cNvPicPr>
                   </pic:nvPicPr>
                   <pic:blipFill>
-                    <a:blip r:embed="rId60"/>
+                    <a:blip r:embed="rId71"/>
                     <a:stretch>
                       <a:fillRect/>
                     </a:stretch>
@@ -9634,18 +10860,18 @@
           <wp:inline>
             <wp:extent cx="3600000" cy="1815835"/>
             <wp:effectExtent b="0" l="0" r="0" t="0"/>
-            <wp:docPr descr="" title="" id="64" name="Picture"/>
+            <wp:docPr descr="" title="" id="75" name="Picture"/>
             <a:graphic>
               <a:graphicData uri="http://schemas.openxmlformats.org/drawingml/2006/picture">
                 <pic:pic>
                   <pic:nvPicPr>
-                    <pic:cNvPr descr="8795674213c15fc3a037fa4078d0c29ff9455373239c327fa23bba2935e2269c.jpg" id="65" name="Picture"/>
+                    <pic:cNvPr descr="8795674213c15fc3a037fa4078d0c29ff9455373239c327fa23bba2935e2269c.jpg" id="76" name="Picture"/>
                     <pic:cNvPicPr>
                       <a:picLocks noChangeArrowheads="1" noChangeAspect="1"/>
                     </pic:cNvPicPr>
                   </pic:nvPicPr>
                   <pic:blipFill>
-                    <a:blip r:embed="rId63"/>
+                    <a:blip r:embed="rId74"/>
                     <a:stretch>
                       <a:fillRect/>
                     </a:stretch>
@@ -9741,18 +10967,18 @@
           <wp:inline>
             <wp:extent cx="3600000" cy="489680"/>
             <wp:effectExtent b="0" l="0" r="0" t="0"/>
-            <wp:docPr descr="" title="" id="67" name="Picture"/>
+            <wp:docPr descr="" title="" id="78" name="Picture"/>
             <a:graphic>
               <a:graphicData uri="http://schemas.openxmlformats.org/drawingml/2006/picture">
                 <pic:pic>
                   <pic:nvPicPr>
-                    <pic:cNvPr descr="fee6b6a4f9c6741194d172504b7230c270b297a8643c4b5c2bd1e8251d701834.jpg" id="68" name="Picture"/>
+                    <pic:cNvPr descr="fee6b6a4f9c6741194d172504b7230c270b297a8643c4b5c2bd1e8251d701834.jpg" id="79" name="Picture"/>
                     <pic:cNvPicPr>
                       <a:picLocks noChangeArrowheads="1" noChangeAspect="1"/>
                     </pic:cNvPicPr>
                   </pic:nvPicPr>
                   <pic:blipFill>
-                    <a:blip r:embed="rId66"/>
+                    <a:blip r:embed="rId77"/>
                     <a:stretch>
                       <a:fillRect/>
                     </a:stretch>
@@ -9789,8 +11015,8 @@
         </w:pict>
       </w:r>
     </w:p>
-    <w:bookmarkEnd w:id="69"/>
-    <w:bookmarkStart w:id="73" w:name="氧化反应选择性第37届初赛"/>
+    <w:bookmarkEnd w:id="80"/>
+    <w:bookmarkStart w:id="84" w:name="氧化反应选择性第37届初赛"/>
     <w:p>
       <w:pPr>
         <w:pStyle w:val="Heading2"/>
@@ -9800,7 +11026,7 @@
         <w:rPr>
           <w:rFonts w:ascii="Times New Roman" w:hAnsi="Times New Roman" w:eastAsia="Times New Roman" w:cs="Times New Roman"/>
         </w:rPr>
-        <w:t xml:space="preserve">10.14 </w:t>
+        <w:t xml:space="preserve">10.16 </w:t>
       </w:r>
       <w:r>
         <w:rPr>
@@ -9894,18 +11120,18 @@
           <wp:inline>
             <wp:extent cx="3600000" cy="2082743"/>
             <wp:effectExtent b="0" l="0" r="0" t="0"/>
-            <wp:docPr descr="" title="" id="71" name="Picture"/>
+            <wp:docPr descr="" title="" id="82" name="Picture"/>
             <a:graphic>
               <a:graphicData uri="http://schemas.openxmlformats.org/drawingml/2006/picture">
                 <pic:pic>
                   <pic:nvPicPr>
-                    <pic:cNvPr descr="4034dd8322aa7eb20fe8d9fa718ec2d6d30e533cdab63b2baafb38738c63f2c2.jpg" id="72" name="Picture"/>
+                    <pic:cNvPr descr="4034dd8322aa7eb20fe8d9fa718ec2d6d30e533cdab63b2baafb38738c63f2c2.jpg" id="83" name="Picture"/>
                     <pic:cNvPicPr>
                       <a:picLocks noChangeArrowheads="1" noChangeAspect="1"/>
                     </pic:cNvPicPr>
                   </pic:nvPicPr>
                   <pic:blipFill>
-                    <a:blip r:embed="rId70"/>
+                    <a:blip r:embed="rId81"/>
                     <a:stretch>
                       <a:fillRect/>
                     </a:stretch>
@@ -10657,8 +11883,8 @@
         </w:pict>
       </w:r>
     </w:p>
-    <w:bookmarkEnd w:id="73"/>
-    <w:bookmarkEnd w:id="74"/>
+    <w:bookmarkEnd w:id="84"/>
+    <w:bookmarkEnd w:id="85"/>
     <w:sectPr>
       <w:footerReference w:type="default" r:id="rId10"/>
       <w:footnotePr>

--- a/00-首页/题组Word/习题书/学生版/第三篇-有机化学/10-有机合成设计.docx
+++ b/00-首页/题组Word/习题书/学生版/第三篇-有机化学/10-有机合成设计.docx
@@ -3,239 +3,6 @@
 <w:document xmlns:w="http://schemas.openxmlformats.org/wordprocessingml/2006/main" xmlns:m="http://schemas.openxmlformats.org/officeDocument/2006/math" xmlns:r="http://schemas.openxmlformats.org/officeDocument/2006/relationships" xmlns:o="urn:schemas-microsoft-com:office:office" xmlns:v="urn:schemas-microsoft-com:vml" xmlns:w10="urn:schemas-microsoft-com:office:word" xmlns:a="http://schemas.openxmlformats.org/drawingml/2006/main" xmlns:pic="http://schemas.openxmlformats.org/drawingml/2006/picture" xmlns:wp="http://schemas.openxmlformats.org/drawingml/2006/wordprocessingDrawing">
   <w:body>
     <w:bookmarkStart w:id="85" w:name="第-10-章-有机合成设计"/>
-    <w:p>
-      <w:pPr>
-        <w:spacing w:after="1800" w:before="1200" w:line="276" w:lineRule="auto"/>
-        <w:jc w:val="center"/>
-      </w:pPr>
-    </w:p>
-    <w:p>
-      <w:pPr>
-        <w:spacing w:after="320" w:before="0" w:line="276" w:lineRule="auto"/>
-        <w:jc w:val="center"/>
-      </w:pPr>
-      <w:r>
-        <w:rPr>
-          <w:rFonts w:ascii="Times New Roman" w:hAnsi="Times New Roman" w:eastAsia="SimHei" w:cs="Times New Roman"/>
-          <w:b/>
-          <w:color w:val="17324D"/>
-          <w:sz w:val="64"/>
-        </w:rPr>
-        <w:t>化学竞赛习题册</w:t>
-      </w:r>
-    </w:p>
-    <w:p>
-      <w:pPr>
-        <w:spacing w:after="120" w:before="0" w:line="276" w:lineRule="auto"/>
-        <w:jc w:val="center"/>
-      </w:pPr>
-      <w:r>
-        <w:rPr>
-          <w:rFonts w:ascii="Times New Roman" w:hAnsi="Times New Roman" w:eastAsia="SimHei" w:cs="Times New Roman"/>
-          <w:b w:val="0"/>
-          <w:color w:val="5B6975"/>
-          <w:sz w:val="32"/>
-        </w:rPr>
-        <w:t>第三篇</w:t>
-      </w:r>
-      <w:r>
-        <w:rPr>
-          <w:rFonts w:ascii="Times New Roman" w:hAnsi="Times New Roman" w:eastAsia="Times New Roman" w:cs="Times New Roman"/>
-          <w:b w:val="0"/>
-          <w:color w:val="5B6975"/>
-          <w:sz w:val="32"/>
-        </w:rPr>
-        <w:t xml:space="preserve"> </w:t>
-      </w:r>
-      <w:r>
-        <w:rPr>
-          <w:rFonts w:ascii="Times New Roman" w:hAnsi="Times New Roman" w:eastAsia="SimHei" w:cs="Times New Roman"/>
-          <w:b w:val="0"/>
-          <w:color w:val="5B6975"/>
-          <w:sz w:val="32"/>
-        </w:rPr>
-        <w:t>有机化学</w:t>
-      </w:r>
-    </w:p>
-    <w:p>
-      <w:pPr>
-        <w:spacing w:after="600" w:before="0" w:line="276" w:lineRule="auto"/>
-        <w:jc w:val="center"/>
-      </w:pPr>
-      <w:r>
-        <w:rPr>
-          <w:rFonts w:ascii="Times New Roman" w:hAnsi="Times New Roman" w:eastAsia="SimHei" w:cs="Times New Roman"/>
-          <w:b/>
-          <w:color w:val="17324D"/>
-          <w:sz w:val="44"/>
-        </w:rPr>
-        <w:t>第</w:t>
-      </w:r>
-      <w:r>
-        <w:rPr>
-          <w:rFonts w:ascii="Times New Roman" w:hAnsi="Times New Roman" w:eastAsia="Times New Roman" w:cs="Times New Roman"/>
-          <w:b/>
-          <w:color w:val="17324D"/>
-          <w:sz w:val="44"/>
-        </w:rPr>
-        <w:t xml:space="preserve"> 10 </w:t>
-      </w:r>
-      <w:r>
-        <w:rPr>
-          <w:rFonts w:ascii="Times New Roman" w:hAnsi="Times New Roman" w:eastAsia="SimHei" w:cs="Times New Roman"/>
-          <w:b/>
-          <w:color w:val="17324D"/>
-          <w:sz w:val="44"/>
-        </w:rPr>
-        <w:t>章</w:t>
-      </w:r>
-      <w:r>
-        <w:rPr>
-          <w:rFonts w:ascii="Times New Roman" w:hAnsi="Times New Roman" w:eastAsia="Times New Roman" w:cs="Times New Roman"/>
-          <w:b/>
-          <w:color w:val="17324D"/>
-          <w:sz w:val="44"/>
-        </w:rPr>
-        <w:t xml:space="preserve"> </w:t>
-      </w:r>
-      <w:r>
-        <w:rPr>
-          <w:rFonts w:ascii="Times New Roman" w:hAnsi="Times New Roman" w:eastAsia="SimHei" w:cs="Times New Roman"/>
-          <w:b/>
-          <w:color w:val="17324D"/>
-          <w:sz w:val="44"/>
-        </w:rPr>
-        <w:t>有机合成设计</w:t>
-      </w:r>
-    </w:p>
-    <w:p>
-      <w:pPr>
-        <w:spacing w:after="600" w:before="120" w:line="276" w:lineRule="auto"/>
-        <w:jc w:val="center"/>
-        <w:pBdr>
-          <w:bottom w:val="single" w:sz="8" w:space="4" w:color="4A6577"/>
-        </w:pBdr>
-      </w:pPr>
-    </w:p>
-    <w:p>
-      <w:pPr>
-        <w:spacing w:after="160" w:before="0" w:line="276" w:lineRule="auto"/>
-        <w:jc w:val="center"/>
-      </w:pPr>
-      <w:r>
-        <w:rPr>
-          <w:rFonts w:ascii="Times New Roman" w:hAnsi="Times New Roman" w:eastAsia="FangSong" w:cs="Times New Roman"/>
-          <w:b w:val="0"/>
-          <w:color w:val="5B6975"/>
-          <w:sz w:val="24"/>
-        </w:rPr>
-        <w:t>题量</w:t>
-      </w:r>
-      <w:r>
-        <w:rPr>
-          <w:rFonts w:ascii="Times New Roman" w:hAnsi="Times New Roman" w:eastAsia="Times New Roman" w:cs="Times New Roman"/>
-          <w:b w:val="0"/>
-          <w:color w:val="5B6975"/>
-          <w:sz w:val="24"/>
-        </w:rPr>
-        <w:t>：16</w:t>
-      </w:r>
-    </w:p>
-    <w:p>
-      <w:pPr>
-        <w:spacing w:after="160" w:before="0" w:line="276" w:lineRule="auto"/>
-        <w:jc w:val="center"/>
-      </w:pPr>
-      <w:r>
-        <w:rPr>
-          <w:rFonts w:ascii="Times New Roman" w:hAnsi="Times New Roman" w:eastAsia="FangSong" w:cs="Times New Roman"/>
-          <w:b w:val="0"/>
-          <w:color w:val="5B6975"/>
-          <w:sz w:val="24"/>
-        </w:rPr>
-        <w:t>版本</w:t>
-      </w:r>
-      <w:r>
-        <w:rPr>
-          <w:rFonts w:ascii="Times New Roman" w:hAnsi="Times New Roman" w:eastAsia="Times New Roman" w:cs="Times New Roman"/>
-          <w:b w:val="0"/>
-          <w:color w:val="5B6975"/>
-          <w:sz w:val="24"/>
-        </w:rPr>
-        <w:t>：</w:t>
-      </w:r>
-      <w:r>
-        <w:rPr>
-          <w:rFonts w:ascii="Times New Roman" w:hAnsi="Times New Roman" w:eastAsia="FangSong" w:cs="Times New Roman"/>
-          <w:b w:val="0"/>
-          <w:color w:val="5B6975"/>
-          <w:sz w:val="24"/>
-        </w:rPr>
-        <w:t>学生版</w:t>
-      </w:r>
-      <w:r>
-        <w:rPr>
-          <w:rFonts w:ascii="Times New Roman" w:hAnsi="Times New Roman" w:eastAsia="Times New Roman" w:cs="Times New Roman"/>
-          <w:b w:val="0"/>
-          <w:color w:val="5B6975"/>
-          <w:sz w:val="24"/>
-        </w:rPr>
-        <w:t>（</w:t>
-      </w:r>
-      <w:r>
-        <w:rPr>
-          <w:rFonts w:ascii="Times New Roman" w:hAnsi="Times New Roman" w:eastAsia="FangSong" w:cs="Times New Roman"/>
-          <w:b w:val="0"/>
-          <w:color w:val="5B6975"/>
-          <w:sz w:val="24"/>
-        </w:rPr>
-        <w:t>无答案</w:t>
-      </w:r>
-      <w:r>
-        <w:rPr>
-          <w:rFonts w:ascii="Times New Roman" w:hAnsi="Times New Roman" w:eastAsia="Times New Roman" w:cs="Times New Roman"/>
-          <w:b w:val="0"/>
-          <w:color w:val="5B6975"/>
-          <w:sz w:val="24"/>
-        </w:rPr>
-        <w:t>）</w:t>
-      </w:r>
-    </w:p>
-    <w:p>
-      <w:pPr>
-        <w:spacing w:after="160" w:before="0" w:line="276" w:lineRule="auto"/>
-        <w:jc w:val="center"/>
-      </w:pPr>
-      <w:r>
-        <w:rPr>
-          <w:rFonts w:ascii="Times New Roman" w:hAnsi="Times New Roman" w:eastAsia="FangSong" w:cs="Times New Roman"/>
-          <w:b w:val="0"/>
-          <w:color w:val="5B6975"/>
-          <w:sz w:val="24"/>
-        </w:rPr>
-        <w:t>日期</w:t>
-      </w:r>
-      <w:r>
-        <w:rPr>
-          <w:rFonts w:ascii="Times New Roman" w:hAnsi="Times New Roman" w:eastAsia="Times New Roman" w:cs="Times New Roman"/>
-          <w:b w:val="0"/>
-          <w:color w:val="5B6975"/>
-          <w:sz w:val="24"/>
-        </w:rPr>
-        <w:t>：2026-09-06</w:t>
-      </w:r>
-    </w:p>
-    <w:p>
-      <w:pPr>
-        <w:jc w:val="center"/>
-      </w:pPr>
-      <w:r>
-        <w:rPr>
-          <w:rFonts w:ascii="Times New Roman" w:hAnsi="Times New Roman" w:eastAsia="Times New Roman" w:cs="Times New Roman"/>
-        </w:rPr>
-        <w:br w:type="page"/>
-      </w:r>
-    </w:p>
     <w:p>
       <w:pPr>
         <w:pStyle w:val="Heading1"/>

--- a/00-首页/题组Word/习题书/学生版/第三篇-有机化学/10-有机合成设计.docx
+++ b/00-首页/题组Word/习题书/学生版/第三篇-有机化学/10-有机合成设计.docx
@@ -2,7 +2,7 @@
 <file path=word/document.xml><?xml version="1.0" encoding="utf-8"?>
 <w:document xmlns:w="http://schemas.openxmlformats.org/wordprocessingml/2006/main" xmlns:m="http://schemas.openxmlformats.org/officeDocument/2006/math" xmlns:r="http://schemas.openxmlformats.org/officeDocument/2006/relationships" xmlns:o="urn:schemas-microsoft-com:office:office" xmlns:v="urn:schemas-microsoft-com:vml" xmlns:w10="urn:schemas-microsoft-com:office:word" xmlns:a="http://schemas.openxmlformats.org/drawingml/2006/main" xmlns:pic="http://schemas.openxmlformats.org/drawingml/2006/picture" xmlns:wp="http://schemas.openxmlformats.org/drawingml/2006/wordprocessingDrawing">
   <w:body>
-    <w:bookmarkStart w:id="85" w:name="第-10-章-有机合成设计"/>
+    <w:bookmarkStart w:id="124" w:name="第-10-章-有机合成设计"/>
     <w:p>
       <w:pPr>
         <w:pStyle w:val="Heading1"/>
@@ -50,7 +50,7 @@
         </w:pict>
       </w:r>
     </w:p>
-    <w:bookmarkStart w:id="12" w:name="辣椒素合成路线第26届初赛"/>
+    <w:bookmarkStart w:id="9" w:name="基础巩固"/>
     <w:p>
       <w:pPr>
         <w:pStyle w:val="Heading2"/>
@@ -58,45 +58,71 @@
       </w:pPr>
       <w:r>
         <w:rPr>
+          <w:rFonts w:hint="eastAsia" w:ascii="Times New Roman" w:hAnsi="Times New Roman" w:eastAsia="SimHei" w:cs="Times New Roman"/>
+        </w:rPr>
+        <w:t xml:space="preserve">基础巩固</w:t>
+      </w:r>
+    </w:p>
+    <w:bookmarkEnd w:id="9"/>
+    <w:bookmarkStart w:id="10" w:name="X671b3b637beab0e9716252f8237edeb3d4a84b1"/>
+    <w:p>
+      <w:pPr>
+        <w:pStyle w:val="Heading2"/>
+        <w:spacing w:before="280" w:after="120"/>
+      </w:pPr>
+      <w:r>
+        <w:rPr>
           <w:rFonts w:ascii="Times New Roman" w:hAnsi="Times New Roman" w:eastAsia="Times New Roman" w:cs="Times New Roman"/>
         </w:rPr>
         <w:t xml:space="preserve">10.1 </w:t>
       </w:r>
       <w:r>
         <w:rPr>
+          <w:rFonts w:hint="eastAsia" w:ascii="Times New Roman" w:hAnsi="Times New Roman" w:eastAsia="Times New Roman" w:cs="Times New Roman"/>
+        </w:rPr>
+        <w:t>Ch9-9.4-12024-</w:t>
+      </w:r>
+      <w:r>
+        <w:rPr>
           <w:rFonts w:hint="eastAsia" w:ascii="Times New Roman" w:hAnsi="Times New Roman" w:eastAsia="SimHei" w:cs="Times New Roman"/>
         </w:rPr>
-        <w:t>辣椒素合成路线</w:t>
-      </w:r>
-      <w:r>
-        <w:rPr>
-          <w:rFonts w:hint="eastAsia" w:ascii="Times New Roman" w:hAnsi="Times New Roman" w:eastAsia="Times New Roman" w:cs="Times New Roman"/>
-        </w:rPr>
-        <w:t>（</w:t>
+        <w:t>年暑假某机构考题中有一个全合成</w:t>
+      </w:r>
+      <w:r>
+        <w:rPr>
+          <w:rFonts w:ascii="Times New Roman" w:hAnsi="Times New Roman" w:eastAsia="Times New Roman" w:cs="Times New Roman"/>
+        </w:rPr>
+        <w:t xml:space="preserve"> </w:t>
       </w:r>
       <w:r>
         <w:rPr>
           <w:rFonts w:hint="eastAsia" w:ascii="Times New Roman" w:hAnsi="Times New Roman" w:eastAsia="SimHei" w:cs="Times New Roman"/>
         </w:rPr>
-        <w:t>第</w:t>
-      </w:r>
-      <w:r>
-        <w:rPr>
-          <w:rFonts w:hint="eastAsia" w:ascii="Times New Roman" w:hAnsi="Times New Roman" w:eastAsia="Times New Roman" w:cs="Times New Roman"/>
-        </w:rPr>
-        <w:t>26</w:t>
+        <w:t xml:space="preserve">对喹啉</w:t>
+      </w:r>
+      <w:r>
+        <w:rPr>
+          <w:rFonts w:ascii="Times New Roman" w:hAnsi="Times New Roman" w:eastAsia="Times New Roman" w:cs="Times New Roman"/>
+        </w:rPr>
+        <w:t xml:space="preserve"> </w:t>
       </w:r>
       <w:r>
         <w:rPr>
           <w:rFonts w:hint="eastAsia" w:ascii="Times New Roman" w:hAnsi="Times New Roman" w:eastAsia="SimHei" w:cs="Times New Roman"/>
         </w:rPr>
-        <w:t>届初赛</w:t>
-      </w:r>
-      <w:r>
-        <w:rPr>
-          <w:rFonts w:hint="eastAsia" w:ascii="Times New Roman" w:hAnsi="Times New Roman" w:eastAsia="Times New Roman" w:cs="Times New Roman"/>
-        </w:rPr>
-        <w:t>）</w:t>
+        <w:t xml:space="preserve">苯并吡啶</w:t>
+      </w:r>
+      <w:r>
+        <w:rPr>
+          <w:rFonts w:ascii="Times New Roman" w:hAnsi="Times New Roman" w:eastAsia="Times New Roman" w:cs="Times New Roman"/>
+        </w:rPr>
+        <w:t xml:space="preserve"> </w:t>
+      </w:r>
+      <w:r>
+        <w:rPr>
+          <w:rFonts w:hint="eastAsia" w:ascii="Times New Roman" w:hAnsi="Times New Roman" w:eastAsia="SimHei" w:cs="Times New Roman"/>
+        </w:rPr>
+        <w:t xml:space="preserve">还原时还原</w:t>
       </w:r>
     </w:p>
     <w:p>
@@ -107,7 +133,169 @@
         <w:rPr>
           <w:rFonts w:hint="eastAsia" w:ascii="Times New Roman" w:hAnsi="Times New Roman" w:eastAsia="FangSong" w:cs="Times New Roman"/>
         </w:rPr>
-        <w:t>辣椒的味道主要来自辣椒素类化合物</w:t>
+        <w:t>年暑假某机构考题中有一个全合成</w:t>
+      </w:r>
+      <w:r>
+        <w:rPr>
+          <w:rFonts w:hint="eastAsia" w:ascii="Times New Roman" w:hAnsi="Times New Roman" w:eastAsia="Times New Roman" w:cs="Times New Roman"/>
+        </w:rPr>
+        <w:t>，</w:t>
+      </w:r>
+      <w:r>
+        <w:rPr>
+          <w:rFonts w:hint="eastAsia" w:ascii="Times New Roman" w:hAnsi="Times New Roman" w:eastAsia="FangSong" w:cs="Times New Roman"/>
+        </w:rPr>
+        <w:t>对喹啉</w:t>
+      </w:r>
+      <w:r>
+        <w:rPr>
+          <w:rFonts w:hint="eastAsia" w:ascii="Times New Roman" w:hAnsi="Times New Roman" w:eastAsia="Times New Roman" w:cs="Times New Roman"/>
+        </w:rPr>
+        <w:t>(</w:t>
+      </w:r>
+      <w:r>
+        <w:rPr>
+          <w:rFonts w:hint="eastAsia" w:ascii="Times New Roman" w:hAnsi="Times New Roman" w:eastAsia="FangSong" w:cs="Times New Roman"/>
+        </w:rPr>
+        <w:t>苯并吡啶</w:t>
+      </w:r>
+      <w:r>
+        <w:rPr>
+          <w:rFonts w:hint="eastAsia" w:ascii="Times New Roman" w:hAnsi="Times New Roman" w:eastAsia="Times New Roman" w:cs="Times New Roman"/>
+        </w:rPr>
+        <w:t>)</w:t>
+      </w:r>
+      <w:r>
+        <w:rPr>
+          <w:rFonts w:hint="eastAsia" w:ascii="Times New Roman" w:hAnsi="Times New Roman" w:eastAsia="FangSong" w:cs="Times New Roman"/>
+        </w:rPr>
+        <w:t>还原时还原了苯环</w:t>
+      </w:r>
+      <w:r>
+        <w:rPr>
+          <w:rFonts w:hint="eastAsia" w:ascii="Times New Roman" w:hAnsi="Times New Roman" w:eastAsia="Times New Roman" w:cs="Times New Roman"/>
+        </w:rPr>
+        <w:t>，</w:t>
+      </w:r>
+      <w:r>
+        <w:rPr>
+          <w:rFonts w:hint="eastAsia" w:ascii="Times New Roman" w:hAnsi="Times New Roman" w:eastAsia="FangSong" w:cs="Times New Roman"/>
+        </w:rPr>
+        <w:t>那里的老师给出了一种非常离谱的解释</w:t>
+      </w:r>
+      <w:r>
+        <w:rPr>
+          <w:rFonts w:hint="eastAsia" w:ascii="Times New Roman" w:hAnsi="Times New Roman" w:eastAsia="Times New Roman" w:cs="Times New Roman"/>
+        </w:rPr>
+        <w:t>：</w:t>
+      </w:r>
+      <w:r>
+        <w:rPr>
+          <w:rFonts w:hint="eastAsia" w:ascii="Times New Roman" w:hAnsi="Times New Roman" w:eastAsia="FangSong" w:cs="Times New Roman"/>
+        </w:rPr>
+        <w:t>因为催化剂是</w:t>
+      </w:r>
+      <w:r>
+        <w:rPr>
+          <w:rFonts w:ascii="Times New Roman" w:hAnsi="Times New Roman" w:eastAsia="Times New Roman" w:cs="Times New Roman"/>
+        </w:rPr>
+        <w:t xml:space="preserve"> </w:t>
+      </w:r>
+      <w:r>
+        <w:rPr>
+          <w:rFonts w:hint="eastAsia" w:ascii="Times New Roman" w:hAnsi="Times New Roman" w:eastAsia="Times New Roman" w:cs="Times New Roman"/>
+        </w:rPr>
+        <w:t>PtO2，</w:t>
+      </w:r>
+      <w:r>
+        <w:rPr>
+          <w:rFonts w:hint="eastAsia" w:ascii="Times New Roman" w:hAnsi="Times New Roman" w:eastAsia="FangSong" w:cs="Times New Roman"/>
+        </w:rPr>
+        <w:t>氢气还原之后只还原了一部分到</w:t>
+      </w:r>
+      <w:r>
+        <w:rPr>
+          <w:rFonts w:ascii="Times New Roman" w:hAnsi="Times New Roman" w:eastAsia="Times New Roman" w:cs="Times New Roman"/>
+        </w:rPr>
+        <w:t xml:space="preserve"> </w:t>
+      </w:r>
+      <w:r>
+        <w:rPr>
+          <w:rFonts w:hint="eastAsia" w:ascii="Times New Roman" w:hAnsi="Times New Roman" w:eastAsia="Times New Roman" w:cs="Times New Roman"/>
+        </w:rPr>
+        <w:t>Pt，</w:t>
+      </w:r>
+      <w:r>
+        <w:rPr>
+          <w:rFonts w:hint="eastAsia" w:ascii="Times New Roman" w:hAnsi="Times New Roman" w:eastAsia="FangSong" w:cs="Times New Roman"/>
+        </w:rPr>
+        <w:t>活性催化剂被缺电子的</w:t>
+      </w:r>
+      <w:r>
+        <w:rPr>
+          <w:rFonts w:ascii="Times New Roman" w:hAnsi="Times New Roman" w:eastAsia="Times New Roman" w:cs="Times New Roman"/>
+        </w:rPr>
+        <w:t xml:space="preserve"> 4 </w:t>
+      </w:r>
+      <w:r>
+        <w:rPr>
+          <w:rFonts w:hint="eastAsia" w:ascii="Times New Roman" w:hAnsi="Times New Roman" w:eastAsia="FangSong" w:cs="Times New Roman"/>
+        </w:rPr>
+        <w:t xml:space="preserve">价</w:t>
+      </w:r>
+      <w:r>
+        <w:rPr>
+          <w:rFonts w:ascii="Times New Roman" w:hAnsi="Times New Roman" w:eastAsia="Times New Roman" w:cs="Times New Roman"/>
+        </w:rPr>
+        <w:t xml:space="preserve"> </w:t>
+      </w:r>
+      <w:r>
+        <w:rPr>
+          <w:rFonts w:hint="eastAsia" w:ascii="Times New Roman" w:hAnsi="Times New Roman" w:eastAsia="Times New Roman" w:cs="Times New Roman"/>
+        </w:rPr>
+        <w:t>Pt</w:t>
+      </w:r>
+      <w:r>
+        <w:rPr>
+          <w:rFonts w:hint="eastAsia" w:ascii="Times New Roman" w:hAnsi="Times New Roman" w:eastAsia="FangSong" w:cs="Times New Roman"/>
+        </w:rPr>
+        <w:t>包围从而还原了富电子芳环</w:t>
+      </w:r>
+      <w:r>
+        <w:rPr>
+          <w:rFonts w:hint="eastAsia" w:ascii="Times New Roman" w:hAnsi="Times New Roman" w:eastAsia="Times New Roman" w:cs="Times New Roman"/>
+        </w:rPr>
+        <w:t>，</w:t>
+      </w:r>
+      <w:r>
+        <w:rPr>
+          <w:rFonts w:hint="eastAsia" w:ascii="Times New Roman" w:hAnsi="Times New Roman" w:eastAsia="FangSong" w:cs="Times New Roman"/>
+        </w:rPr>
+        <w:t>可见出题人和讲题人的水平都非常低</w:t>
+      </w:r>
+      <w:r>
+        <w:rPr>
+          <w:rFonts w:hint="eastAsia" w:ascii="Times New Roman" w:hAnsi="Times New Roman" w:eastAsia="Times New Roman" w:cs="Times New Roman"/>
+        </w:rPr>
+        <w:t>——</w:t>
+      </w:r>
+      <w:r>
+        <w:rPr>
+          <w:rFonts w:hint="eastAsia" w:ascii="Times New Roman" w:hAnsi="Times New Roman" w:eastAsia="FangSong" w:cs="Times New Roman"/>
+        </w:rPr>
+        <w:t>出题人乱出题</w:t>
+      </w:r>
+      <w:r>
+        <w:rPr>
+          <w:rFonts w:hint="eastAsia" w:ascii="Times New Roman" w:hAnsi="Times New Roman" w:eastAsia="Times New Roman" w:cs="Times New Roman"/>
+        </w:rPr>
+        <w:t>，</w:t>
+      </w:r>
+      <w:r>
+        <w:rPr>
+          <w:rFonts w:hint="eastAsia" w:ascii="Times New Roman" w:hAnsi="Times New Roman" w:eastAsia="FangSong" w:cs="Times New Roman"/>
+        </w:rPr>
+        <w:t>讲解的人宁愿违背科学真理也不愿意承认题目是错误的</w:t>
       </w:r>
       <w:r>
         <w:rPr>
@@ -119,25 +307,72 @@
         <w:rPr>
           <w:rFonts w:hint="eastAsia" w:ascii="Times New Roman" w:hAnsi="Times New Roman" w:eastAsia="FangSong" w:cs="Times New Roman"/>
         </w:rPr>
-        <w:t>辣椒素</w:t>
-      </w:r>
-      <w:r>
-        <w:rPr>
-          <w:rFonts w:ascii="Times New Roman" w:hAnsi="Times New Roman" w:eastAsia="Times New Roman" w:cs="Times New Roman"/>
-        </w:rPr>
-        <w:t xml:space="preserve"> F </w:t>
-      </w:r>
-      <w:r>
-        <w:rPr>
-          <w:rFonts w:hint="eastAsia" w:ascii="Times New Roman" w:hAnsi="Times New Roman" w:eastAsia="FangSong" w:cs="Times New Roman"/>
-        </w:rPr>
-        <w:t>的合成路线如下</w:t>
-      </w:r>
-      <w:r>
-        <w:rPr>
-          <w:rFonts w:hint="eastAsia" w:ascii="Times New Roman" w:hAnsi="Times New Roman" w:eastAsia="Times New Roman" w:cs="Times New Roman"/>
-        </w:rPr>
-        <w:t>：</w:t>
+        <w:t>请分析讲题人解释的错误之处</w:t>
+      </w:r>
+      <w:r>
+        <w:rPr>
+          <w:rFonts w:hint="eastAsia" w:ascii="Times New Roman" w:hAnsi="Times New Roman" w:eastAsia="Times New Roman" w:cs="Times New Roman"/>
+        </w:rPr>
+        <w:t>。</w:t>
+      </w:r>
+    </w:p>
+    <w:p>
+      <w:pPr>
+        <w:spacing w:before="160" w:after="80"/>
+      </w:pPr>
+      <w:r>
+        <w:pict>
+          <v:rect style="width:0;height:1.5pt" o:hralign="center" o:hrstd="t" o:hr="t"/>
+        </w:pict>
+      </w:r>
+    </w:p>
+    <w:bookmarkEnd w:id="10"/>
+    <w:bookmarkStart w:id="14" w:name="ch28-p1-单基团c-x切断练习"/>
+    <w:p>
+      <w:pPr>
+        <w:pStyle w:val="Heading2"/>
+        <w:spacing w:before="280" w:after="120"/>
+      </w:pPr>
+      <w:r>
+        <w:rPr>
+          <w:rFonts w:ascii="Times New Roman" w:hAnsi="Times New Roman" w:eastAsia="Times New Roman" w:cs="Times New Roman"/>
+        </w:rPr>
+        <w:t xml:space="preserve">10.2 </w:t>
+      </w:r>
+      <w:r>
+        <w:rPr>
+          <w:rFonts w:hint="eastAsia" w:ascii="Times New Roman" w:hAnsi="Times New Roman" w:eastAsia="Times New Roman" w:cs="Times New Roman"/>
+        </w:rPr>
+        <w:t>Ch28-P1-</w:t>
+      </w:r>
+      <w:r>
+        <w:rPr>
+          <w:rFonts w:hint="eastAsia" w:ascii="Times New Roman" w:hAnsi="Times New Roman" w:eastAsia="SimHei" w:cs="Times New Roman"/>
+        </w:rPr>
+        <w:t>单基团</w:t>
+      </w:r>
+      <w:r>
+        <w:rPr>
+          <w:rFonts w:hint="eastAsia" w:ascii="Times New Roman" w:hAnsi="Times New Roman" w:eastAsia="Times New Roman" w:cs="Times New Roman"/>
+        </w:rPr>
+        <w:t>C-X</w:t>
+      </w:r>
+      <w:r>
+        <w:rPr>
+          <w:rFonts w:hint="eastAsia" w:ascii="Times New Roman" w:hAnsi="Times New Roman" w:eastAsia="SimHei" w:cs="Times New Roman"/>
+        </w:rPr>
+        <w:t>切断练习</w:t>
+      </w:r>
+    </w:p>
+    <w:p>
+      <w:pPr>
+        <w:pStyle w:val="FirstParagraph"/>
+      </w:pPr>
+      <w:r>
+        <w:rPr>
+          <w:rFonts w:ascii="Times New Roman" w:hAnsi="Times New Roman" w:eastAsia="Times New Roman" w:cs="Times New Roman"/>
+        </w:rPr>
+        <w:t xml:space="preserve">How would you make these four compounds? Give your disconnections, explain why you chose them and then give reagents for the synthesis.</w:t>
       </w:r>
     </w:p>
     <w:p>
@@ -152,20 +387,1228 @@
         </w:rPr>
         <w:drawing>
           <wp:inline>
-            <wp:extent cx="3600000" cy="1212885"/>
+            <wp:extent cx="3600000" cy="1708296"/>
             <wp:effectExtent b="0" l="0" r="0" t="0"/>
-            <wp:docPr descr="" title="" id="10" name="Picture"/>
+            <wp:docPr descr="" title="" id="12" name="Picture"/>
             <a:graphic>
               <a:graphicData uri="http://schemas.openxmlformats.org/drawingml/2006/picture">
                 <pic:pic>
                   <pic:nvPicPr>
-                    <pic:cNvPr descr="82c4bba870b880581a420cb1266df9bb56d3cca1889ba5809024a514b5545e68.jpg" id="11" name="Picture"/>
+                    <pic:cNvPr descr="227752bd8ff1473eec07166961b568a84c501578b6dce608a3ebb87d47a78037.jpg" id="13" name="Picture"/>
                     <pic:cNvPicPr>
                       <a:picLocks noChangeArrowheads="1" noChangeAspect="1"/>
                     </pic:cNvPicPr>
                   </pic:nvPicPr>
                   <pic:blipFill>
-                    <a:blip r:embed="rId9"/>
+                    <a:blip r:embed="rId11"/>
+                    <a:stretch>
+                      <a:fillRect/>
+                    </a:stretch>
+                  </pic:blipFill>
+                  <pic:spPr bwMode="auto">
+                    <a:xfrm>
+                      <a:off x="0" y="0"/>
+                      <a:ext cx="3600000" cy="1708296"/>
+                    </a:xfrm>
+                    <a:prstGeom prst="rect">
+                      <a:avLst/>
+                    </a:prstGeom>
+                    <a:noFill/>
+                    <a:ln w="9525">
+                      <a:noFill/>
+                      <a:headEnd/>
+                      <a:tailEnd/>
+                    </a:ln>
+                  </pic:spPr>
+                </pic:pic>
+              </a:graphicData>
+            </a:graphic>
+          </wp:inline>
+        </w:drawing>
+      </w:r>
+    </w:p>
+    <w:p>
+      <w:pPr>
+        <w:pStyle w:val="BodyText"/>
+      </w:pPr>
+      <w:r>
+        <w:rPr>
+          <w:rFonts w:hint="eastAsia" w:ascii="Times New Roman" w:hAnsi="Times New Roman" w:eastAsia="FangSong" w:cs="Times New Roman"/>
+          <w:b/>
+          <w:bCs/>
+        </w:rPr>
+        <w:t xml:space="preserve">原文题目</w:t>
+      </w:r>
+      <w:r>
+        <w:rPr>
+          <w:rFonts w:hint="eastAsia" w:ascii="Times New Roman" w:hAnsi="Times New Roman" w:eastAsia="Times New Roman" w:cs="Times New Roman"/>
+        </w:rPr>
+        <w:t>：</w:t>
+      </w:r>
+      <w:r>
+        <w:rPr>
+          <w:rFonts w:hint="eastAsia" w:ascii="Times New Roman" w:hAnsi="Times New Roman" w:eastAsia="FangSong" w:cs="Times New Roman"/>
+        </w:rPr>
+        <w:t>如何合成以下四种化合物</w:t>
+      </w:r>
+      <w:r>
+        <w:rPr>
+          <w:rFonts w:hint="eastAsia" w:ascii="Times New Roman" w:hAnsi="Times New Roman" w:eastAsia="Times New Roman" w:cs="Times New Roman"/>
+        </w:rPr>
+        <w:t>？</w:t>
+      </w:r>
+      <w:r>
+        <w:rPr>
+          <w:rFonts w:hint="eastAsia" w:ascii="Times New Roman" w:hAnsi="Times New Roman" w:eastAsia="FangSong" w:cs="Times New Roman"/>
+        </w:rPr>
+        <w:t>给出你的切断</w:t>
+      </w:r>
+      <w:r>
+        <w:rPr>
+          <w:rFonts w:hint="eastAsia" w:ascii="Times New Roman" w:hAnsi="Times New Roman" w:eastAsia="Times New Roman" w:cs="Times New Roman"/>
+        </w:rPr>
+        <w:t>，</w:t>
+      </w:r>
+      <w:r>
+        <w:rPr>
+          <w:rFonts w:hint="eastAsia" w:ascii="Times New Roman" w:hAnsi="Times New Roman" w:eastAsia="FangSong" w:cs="Times New Roman"/>
+        </w:rPr>
+        <w:t>解释为什么这样选择</w:t>
+      </w:r>
+      <w:r>
+        <w:rPr>
+          <w:rFonts w:hint="eastAsia" w:ascii="Times New Roman" w:hAnsi="Times New Roman" w:eastAsia="Times New Roman" w:cs="Times New Roman"/>
+        </w:rPr>
+        <w:t>，</w:t>
+      </w:r>
+      <w:r>
+        <w:rPr>
+          <w:rFonts w:hint="eastAsia" w:ascii="Times New Roman" w:hAnsi="Times New Roman" w:eastAsia="FangSong" w:cs="Times New Roman"/>
+        </w:rPr>
+        <w:t>然后给出合成试剂</w:t>
+      </w:r>
+      <w:r>
+        <w:rPr>
+          <w:rFonts w:hint="eastAsia" w:ascii="Times New Roman" w:hAnsi="Times New Roman" w:eastAsia="Times New Roman" w:cs="Times New Roman"/>
+        </w:rPr>
+        <w:t>。</w:t>
+      </w:r>
+    </w:p>
+    <w:p>
+      <w:pPr>
+        <w:spacing w:before="160" w:after="80"/>
+      </w:pPr>
+      <w:r>
+        <w:pict>
+          <v:rect style="width:0;height:1.5pt" o:hralign="center" o:hrstd="t" o:hr="t"/>
+        </w:pict>
+      </w:r>
+    </w:p>
+    <w:bookmarkEnd w:id="14"/>
+    <w:bookmarkStart w:id="18" w:name="ch28-p2-单基团c-c切断练习"/>
+    <w:p>
+      <w:pPr>
+        <w:pStyle w:val="Heading2"/>
+        <w:spacing w:before="280" w:after="120"/>
+      </w:pPr>
+      <w:r>
+        <w:rPr>
+          <w:rFonts w:ascii="Times New Roman" w:hAnsi="Times New Roman" w:eastAsia="Times New Roman" w:cs="Times New Roman"/>
+        </w:rPr>
+        <w:t xml:space="preserve">10.3 </w:t>
+      </w:r>
+      <w:r>
+        <w:rPr>
+          <w:rFonts w:hint="eastAsia" w:ascii="Times New Roman" w:hAnsi="Times New Roman" w:eastAsia="Times New Roman" w:cs="Times New Roman"/>
+        </w:rPr>
+        <w:t>Ch28-P2-</w:t>
+      </w:r>
+      <w:r>
+        <w:rPr>
+          <w:rFonts w:hint="eastAsia" w:ascii="Times New Roman" w:hAnsi="Times New Roman" w:eastAsia="SimHei" w:cs="Times New Roman"/>
+        </w:rPr>
+        <w:t>单基团</w:t>
+      </w:r>
+      <w:r>
+        <w:rPr>
+          <w:rFonts w:hint="eastAsia" w:ascii="Times New Roman" w:hAnsi="Times New Roman" w:eastAsia="Times New Roman" w:cs="Times New Roman"/>
+        </w:rPr>
+        <w:t>C-C</w:t>
+      </w:r>
+      <w:r>
+        <w:rPr>
+          <w:rFonts w:hint="eastAsia" w:ascii="Times New Roman" w:hAnsi="Times New Roman" w:eastAsia="SimHei" w:cs="Times New Roman"/>
+        </w:rPr>
+        <w:t>切断练习</w:t>
+      </w:r>
+    </w:p>
+    <w:p>
+      <w:pPr>
+        <w:pStyle w:val="FirstParagraph"/>
+      </w:pPr>
+      <w:r>
+        <w:rPr>
+          <w:rFonts w:ascii="Times New Roman" w:hAnsi="Times New Roman" w:eastAsia="Times New Roman" w:cs="Times New Roman"/>
+        </w:rPr>
+        <w:t xml:space="preserve">How would you make these compounds? Give your disconnections, explain why you chose them and then give reagents for the synthesis.</w:t>
+      </w:r>
+    </w:p>
+    <w:p>
+      <w:pPr>
+        <w:pStyle w:val="BodyText"/>
+        <w:spacing w:before="160" w:after="80"/>
+        <w:jc w:val="center"/>
+      </w:pPr>
+      <w:r>
+        <w:rPr>
+          <w:rFonts w:ascii="Times New Roman" w:hAnsi="Times New Roman" w:eastAsia="Times New Roman" w:cs="Times New Roman"/>
+        </w:rPr>
+        <w:drawing>
+          <wp:inline>
+            <wp:extent cx="3600000" cy="665624"/>
+            <wp:effectExtent b="0" l="0" r="0" t="0"/>
+            <wp:docPr descr="" title="" id="16" name="Picture"/>
+            <a:graphic>
+              <a:graphicData uri="http://schemas.openxmlformats.org/drawingml/2006/picture">
+                <pic:pic>
+                  <pic:nvPicPr>
+                    <pic:cNvPr descr="887ee75926a57577152d55104884bb76c461c0ea19cdf673bded091881f76abd.jpg" id="17" name="Picture"/>
+                    <pic:cNvPicPr>
+                      <a:picLocks noChangeArrowheads="1" noChangeAspect="1"/>
+                    </pic:cNvPicPr>
+                  </pic:nvPicPr>
+                  <pic:blipFill>
+                    <a:blip r:embed="rId15"/>
+                    <a:stretch>
+                      <a:fillRect/>
+                    </a:stretch>
+                  </pic:blipFill>
+                  <pic:spPr bwMode="auto">
+                    <a:xfrm>
+                      <a:off x="0" y="0"/>
+                      <a:ext cx="3600000" cy="665624"/>
+                    </a:xfrm>
+                    <a:prstGeom prst="rect">
+                      <a:avLst/>
+                    </a:prstGeom>
+                    <a:noFill/>
+                    <a:ln w="9525">
+                      <a:noFill/>
+                      <a:headEnd/>
+                      <a:tailEnd/>
+                    </a:ln>
+                  </pic:spPr>
+                </pic:pic>
+              </a:graphicData>
+            </a:graphic>
+          </wp:inline>
+        </w:drawing>
+      </w:r>
+    </w:p>
+    <w:p>
+      <w:pPr>
+        <w:pStyle w:val="BodyText"/>
+      </w:pPr>
+      <w:r>
+        <w:rPr>
+          <w:rFonts w:hint="eastAsia" w:ascii="Times New Roman" w:hAnsi="Times New Roman" w:eastAsia="FangSong" w:cs="Times New Roman"/>
+          <w:b/>
+          <w:bCs/>
+        </w:rPr>
+        <w:t xml:space="preserve">原文题目</w:t>
+      </w:r>
+      <w:r>
+        <w:rPr>
+          <w:rFonts w:hint="eastAsia" w:ascii="Times New Roman" w:hAnsi="Times New Roman" w:eastAsia="Times New Roman" w:cs="Times New Roman"/>
+        </w:rPr>
+        <w:t>：</w:t>
+      </w:r>
+      <w:r>
+        <w:rPr>
+          <w:rFonts w:hint="eastAsia" w:ascii="Times New Roman" w:hAnsi="Times New Roman" w:eastAsia="FangSong" w:cs="Times New Roman"/>
+        </w:rPr>
+        <w:t>如何合成这些化合物</w:t>
+      </w:r>
+      <w:r>
+        <w:rPr>
+          <w:rFonts w:hint="eastAsia" w:ascii="Times New Roman" w:hAnsi="Times New Roman" w:eastAsia="Times New Roman" w:cs="Times New Roman"/>
+        </w:rPr>
+        <w:t>？</w:t>
+      </w:r>
+      <w:r>
+        <w:rPr>
+          <w:rFonts w:hint="eastAsia" w:ascii="Times New Roman" w:hAnsi="Times New Roman" w:eastAsia="FangSong" w:cs="Times New Roman"/>
+        </w:rPr>
+        <w:t>给出你的切断</w:t>
+      </w:r>
+      <w:r>
+        <w:rPr>
+          <w:rFonts w:hint="eastAsia" w:ascii="Times New Roman" w:hAnsi="Times New Roman" w:eastAsia="Times New Roman" w:cs="Times New Roman"/>
+        </w:rPr>
+        <w:t>，</w:t>
+      </w:r>
+      <w:r>
+        <w:rPr>
+          <w:rFonts w:hint="eastAsia" w:ascii="Times New Roman" w:hAnsi="Times New Roman" w:eastAsia="FangSong" w:cs="Times New Roman"/>
+        </w:rPr>
+        <w:t>解释为什么这样选择</w:t>
+      </w:r>
+      <w:r>
+        <w:rPr>
+          <w:rFonts w:hint="eastAsia" w:ascii="Times New Roman" w:hAnsi="Times New Roman" w:eastAsia="Times New Roman" w:cs="Times New Roman"/>
+        </w:rPr>
+        <w:t>，</w:t>
+      </w:r>
+      <w:r>
+        <w:rPr>
+          <w:rFonts w:hint="eastAsia" w:ascii="Times New Roman" w:hAnsi="Times New Roman" w:eastAsia="FangSong" w:cs="Times New Roman"/>
+        </w:rPr>
+        <w:t>然后给出合成试剂</w:t>
+      </w:r>
+      <w:r>
+        <w:rPr>
+          <w:rFonts w:hint="eastAsia" w:ascii="Times New Roman" w:hAnsi="Times New Roman" w:eastAsia="Times New Roman" w:cs="Times New Roman"/>
+        </w:rPr>
+        <w:t>。</w:t>
+      </w:r>
+    </w:p>
+    <w:p>
+      <w:pPr>
+        <w:spacing w:before="160" w:after="80"/>
+      </w:pPr>
+      <w:r>
+        <w:pict>
+          <v:rect style="width:0;height:1.5pt" o:hralign="center" o:hrstd="t" o:hr="t"/>
+        </w:pict>
+      </w:r>
+    </w:p>
+    <w:bookmarkEnd w:id="18"/>
+    <w:bookmarkStart w:id="22" w:name="ch23-p2-内酯选择性开环"/>
+    <w:p>
+      <w:pPr>
+        <w:pStyle w:val="Heading2"/>
+        <w:spacing w:before="280" w:after="120"/>
+      </w:pPr>
+      <w:r>
+        <w:rPr>
+          <w:rFonts w:ascii="Times New Roman" w:hAnsi="Times New Roman" w:eastAsia="Times New Roman" w:cs="Times New Roman"/>
+        </w:rPr>
+        <w:t xml:space="preserve">10.4 </w:t>
+      </w:r>
+      <w:r>
+        <w:rPr>
+          <w:rFonts w:hint="eastAsia" w:ascii="Times New Roman" w:hAnsi="Times New Roman" w:eastAsia="Times New Roman" w:cs="Times New Roman"/>
+        </w:rPr>
+        <w:t>Ch23-P2-</w:t>
+      </w:r>
+      <w:r>
+        <w:rPr>
+          <w:rFonts w:hint="eastAsia" w:ascii="Times New Roman" w:hAnsi="Times New Roman" w:eastAsia="SimHei" w:cs="Times New Roman"/>
+        </w:rPr>
+        <w:t>内酯选择性开环</w:t>
+      </w:r>
+    </w:p>
+    <w:p>
+      <w:pPr>
+        <w:pStyle w:val="FirstParagraph"/>
+      </w:pPr>
+      <w:r>
+        <w:rPr>
+          <w:rFonts w:ascii="Times New Roman" w:hAnsi="Times New Roman" w:eastAsia="Times New Roman" w:cs="Times New Roman"/>
+        </w:rPr>
+        <w:t xml:space="preserve">How would you convert this lactone selectively into either the hydroxyacid or the unfunctionalized acid?</w:t>
+      </w:r>
+    </w:p>
+    <w:p>
+      <w:pPr>
+        <w:pStyle w:val="BodyText"/>
+        <w:spacing w:before="160" w:after="80"/>
+        <w:jc w:val="center"/>
+      </w:pPr>
+      <w:r>
+        <w:rPr>
+          <w:rFonts w:ascii="Times New Roman" w:hAnsi="Times New Roman" w:eastAsia="Times New Roman" w:cs="Times New Roman"/>
+        </w:rPr>
+        <w:drawing>
+          <wp:inline>
+            <wp:extent cx="3600000" cy="1421758"/>
+            <wp:effectExtent b="0" l="0" r="0" t="0"/>
+            <wp:docPr descr="" title="" id="20" name="Picture"/>
+            <a:graphic>
+              <a:graphicData uri="http://schemas.openxmlformats.org/drawingml/2006/picture">
+                <pic:pic>
+                  <pic:nvPicPr>
+                    <pic:cNvPr descr="588de0671afe64bd93afb924aad9966436fd68b25d0441a16fa6ef922412e79d.jpg" id="21" name="Picture"/>
+                    <pic:cNvPicPr>
+                      <a:picLocks noChangeArrowheads="1" noChangeAspect="1"/>
+                    </pic:cNvPicPr>
+                  </pic:nvPicPr>
+                  <pic:blipFill>
+                    <a:blip r:embed="rId19"/>
+                    <a:stretch>
+                      <a:fillRect/>
+                    </a:stretch>
+                  </pic:blipFill>
+                  <pic:spPr bwMode="auto">
+                    <a:xfrm>
+                      <a:off x="0" y="0"/>
+                      <a:ext cx="3600000" cy="1421758"/>
+                    </a:xfrm>
+                    <a:prstGeom prst="rect">
+                      <a:avLst/>
+                    </a:prstGeom>
+                    <a:noFill/>
+                    <a:ln w="9525">
+                      <a:noFill/>
+                      <a:headEnd/>
+                      <a:tailEnd/>
+                    </a:ln>
+                  </pic:spPr>
+                </pic:pic>
+              </a:graphicData>
+            </a:graphic>
+          </wp:inline>
+        </w:drawing>
+      </w:r>
+    </w:p>
+    <w:p>
+      <w:pPr>
+        <w:spacing w:before="160" w:after="80"/>
+      </w:pPr>
+      <w:r>
+        <w:pict>
+          <v:rect style="width:0;height:1.5pt" o:hralign="center" o:hrstd="t" o:hr="t"/>
+        </w:pict>
+      </w:r>
+    </w:p>
+    <w:bookmarkEnd w:id="22"/>
+    <w:bookmarkStart w:id="26" w:name="ch23-p3-birch还原产物预测"/>
+    <w:p>
+      <w:pPr>
+        <w:pStyle w:val="Heading2"/>
+        <w:spacing w:before="280" w:after="120"/>
+      </w:pPr>
+      <w:r>
+        <w:rPr>
+          <w:rFonts w:ascii="Times New Roman" w:hAnsi="Times New Roman" w:eastAsia="Times New Roman" w:cs="Times New Roman"/>
+        </w:rPr>
+        <w:t xml:space="preserve">10.5 </w:t>
+      </w:r>
+      <w:r>
+        <w:rPr>
+          <w:rFonts w:hint="eastAsia" w:ascii="Times New Roman" w:hAnsi="Times New Roman" w:eastAsia="Times New Roman" w:cs="Times New Roman"/>
+        </w:rPr>
+        <w:t>Ch23-P3-Birch</w:t>
+      </w:r>
+      <w:r>
+        <w:rPr>
+          <w:rFonts w:hint="eastAsia" w:ascii="Times New Roman" w:hAnsi="Times New Roman" w:eastAsia="SimHei" w:cs="Times New Roman"/>
+        </w:rPr>
+        <w:t>还原产物预测</w:t>
+      </w:r>
+    </w:p>
+    <w:p>
+      <w:pPr>
+        <w:pStyle w:val="FirstParagraph"/>
+      </w:pPr>
+      <w:r>
+        <w:rPr>
+          <w:rFonts w:ascii="Times New Roman" w:hAnsi="Times New Roman" w:eastAsia="Times New Roman" w:cs="Times New Roman"/>
+        </w:rPr>
+        <w:t xml:space="preserve">Predict the products of Birch reduction of these aromatic compounds.</w:t>
+      </w:r>
+    </w:p>
+    <w:p>
+      <w:pPr>
+        <w:pStyle w:val="BodyText"/>
+        <w:spacing w:before="160" w:after="80"/>
+        <w:jc w:val="center"/>
+      </w:pPr>
+      <w:r>
+        <w:rPr>
+          <w:rFonts w:ascii="Times New Roman" w:hAnsi="Times New Roman" w:eastAsia="Times New Roman" w:cs="Times New Roman"/>
+        </w:rPr>
+        <w:drawing>
+          <wp:inline>
+            <wp:extent cx="3600000" cy="1031249"/>
+            <wp:effectExtent b="0" l="0" r="0" t="0"/>
+            <wp:docPr descr="" title="" id="24" name="Picture"/>
+            <a:graphic>
+              <a:graphicData uri="http://schemas.openxmlformats.org/drawingml/2006/picture">
+                <pic:pic>
+                  <pic:nvPicPr>
+                    <pic:cNvPr descr="fe14e2ba72880f28d28d346069ec1edacea5215b3b8a34161cbdc811126b8f6b.jpg" id="25" name="Picture"/>
+                    <pic:cNvPicPr>
+                      <a:picLocks noChangeArrowheads="1" noChangeAspect="1"/>
+                    </pic:cNvPicPr>
+                  </pic:nvPicPr>
+                  <pic:blipFill>
+                    <a:blip r:embed="rId23"/>
+                    <a:stretch>
+                      <a:fillRect/>
+                    </a:stretch>
+                  </pic:blipFill>
+                  <pic:spPr bwMode="auto">
+                    <a:xfrm>
+                      <a:off x="0" y="0"/>
+                      <a:ext cx="3600000" cy="1031249"/>
+                    </a:xfrm>
+                    <a:prstGeom prst="rect">
+                      <a:avLst/>
+                    </a:prstGeom>
+                    <a:noFill/>
+                    <a:ln w="9525">
+                      <a:noFill/>
+                      <a:headEnd/>
+                      <a:tailEnd/>
+                    </a:ln>
+                  </pic:spPr>
+                </pic:pic>
+              </a:graphicData>
+            </a:graphic>
+          </wp:inline>
+        </w:drawing>
+      </w:r>
+    </w:p>
+    <w:p>
+      <w:pPr>
+        <w:spacing w:before="160" w:after="80"/>
+      </w:pPr>
+      <w:r>
+        <w:pict>
+          <v:rect style="width:0;height:1.5pt" o:hralign="center" o:hrstd="t" o:hr="t"/>
+        </w:pict>
+      </w:r>
+    </w:p>
+    <w:bookmarkEnd w:id="26"/>
+    <w:bookmarkStart w:id="30" w:name="ch23-p4-多步反应中的保护策略"/>
+    <w:p>
+      <w:pPr>
+        <w:pStyle w:val="Heading2"/>
+        <w:spacing w:before="280" w:after="120"/>
+      </w:pPr>
+      <w:r>
+        <w:rPr>
+          <w:rFonts w:ascii="Times New Roman" w:hAnsi="Times New Roman" w:eastAsia="Times New Roman" w:cs="Times New Roman"/>
+        </w:rPr>
+        <w:t xml:space="preserve">10.6 </w:t>
+      </w:r>
+      <w:r>
+        <w:rPr>
+          <w:rFonts w:hint="eastAsia" w:ascii="Times New Roman" w:hAnsi="Times New Roman" w:eastAsia="Times New Roman" w:cs="Times New Roman"/>
+        </w:rPr>
+        <w:t>Ch23-P4-</w:t>
+      </w:r>
+      <w:r>
+        <w:rPr>
+          <w:rFonts w:hint="eastAsia" w:ascii="Times New Roman" w:hAnsi="Times New Roman" w:eastAsia="SimHei" w:cs="Times New Roman"/>
+        </w:rPr>
+        <w:t>多步反应中的保护策略</w:t>
+      </w:r>
+    </w:p>
+    <w:p>
+      <w:pPr>
+        <w:pStyle w:val="FirstParagraph"/>
+      </w:pPr>
+      <w:r>
+        <w:rPr>
+          <w:rFonts w:ascii="Times New Roman" w:hAnsi="Times New Roman" w:eastAsia="Times New Roman" w:cs="Times New Roman"/>
+        </w:rPr>
+        <w:t xml:space="preserve">How would you carry out these reactions? In some cases more than one step may be required.</w:t>
+      </w:r>
+    </w:p>
+    <w:p>
+      <w:pPr>
+        <w:pStyle w:val="BodyText"/>
+        <w:spacing w:before="160" w:after="80"/>
+        <w:jc w:val="center"/>
+      </w:pPr>
+      <w:r>
+        <w:rPr>
+          <w:rFonts w:ascii="Times New Roman" w:hAnsi="Times New Roman" w:eastAsia="Times New Roman" w:cs="Times New Roman"/>
+        </w:rPr>
+        <w:drawing>
+          <wp:inline>
+            <wp:extent cx="3600000" cy="1040487"/>
+            <wp:effectExtent b="0" l="0" r="0" t="0"/>
+            <wp:docPr descr="" title="" id="28" name="Picture"/>
+            <a:graphic>
+              <a:graphicData uri="http://schemas.openxmlformats.org/drawingml/2006/picture">
+                <pic:pic>
+                  <pic:nvPicPr>
+                    <pic:cNvPr descr="761f29022a584420b3d84783191c29b0e2672ce65c382d0389ec3a779b6bd111.jpg" id="29" name="Picture"/>
+                    <pic:cNvPicPr>
+                      <a:picLocks noChangeArrowheads="1" noChangeAspect="1"/>
+                    </pic:cNvPicPr>
+                  </pic:nvPicPr>
+                  <pic:blipFill>
+                    <a:blip r:embed="rId27"/>
+                    <a:stretch>
+                      <a:fillRect/>
+                    </a:stretch>
+                  </pic:blipFill>
+                  <pic:spPr bwMode="auto">
+                    <a:xfrm>
+                      <a:off x="0" y="0"/>
+                      <a:ext cx="3600000" cy="1040487"/>
+                    </a:xfrm>
+                    <a:prstGeom prst="rect">
+                      <a:avLst/>
+                    </a:prstGeom>
+                    <a:noFill/>
+                    <a:ln w="9525">
+                      <a:noFill/>
+                      <a:headEnd/>
+                      <a:tailEnd/>
+                    </a:ln>
+                  </pic:spPr>
+                </pic:pic>
+              </a:graphicData>
+            </a:graphic>
+          </wp:inline>
+        </w:drawing>
+      </w:r>
+    </w:p>
+    <w:p>
+      <w:pPr>
+        <w:spacing w:before="160" w:after="80"/>
+      </w:pPr>
+      <w:r>
+        <w:pict>
+          <v:rect style="width:0;height:1.5pt" o:hralign="center" o:hrstd="t" o:hr="t"/>
+        </w:pict>
+      </w:r>
+    </w:p>
+    <w:bookmarkEnd w:id="30"/>
+    <w:bookmarkStart w:id="34" w:name="ch23-p8-二胺选择性保护策略"/>
+    <w:p>
+      <w:pPr>
+        <w:pStyle w:val="Heading2"/>
+        <w:spacing w:before="280" w:after="120"/>
+      </w:pPr>
+      <w:r>
+        <w:rPr>
+          <w:rFonts w:ascii="Times New Roman" w:hAnsi="Times New Roman" w:eastAsia="Times New Roman" w:cs="Times New Roman"/>
+        </w:rPr>
+        <w:t xml:space="preserve">10.7 </w:t>
+      </w:r>
+      <w:r>
+        <w:rPr>
+          <w:rFonts w:hint="eastAsia" w:ascii="Times New Roman" w:hAnsi="Times New Roman" w:eastAsia="Times New Roman" w:cs="Times New Roman"/>
+        </w:rPr>
+        <w:t>Ch23-P8-</w:t>
+      </w:r>
+      <w:r>
+        <w:rPr>
+          <w:rFonts w:hint="eastAsia" w:ascii="Times New Roman" w:hAnsi="Times New Roman" w:eastAsia="SimHei" w:cs="Times New Roman"/>
+        </w:rPr>
+        <w:t>二胺选择性保护策略</w:t>
+      </w:r>
+    </w:p>
+    <w:p>
+      <w:pPr>
+        <w:pStyle w:val="FirstParagraph"/>
+      </w:pPr>
+      <w:r>
+        <w:rPr>
+          <w:rFonts w:ascii="Times New Roman" w:hAnsi="Times New Roman" w:eastAsia="Times New Roman" w:cs="Times New Roman"/>
+        </w:rPr>
+        <w:t xml:space="preserve">How would you convert this diamine to either of these two protected derivatives?</w:t>
+      </w:r>
+    </w:p>
+    <w:p>
+      <w:pPr>
+        <w:pStyle w:val="BodyText"/>
+        <w:spacing w:before="160" w:after="80"/>
+        <w:jc w:val="center"/>
+      </w:pPr>
+      <w:r>
+        <w:rPr>
+          <w:rFonts w:ascii="Times New Roman" w:hAnsi="Times New Roman" w:eastAsia="Times New Roman" w:cs="Times New Roman"/>
+        </w:rPr>
+        <w:drawing>
+          <wp:inline>
+            <wp:extent cx="3600000" cy="370884"/>
+            <wp:effectExtent b="0" l="0" r="0" t="0"/>
+            <wp:docPr descr="" title="" id="32" name="Picture"/>
+            <a:graphic>
+              <a:graphicData uri="http://schemas.openxmlformats.org/drawingml/2006/picture">
+                <pic:pic>
+                  <pic:nvPicPr>
+                    <pic:cNvPr descr="d142aaf6101a58e2d5f90433ac528767aca3e62cae0072711989d8bc42b08a17.jpg" id="33" name="Picture"/>
+                    <pic:cNvPicPr>
+                      <a:picLocks noChangeArrowheads="1" noChangeAspect="1"/>
+                    </pic:cNvPicPr>
+                  </pic:nvPicPr>
+                  <pic:blipFill>
+                    <a:blip r:embed="rId31"/>
+                    <a:stretch>
+                      <a:fillRect/>
+                    </a:stretch>
+                  </pic:blipFill>
+                  <pic:spPr bwMode="auto">
+                    <a:xfrm>
+                      <a:off x="0" y="0"/>
+                      <a:ext cx="3600000" cy="370884"/>
+                    </a:xfrm>
+                    <a:prstGeom prst="rect">
+                      <a:avLst/>
+                    </a:prstGeom>
+                    <a:noFill/>
+                    <a:ln w="9525">
+                      <a:noFill/>
+                      <a:headEnd/>
+                      <a:tailEnd/>
+                    </a:ln>
+                  </pic:spPr>
+                </pic:pic>
+              </a:graphicData>
+            </a:graphic>
+          </wp:inline>
+        </w:drawing>
+      </w:r>
+    </w:p>
+    <w:p>
+      <w:pPr>
+        <w:spacing w:before="160" w:after="80"/>
+      </w:pPr>
+      <w:r>
+        <w:pict>
+          <v:rect style="width:0;height:1.5pt" o:hralign="center" o:hrstd="t" o:hr="t"/>
+        </w:pict>
+      </w:r>
+    </w:p>
+    <w:bookmarkEnd w:id="34"/>
+    <w:bookmarkStart w:id="38" w:name="ch28-p3-双官能团关系的合成设计"/>
+    <w:p>
+      <w:pPr>
+        <w:pStyle w:val="Heading2"/>
+        <w:spacing w:before="280" w:after="120"/>
+      </w:pPr>
+      <w:r>
+        <w:rPr>
+          <w:rFonts w:ascii="Times New Roman" w:hAnsi="Times New Roman" w:eastAsia="Times New Roman" w:cs="Times New Roman"/>
+        </w:rPr>
+        <w:t xml:space="preserve">10.8 </w:t>
+      </w:r>
+      <w:r>
+        <w:rPr>
+          <w:rFonts w:hint="eastAsia" w:ascii="Times New Roman" w:hAnsi="Times New Roman" w:eastAsia="Times New Roman" w:cs="Times New Roman"/>
+        </w:rPr>
+        <w:t>Ch28-P3-</w:t>
+      </w:r>
+      <w:r>
+        <w:rPr>
+          <w:rFonts w:hint="eastAsia" w:ascii="Times New Roman" w:hAnsi="Times New Roman" w:eastAsia="SimHei" w:cs="Times New Roman"/>
+        </w:rPr>
+        <w:t>双官能团关系的合成设计</w:t>
+      </w:r>
+    </w:p>
+    <w:p>
+      <w:pPr>
+        <w:pStyle w:val="FirstParagraph"/>
+      </w:pPr>
+      <w:r>
+        <w:rPr>
+          <w:rFonts w:ascii="Times New Roman" w:hAnsi="Times New Roman" w:eastAsia="Times New Roman" w:cs="Times New Roman"/>
+        </w:rPr>
+        <w:t xml:space="preserve">Suggest ways to make these two compounds. Show your disconnections and make sure you number the functional group relationships.</w:t>
+      </w:r>
+    </w:p>
+    <w:p>
+      <w:pPr>
+        <w:pStyle w:val="BodyText"/>
+        <w:spacing w:before="160" w:after="80"/>
+        <w:jc w:val="center"/>
+      </w:pPr>
+      <w:r>
+        <w:rPr>
+          <w:rFonts w:ascii="Times New Roman" w:hAnsi="Times New Roman" w:eastAsia="Times New Roman" w:cs="Times New Roman"/>
+        </w:rPr>
+        <w:drawing>
+          <wp:inline>
+            <wp:extent cx="3600000" cy="1146020"/>
+            <wp:effectExtent b="0" l="0" r="0" t="0"/>
+            <wp:docPr descr="" title="" id="36" name="Picture"/>
+            <a:graphic>
+              <a:graphicData uri="http://schemas.openxmlformats.org/drawingml/2006/picture">
+                <pic:pic>
+                  <pic:nvPicPr>
+                    <pic:cNvPr descr="3fcd57ac48ce7c954e8fa7b81ad4f70bebffd86e65ae687503de37aba4206a6f.jpg" id="37" name="Picture"/>
+                    <pic:cNvPicPr>
+                      <a:picLocks noChangeArrowheads="1" noChangeAspect="1"/>
+                    </pic:cNvPicPr>
+                  </pic:nvPicPr>
+                  <pic:blipFill>
+                    <a:blip r:embed="rId35"/>
+                    <a:stretch>
+                      <a:fillRect/>
+                    </a:stretch>
+                  </pic:blipFill>
+                  <pic:spPr bwMode="auto">
+                    <a:xfrm>
+                      <a:off x="0" y="0"/>
+                      <a:ext cx="3600000" cy="1146020"/>
+                    </a:xfrm>
+                    <a:prstGeom prst="rect">
+                      <a:avLst/>
+                    </a:prstGeom>
+                    <a:noFill/>
+                    <a:ln w="9525">
+                      <a:noFill/>
+                      <a:headEnd/>
+                      <a:tailEnd/>
+                    </a:ln>
+                  </pic:spPr>
+                </pic:pic>
+              </a:graphicData>
+            </a:graphic>
+          </wp:inline>
+        </w:drawing>
+      </w:r>
+    </w:p>
+    <w:p>
+      <w:pPr>
+        <w:pStyle w:val="BodyText"/>
+      </w:pPr>
+      <w:r>
+        <w:rPr>
+          <w:rFonts w:hint="eastAsia" w:ascii="Times New Roman" w:hAnsi="Times New Roman" w:eastAsia="FangSong" w:cs="Times New Roman"/>
+          <w:b/>
+          <w:bCs/>
+        </w:rPr>
+        <w:t xml:space="preserve">原文题目</w:t>
+      </w:r>
+      <w:r>
+        <w:rPr>
+          <w:rFonts w:hint="eastAsia" w:ascii="Times New Roman" w:hAnsi="Times New Roman" w:eastAsia="Times New Roman" w:cs="Times New Roman"/>
+        </w:rPr>
+        <w:t>：</w:t>
+      </w:r>
+      <w:r>
+        <w:rPr>
+          <w:rFonts w:hint="eastAsia" w:ascii="Times New Roman" w:hAnsi="Times New Roman" w:eastAsia="FangSong" w:cs="Times New Roman"/>
+        </w:rPr>
+        <w:t>建议合成这两种化合物的方法</w:t>
+      </w:r>
+      <w:r>
+        <w:rPr>
+          <w:rFonts w:hint="eastAsia" w:ascii="Times New Roman" w:hAnsi="Times New Roman" w:eastAsia="Times New Roman" w:cs="Times New Roman"/>
+        </w:rPr>
+        <w:t>。</w:t>
+      </w:r>
+      <w:r>
+        <w:rPr>
+          <w:rFonts w:hint="eastAsia" w:ascii="Times New Roman" w:hAnsi="Times New Roman" w:eastAsia="FangSong" w:cs="Times New Roman"/>
+        </w:rPr>
+        <w:t>展示你的切断并标注官能团关系的编号</w:t>
+      </w:r>
+      <w:r>
+        <w:rPr>
+          <w:rFonts w:hint="eastAsia" w:ascii="Times New Roman" w:hAnsi="Times New Roman" w:eastAsia="Times New Roman" w:cs="Times New Roman"/>
+        </w:rPr>
+        <w:t>。</w:t>
+      </w:r>
+    </w:p>
+    <w:p>
+      <w:pPr>
+        <w:spacing w:before="160" w:after="80"/>
+      </w:pPr>
+      <w:r>
+        <w:pict>
+          <v:rect style="width:0;height:1.5pt" o:hralign="center" o:hrstd="t" o:hr="t"/>
+        </w:pict>
+      </w:r>
+    </w:p>
+    <w:bookmarkEnd w:id="38"/>
+    <w:bookmarkStart w:id="42" w:name="ch28-p4-需要选择性的合成设计"/>
+    <w:p>
+      <w:pPr>
+        <w:pStyle w:val="Heading2"/>
+        <w:spacing w:before="280" w:after="120"/>
+      </w:pPr>
+      <w:r>
+        <w:rPr>
+          <w:rFonts w:ascii="Times New Roman" w:hAnsi="Times New Roman" w:eastAsia="Times New Roman" w:cs="Times New Roman"/>
+        </w:rPr>
+        <w:t xml:space="preserve">10.9 </w:t>
+      </w:r>
+      <w:r>
+        <w:rPr>
+          <w:rFonts w:hint="eastAsia" w:ascii="Times New Roman" w:hAnsi="Times New Roman" w:eastAsia="Times New Roman" w:cs="Times New Roman"/>
+        </w:rPr>
+        <w:t>Ch28-P4-</w:t>
+      </w:r>
+      <w:r>
+        <w:rPr>
+          <w:rFonts w:hint="eastAsia" w:ascii="Times New Roman" w:hAnsi="Times New Roman" w:eastAsia="SimHei" w:cs="Times New Roman"/>
+        </w:rPr>
+        <w:t>需要选择性的合成设计</w:t>
+      </w:r>
+    </w:p>
+    <w:p>
+      <w:pPr>
+        <w:pStyle w:val="FirstParagraph"/>
+      </w:pPr>
+      <w:r>
+        <w:rPr>
+          <w:rFonts w:ascii="Times New Roman" w:hAnsi="Times New Roman" w:eastAsia="Times New Roman" w:cs="Times New Roman"/>
+        </w:rPr>
+        <w:t xml:space="preserve">Propose syntheses of these two compounds, explaining your choice of reagents and how any selectivity is achieved.</w:t>
+      </w:r>
+    </w:p>
+    <w:p>
+      <w:pPr>
+        <w:pStyle w:val="BodyText"/>
+        <w:spacing w:before="160" w:after="80"/>
+        <w:jc w:val="center"/>
+      </w:pPr>
+      <w:r>
+        <w:rPr>
+          <w:rFonts w:ascii="Times New Roman" w:hAnsi="Times New Roman" w:eastAsia="Times New Roman" w:cs="Times New Roman"/>
+        </w:rPr>
+        <w:drawing>
+          <wp:inline>
+            <wp:extent cx="3600000" cy="1178300"/>
+            <wp:effectExtent b="0" l="0" r="0" t="0"/>
+            <wp:docPr descr="" title="" id="40" name="Picture"/>
+            <a:graphic>
+              <a:graphicData uri="http://schemas.openxmlformats.org/drawingml/2006/picture">
+                <pic:pic>
+                  <pic:nvPicPr>
+                    <pic:cNvPr descr="00828cab6c9c12d6c58ead94862ad1305b96483316861f4a317a75c2fb7186e8.jpg" id="41" name="Picture"/>
+                    <pic:cNvPicPr>
+                      <a:picLocks noChangeArrowheads="1" noChangeAspect="1"/>
+                    </pic:cNvPicPr>
+                  </pic:nvPicPr>
+                  <pic:blipFill>
+                    <a:blip r:embed="rId39"/>
+                    <a:stretch>
+                      <a:fillRect/>
+                    </a:stretch>
+                  </pic:blipFill>
+                  <pic:spPr bwMode="auto">
+                    <a:xfrm>
+                      <a:off x="0" y="0"/>
+                      <a:ext cx="3600000" cy="1178300"/>
+                    </a:xfrm>
+                    <a:prstGeom prst="rect">
+                      <a:avLst/>
+                    </a:prstGeom>
+                    <a:noFill/>
+                    <a:ln w="9525">
+                      <a:noFill/>
+                      <a:headEnd/>
+                      <a:tailEnd/>
+                    </a:ln>
+                  </pic:spPr>
+                </pic:pic>
+              </a:graphicData>
+            </a:graphic>
+          </wp:inline>
+        </w:drawing>
+      </w:r>
+    </w:p>
+    <w:p>
+      <w:pPr>
+        <w:pStyle w:val="BodyText"/>
+      </w:pPr>
+      <w:r>
+        <w:rPr>
+          <w:rFonts w:hint="eastAsia" w:ascii="Times New Roman" w:hAnsi="Times New Roman" w:eastAsia="FangSong" w:cs="Times New Roman"/>
+          <w:b/>
+          <w:bCs/>
+        </w:rPr>
+        <w:t xml:space="preserve">原文题目</w:t>
+      </w:r>
+      <w:r>
+        <w:rPr>
+          <w:rFonts w:hint="eastAsia" w:ascii="Times New Roman" w:hAnsi="Times New Roman" w:eastAsia="Times New Roman" w:cs="Times New Roman"/>
+        </w:rPr>
+        <w:t>：</w:t>
+      </w:r>
+      <w:r>
+        <w:rPr>
+          <w:rFonts w:hint="eastAsia" w:ascii="Times New Roman" w:hAnsi="Times New Roman" w:eastAsia="FangSong" w:cs="Times New Roman"/>
+        </w:rPr>
+        <w:t>建议合成这两种化合物的路线</w:t>
+      </w:r>
+      <w:r>
+        <w:rPr>
+          <w:rFonts w:hint="eastAsia" w:ascii="Times New Roman" w:hAnsi="Times New Roman" w:eastAsia="Times New Roman" w:cs="Times New Roman"/>
+        </w:rPr>
+        <w:t>，</w:t>
+      </w:r>
+      <w:r>
+        <w:rPr>
+          <w:rFonts w:hint="eastAsia" w:ascii="Times New Roman" w:hAnsi="Times New Roman" w:eastAsia="FangSong" w:cs="Times New Roman"/>
+        </w:rPr>
+        <w:t>解释试剂选择以及如何实现选择性</w:t>
+      </w:r>
+      <w:r>
+        <w:rPr>
+          <w:rFonts w:hint="eastAsia" w:ascii="Times New Roman" w:hAnsi="Times New Roman" w:eastAsia="Times New Roman" w:cs="Times New Roman"/>
+        </w:rPr>
+        <w:t>。</w:t>
+      </w:r>
+    </w:p>
+    <w:p>
+      <w:pPr>
+        <w:spacing w:before="160" w:after="80"/>
+      </w:pPr>
+      <w:r>
+        <w:pict>
+          <v:rect style="width:0;height:1.5pt" o:hralign="center" o:hrstd="t" o:hr="t"/>
+        </w:pict>
+      </w:r>
+    </w:p>
+    <w:bookmarkEnd w:id="42"/>
+    <w:bookmarkStart w:id="46" w:name="ch28-p8-还原胺化和相关化合物不同合成"/>
+    <w:p>
+      <w:pPr>
+        <w:pStyle w:val="Heading2"/>
+        <w:spacing w:before="280" w:after="120"/>
+      </w:pPr>
+      <w:r>
+        <w:rPr>
+          <w:rFonts w:ascii="Times New Roman" w:hAnsi="Times New Roman" w:eastAsia="Times New Roman" w:cs="Times New Roman"/>
+        </w:rPr>
+        <w:t xml:space="preserve">10.10 </w:t>
+      </w:r>
+      <w:r>
+        <w:rPr>
+          <w:rFonts w:hint="eastAsia" w:ascii="Times New Roman" w:hAnsi="Times New Roman" w:eastAsia="Times New Roman" w:cs="Times New Roman"/>
+        </w:rPr>
+        <w:t>Ch28-P8-</w:t>
+      </w:r>
+      <w:r>
+        <w:rPr>
+          <w:rFonts w:hint="eastAsia" w:ascii="Times New Roman" w:hAnsi="Times New Roman" w:eastAsia="SimHei" w:cs="Times New Roman"/>
+        </w:rPr>
+        <w:t>还原胺化和相关化合物不同合成</w:t>
+      </w:r>
+    </w:p>
+    <w:p>
+      <w:pPr>
+        <w:pStyle w:val="FirstParagraph"/>
+      </w:pPr>
+      <w:r>
+        <w:rPr>
+          <w:rFonts w:ascii="Times New Roman" w:hAnsi="Times New Roman" w:eastAsia="Times New Roman" w:cs="Times New Roman"/>
+        </w:rPr>
+        <w:t xml:space="preserve">How would you make these compounds?</w:t>
+      </w:r>
+    </w:p>
+    <w:p>
+      <w:pPr>
+        <w:pStyle w:val="BodyText"/>
+        <w:spacing w:before="160" w:after="80"/>
+        <w:jc w:val="center"/>
+      </w:pPr>
+      <w:r>
+        <w:rPr>
+          <w:rFonts w:ascii="Times New Roman" w:hAnsi="Times New Roman" w:eastAsia="Times New Roman" w:cs="Times New Roman"/>
+        </w:rPr>
+        <w:drawing>
+          <wp:inline>
+            <wp:extent cx="3600000" cy="627048"/>
+            <wp:effectExtent b="0" l="0" r="0" t="0"/>
+            <wp:docPr descr="" title="" id="44" name="Picture"/>
+            <a:graphic>
+              <a:graphicData uri="http://schemas.openxmlformats.org/drawingml/2006/picture">
+                <pic:pic>
+                  <pic:nvPicPr>
+                    <pic:cNvPr descr="67f347858bbae613d5adabad408ac115a705740e5bea99f060dc9f4609cf7609.jpg" id="45" name="Picture"/>
+                    <pic:cNvPicPr>
+                      <a:picLocks noChangeArrowheads="1" noChangeAspect="1"/>
+                    </pic:cNvPicPr>
+                  </pic:nvPicPr>
+                  <pic:blipFill>
+                    <a:blip r:embed="rId43"/>
+                    <a:stretch>
+                      <a:fillRect/>
+                    </a:stretch>
+                  </pic:blipFill>
+                  <pic:spPr bwMode="auto">
+                    <a:xfrm>
+                      <a:off x="0" y="0"/>
+                      <a:ext cx="3600000" cy="627048"/>
+                    </a:xfrm>
+                    <a:prstGeom prst="rect">
+                      <a:avLst/>
+                    </a:prstGeom>
+                    <a:noFill/>
+                    <a:ln w="9525">
+                      <a:noFill/>
+                      <a:headEnd/>
+                      <a:tailEnd/>
+                    </a:ln>
+                  </pic:spPr>
+                </pic:pic>
+              </a:graphicData>
+            </a:graphic>
+          </wp:inline>
+        </w:drawing>
+      </w:r>
+    </w:p>
+    <w:p>
+      <w:pPr>
+        <w:pStyle w:val="BodyText"/>
+      </w:pPr>
+      <w:r>
+        <w:rPr>
+          <w:rFonts w:hint="eastAsia" w:ascii="Times New Roman" w:hAnsi="Times New Roman" w:eastAsia="FangSong" w:cs="Times New Roman"/>
+          <w:b/>
+          <w:bCs/>
+        </w:rPr>
+        <w:t xml:space="preserve">原文题目</w:t>
+      </w:r>
+      <w:r>
+        <w:rPr>
+          <w:rFonts w:hint="eastAsia" w:ascii="Times New Roman" w:hAnsi="Times New Roman" w:eastAsia="Times New Roman" w:cs="Times New Roman"/>
+        </w:rPr>
+        <w:t>：</w:t>
+      </w:r>
+      <w:r>
+        <w:rPr>
+          <w:rFonts w:hint="eastAsia" w:ascii="Times New Roman" w:hAnsi="Times New Roman" w:eastAsia="FangSong" w:cs="Times New Roman"/>
+        </w:rPr>
+        <w:t>如何合成这些化合物</w:t>
+      </w:r>
+      <w:r>
+        <w:rPr>
+          <w:rFonts w:hint="eastAsia" w:ascii="Times New Roman" w:hAnsi="Times New Roman" w:eastAsia="Times New Roman" w:cs="Times New Roman"/>
+        </w:rPr>
+        <w:t>？</w:t>
+      </w:r>
+    </w:p>
+    <w:p>
+      <w:pPr>
+        <w:spacing w:before="160" w:after="80"/>
+      </w:pPr>
+      <w:r>
+        <w:pict>
+          <v:rect style="width:0;height:1.5pt" o:hralign="center" o:hrstd="t" o:hr="t"/>
+        </w:pict>
+      </w:r>
+    </w:p>
+    <w:bookmarkEnd w:id="46"/>
+    <w:bookmarkStart w:id="50" w:name="辣椒素合成路线第26届初赛"/>
+    <w:p>
+      <w:pPr>
+        <w:pStyle w:val="Heading2"/>
+        <w:spacing w:before="280" w:after="120"/>
+      </w:pPr>
+      <w:r>
+        <w:rPr>
+          <w:rFonts w:ascii="Times New Roman" w:hAnsi="Times New Roman" w:eastAsia="Times New Roman" w:cs="Times New Roman"/>
+        </w:rPr>
+        <w:t xml:space="preserve">10.11 </w:t>
+      </w:r>
+      <w:r>
+        <w:rPr>
+          <w:rFonts w:hint="eastAsia" w:ascii="Times New Roman" w:hAnsi="Times New Roman" w:eastAsia="SimHei" w:cs="Times New Roman"/>
+        </w:rPr>
+        <w:t>辣椒素合成路线</w:t>
+      </w:r>
+      <w:r>
+        <w:rPr>
+          <w:rFonts w:hint="eastAsia" w:ascii="Times New Roman" w:hAnsi="Times New Roman" w:eastAsia="Times New Roman" w:cs="Times New Roman"/>
+        </w:rPr>
+        <w:t>（</w:t>
+      </w:r>
+      <w:r>
+        <w:rPr>
+          <w:rFonts w:hint="eastAsia" w:ascii="Times New Roman" w:hAnsi="Times New Roman" w:eastAsia="SimHei" w:cs="Times New Roman"/>
+        </w:rPr>
+        <w:t>第</w:t>
+      </w:r>
+      <w:r>
+        <w:rPr>
+          <w:rFonts w:hint="eastAsia" w:ascii="Times New Roman" w:hAnsi="Times New Roman" w:eastAsia="Times New Roman" w:cs="Times New Roman"/>
+        </w:rPr>
+        <w:t>26</w:t>
+      </w:r>
+      <w:r>
+        <w:rPr>
+          <w:rFonts w:hint="eastAsia" w:ascii="Times New Roman" w:hAnsi="Times New Roman" w:eastAsia="SimHei" w:cs="Times New Roman"/>
+        </w:rPr>
+        <w:t>届初赛</w:t>
+      </w:r>
+      <w:r>
+        <w:rPr>
+          <w:rFonts w:hint="eastAsia" w:ascii="Times New Roman" w:hAnsi="Times New Roman" w:eastAsia="Times New Roman" w:cs="Times New Roman"/>
+        </w:rPr>
+        <w:t>）</w:t>
+      </w:r>
+    </w:p>
+    <w:p>
+      <w:pPr>
+        <w:pStyle w:val="FirstParagraph"/>
+      </w:pPr>
+      <w:r>
+        <w:rPr>
+          <w:rFonts w:hint="eastAsia" w:ascii="Times New Roman" w:hAnsi="Times New Roman" w:eastAsia="FangSong" w:cs="Times New Roman"/>
+        </w:rPr>
+        <w:t>辣椒的味道主要来自辣椒素类化合物</w:t>
+      </w:r>
+      <w:r>
+        <w:rPr>
+          <w:rFonts w:hint="eastAsia" w:ascii="Times New Roman" w:hAnsi="Times New Roman" w:eastAsia="Times New Roman" w:cs="Times New Roman"/>
+        </w:rPr>
+        <w:t>。</w:t>
+      </w:r>
+      <w:r>
+        <w:rPr>
+          <w:rFonts w:hint="eastAsia" w:ascii="Times New Roman" w:hAnsi="Times New Roman" w:eastAsia="FangSong" w:cs="Times New Roman"/>
+        </w:rPr>
+        <w:t>辣椒素</w:t>
+      </w:r>
+      <w:r>
+        <w:rPr>
+          <w:rFonts w:ascii="Times New Roman" w:hAnsi="Times New Roman" w:eastAsia="Times New Roman" w:cs="Times New Roman"/>
+        </w:rPr>
+        <w:t xml:space="preserve"> F </w:t>
+      </w:r>
+      <w:r>
+        <w:rPr>
+          <w:rFonts w:hint="eastAsia" w:ascii="Times New Roman" w:hAnsi="Times New Roman" w:eastAsia="FangSong" w:cs="Times New Roman"/>
+        </w:rPr>
+        <w:t>的合成路线如下</w:t>
+      </w:r>
+      <w:r>
+        <w:rPr>
+          <w:rFonts w:hint="eastAsia" w:ascii="Times New Roman" w:hAnsi="Times New Roman" w:eastAsia="Times New Roman" w:cs="Times New Roman"/>
+        </w:rPr>
+        <w:t>：</w:t>
+      </w:r>
+    </w:p>
+    <w:p>
+      <w:pPr>
+        <w:pStyle w:val="BodyText"/>
+        <w:spacing w:before="160" w:after="80"/>
+        <w:jc w:val="center"/>
+      </w:pPr>
+      <w:r>
+        <w:rPr>
+          <w:rFonts w:ascii="Times New Roman" w:hAnsi="Times New Roman" w:eastAsia="Times New Roman" w:cs="Times New Roman"/>
+        </w:rPr>
+        <w:drawing>
+          <wp:inline>
+            <wp:extent cx="3600000" cy="1212885"/>
+            <wp:effectExtent b="0" l="0" r="0" t="0"/>
+            <wp:docPr descr="" title="" id="48" name="Picture"/>
+            <a:graphic>
+              <a:graphicData uri="http://schemas.openxmlformats.org/drawingml/2006/picture">
+                <pic:pic>
+                  <pic:nvPicPr>
+                    <pic:cNvPr descr="82c4bba870b880581a420cb1266df9bb56d3cca1889ba5809024a514b5545e68.jpg" id="49" name="Picture"/>
+                    <pic:cNvPicPr>
+                      <a:picLocks noChangeArrowheads="1" noChangeAspect="1"/>
+                    </pic:cNvPicPr>
+                  </pic:nvPicPr>
+                  <pic:blipFill>
+                    <a:blip r:embed="rId47"/>
                     <a:stretch>
                       <a:fillRect/>
                     </a:stretch>
@@ -243,8 +1686,8 @@
         </w:pict>
       </w:r>
     </w:p>
-    <w:bookmarkEnd w:id="12"/>
-    <w:bookmarkStart w:id="13" w:name="离子化合物a2b化学式推断第30届初赛"/>
+    <w:bookmarkEnd w:id="50"/>
+    <w:bookmarkStart w:id="51" w:name="离子化合物a2b化学式推断第30届初赛"/>
     <w:p>
       <w:pPr>
         <w:pStyle w:val="Heading2"/>
@@ -254,7 +1697,7 @@
         <w:rPr>
           <w:rFonts w:ascii="Times New Roman" w:hAnsi="Times New Roman" w:eastAsia="Times New Roman" w:cs="Times New Roman"/>
         </w:rPr>
-        <w:t xml:space="preserve">10.2 </w:t>
+        <w:t xml:space="preserve">10.12 </w:t>
       </w:r>
       <w:r>
         <w:rPr>
@@ -1097,8 +2540,8 @@
         </w:pict>
       </w:r>
     </w:p>
-    <w:bookmarkEnd w:id="13"/>
-    <w:bookmarkStart w:id="17" w:name="ch23-p5-保护策略两种不同环大小产物"/>
+    <w:bookmarkEnd w:id="51"/>
+    <w:bookmarkStart w:id="52" w:name="竞赛提升"/>
     <w:p>
       <w:pPr>
         <w:pStyle w:val="Heading2"/>
@@ -1106,9 +2549,23 @@
       </w:pPr>
       <w:r>
         <w:rPr>
-          <w:rFonts w:ascii="Times New Roman" w:hAnsi="Times New Roman" w:eastAsia="Times New Roman" w:cs="Times New Roman"/>
-        </w:rPr>
-        <w:t xml:space="preserve">10.3 </w:t>
+          <w:rFonts w:hint="eastAsia" w:ascii="Times New Roman" w:hAnsi="Times New Roman" w:eastAsia="SimHei" w:cs="Times New Roman"/>
+        </w:rPr>
+        <w:t xml:space="preserve">竞赛提升</w:t>
+      </w:r>
+    </w:p>
+    <w:bookmarkEnd w:id="52"/>
+    <w:bookmarkStart w:id="56" w:name="ch23-p5-保护策略两种不同环大小产物"/>
+    <w:p>
+      <w:pPr>
+        <w:pStyle w:val="Heading2"/>
+        <w:spacing w:before="280" w:after="120"/>
+      </w:pPr>
+      <w:r>
+        <w:rPr>
+          <w:rFonts w:ascii="Times New Roman" w:hAnsi="Times New Roman" w:eastAsia="Times New Roman" w:cs="Times New Roman"/>
+        </w:rPr>
+        <w:t xml:space="preserve">10.13 </w:t>
       </w:r>
       <w:r>
         <w:rPr>
@@ -1237,18 +2694,18 @@
           <wp:inline>
             <wp:extent cx="3600000" cy="589721"/>
             <wp:effectExtent b="0" l="0" r="0" t="0"/>
-            <wp:docPr descr="" title="" id="15" name="Picture"/>
+            <wp:docPr descr="" title="" id="54" name="Picture"/>
             <a:graphic>
               <a:graphicData uri="http://schemas.openxmlformats.org/drawingml/2006/picture">
                 <pic:pic>
                   <pic:nvPicPr>
-                    <pic:cNvPr descr="1e7c78a8530919faf130fe16e6f0cf9f993cad9ccb18b56abc2b34f67c64d490.jpg" id="16" name="Picture"/>
+                    <pic:cNvPr descr="1e7c78a8530919faf130fe16e6f0cf9f993cad9ccb18b56abc2b34f67c64d490.jpg" id="55" name="Picture"/>
                     <pic:cNvPicPr>
                       <a:picLocks noChangeArrowheads="1" noChangeAspect="1"/>
                     </pic:cNvPicPr>
                   </pic:nvPicPr>
                   <pic:blipFill>
-                    <a:blip r:embed="rId14"/>
+                    <a:blip r:embed="rId53"/>
                     <a:stretch>
                       <a:fillRect/>
                     </a:stretch>
@@ -1285,8 +2742,8 @@
         </w:pict>
       </w:r>
     </w:p>
-    <w:bookmarkEnd w:id="17"/>
-    <w:bookmarkStart w:id="21" w:name="ch23-p6-还原胺化脱保护关环组合"/>
+    <w:bookmarkEnd w:id="56"/>
+    <w:bookmarkStart w:id="60" w:name="ch23-p6-还原胺化脱保护关环组合"/>
     <w:p>
       <w:pPr>
         <w:pStyle w:val="Heading2"/>
@@ -1296,7 +2753,7 @@
         <w:rPr>
           <w:rFonts w:ascii="Times New Roman" w:hAnsi="Times New Roman" w:eastAsia="Times New Roman" w:cs="Times New Roman"/>
         </w:rPr>
-        <w:t xml:space="preserve">10.4 </w:t>
+        <w:t xml:space="preserve">10.14 </w:t>
       </w:r>
       <w:r>
         <w:rPr>
@@ -1413,18 +2870,18 @@
           <wp:inline>
             <wp:extent cx="3600000" cy="599999"/>
             <wp:effectExtent b="0" l="0" r="0" t="0"/>
-            <wp:docPr descr="" title="" id="19" name="Picture"/>
+            <wp:docPr descr="" title="" id="58" name="Picture"/>
             <a:graphic>
               <a:graphicData uri="http://schemas.openxmlformats.org/drawingml/2006/picture">
                 <pic:pic>
                   <pic:nvPicPr>
-                    <pic:cNvPr descr="53d979ad933c25e0e0c51b63ea201954325b3c1d558319f0b7046181a42ac42f.jpg" id="20" name="Picture"/>
+                    <pic:cNvPr descr="53d979ad933c25e0e0c51b63ea201954325b3c1d558319f0b7046181a42ac42f.jpg" id="59" name="Picture"/>
                     <pic:cNvPicPr>
                       <a:picLocks noChangeArrowheads="1" noChangeAspect="1"/>
                     </pic:cNvPicPr>
                   </pic:nvPicPr>
                   <pic:blipFill>
-                    <a:blip r:embed="rId18"/>
+                    <a:blip r:embed="rId57"/>
                     <a:stretch>
                       <a:fillRect/>
                     </a:stretch>
@@ -1461,8 +2918,8 @@
         </w:pict>
       </w:r>
     </w:p>
-    <w:bookmarkEnd w:id="21"/>
-    <w:bookmarkStart w:id="31" w:name="ch28-p5-反应失败分析"/>
+    <w:bookmarkEnd w:id="60"/>
+    <w:bookmarkStart w:id="70" w:name="ch28-p5-反应失败分析"/>
     <w:p>
       <w:pPr>
         <w:pStyle w:val="Heading2"/>
@@ -1472,7 +2929,7 @@
         <w:rPr>
           <w:rFonts w:ascii="Times New Roman" w:hAnsi="Times New Roman" w:eastAsia="Times New Roman" w:cs="Times New Roman"/>
         </w:rPr>
-        <w:t xml:space="preserve">10.5 </w:t>
+        <w:t xml:space="preserve">10.15 </w:t>
       </w:r>
       <w:r>
         <w:rPr>
@@ -1619,18 +3076,18 @@
           <wp:inline>
             <wp:extent cx="3600000" cy="584686"/>
             <wp:effectExtent b="0" l="0" r="0" t="0"/>
-            <wp:docPr descr="" title="" id="23" name="Picture"/>
+            <wp:docPr descr="" title="" id="62" name="Picture"/>
             <a:graphic>
               <a:graphicData uri="http://schemas.openxmlformats.org/drawingml/2006/picture">
                 <pic:pic>
                   <pic:nvPicPr>
-                    <pic:cNvPr descr="89c8ef98fe420d781adfd427ce0d04d310d358888466d967826e598bb363c0f5.jpg" id="24" name="Picture"/>
+                    <pic:cNvPr descr="89c8ef98fe420d781adfd427ce0d04d310d358888466d967826e598bb363c0f5.jpg" id="63" name="Picture"/>
                     <pic:cNvPicPr>
                       <a:picLocks noChangeArrowheads="1" noChangeAspect="1"/>
                     </pic:cNvPicPr>
                   </pic:nvPicPr>
                   <pic:blipFill>
-                    <a:blip r:embed="rId22"/>
+                    <a:blip r:embed="rId61"/>
                     <a:stretch>
                       <a:fillRect/>
                     </a:stretch>
@@ -1671,18 +3128,18 @@
           <wp:inline>
             <wp:extent cx="3600000" cy="1031249"/>
             <wp:effectExtent b="0" l="0" r="0" t="0"/>
-            <wp:docPr descr="" title="" id="26" name="Picture"/>
+            <wp:docPr descr="" title="" id="65" name="Picture"/>
             <a:graphic>
               <a:graphicData uri="http://schemas.openxmlformats.org/drawingml/2006/picture">
                 <pic:pic>
                   <pic:nvPicPr>
-                    <pic:cNvPr descr="e51d5c0cb5395719b5ae3986ebd7b6cba1db34b315fb77d0533dee2fd74a31fa.jpg" id="27" name="Picture"/>
+                    <pic:cNvPr descr="e51d5c0cb5395719b5ae3986ebd7b6cba1db34b315fb77d0533dee2fd74a31fa.jpg" id="66" name="Picture"/>
                     <pic:cNvPicPr>
                       <a:picLocks noChangeArrowheads="1" noChangeAspect="1"/>
                     </pic:cNvPicPr>
                   </pic:nvPicPr>
                   <pic:blipFill>
-                    <a:blip r:embed="rId25"/>
+                    <a:blip r:embed="rId64"/>
                     <a:stretch>
                       <a:fillRect/>
                     </a:stretch>
@@ -1723,18 +3180,18 @@
           <wp:inline>
             <wp:extent cx="3600000" cy="1109387"/>
             <wp:effectExtent b="0" l="0" r="0" t="0"/>
-            <wp:docPr descr="" title="" id="29" name="Picture"/>
+            <wp:docPr descr="" title="" id="68" name="Picture"/>
             <a:graphic>
               <a:graphicData uri="http://schemas.openxmlformats.org/drawingml/2006/picture">
                 <pic:pic>
                   <pic:nvPicPr>
-                    <pic:cNvPr descr="3d0bf839ad56ad9b5bc988e4ef87b8d7fdfcb2530536060e4be64699b81495dd.jpg" id="30" name="Picture"/>
+                    <pic:cNvPr descr="3d0bf839ad56ad9b5bc988e4ef87b8d7fdfcb2530536060e4be64699b81495dd.jpg" id="69" name="Picture"/>
                     <pic:cNvPicPr>
                       <a:picLocks noChangeArrowheads="1" noChangeAspect="1"/>
                     </pic:cNvPicPr>
                   </pic:nvPicPr>
                   <pic:blipFill>
-                    <a:blip r:embed="rId28"/>
+                    <a:blip r:embed="rId67"/>
                     <a:stretch>
                       <a:fillRect/>
                     </a:stretch>
@@ -1771,8 +3228,8 @@
         </w:pict>
       </w:r>
     </w:p>
-    <w:bookmarkEnd w:id="31"/>
-    <w:bookmarkStart w:id="35" w:name="ch28-p6-nuciferal全合成逆合成分析"/>
+    <w:bookmarkEnd w:id="70"/>
+    <w:bookmarkStart w:id="74" w:name="ch28-p6-nuciferal全合成逆合成分析"/>
     <w:p>
       <w:pPr>
         <w:pStyle w:val="Heading2"/>
@@ -1782,7 +3239,7 @@
         <w:rPr>
           <w:rFonts w:ascii="Times New Roman" w:hAnsi="Times New Roman" w:eastAsia="Times New Roman" w:cs="Times New Roman"/>
         </w:rPr>
-        <w:t xml:space="preserve">10.6 </w:t>
+        <w:t xml:space="preserve">10.16 </w:t>
       </w:r>
       <w:r>
         <w:rPr>
@@ -2007,18 +3464,18 @@
           <wp:inline>
             <wp:extent cx="3600000" cy="1696240"/>
             <wp:effectExtent b="0" l="0" r="0" t="0"/>
-            <wp:docPr descr="" title="" id="33" name="Picture"/>
+            <wp:docPr descr="" title="" id="72" name="Picture"/>
             <a:graphic>
               <a:graphicData uri="http://schemas.openxmlformats.org/drawingml/2006/picture">
                 <pic:pic>
                   <pic:nvPicPr>
-                    <pic:cNvPr descr="c7a541d924eaf51b0bfaa4cc734b802f4d03ec5f92eec05b25bc6d50fc9b9caa.jpg" id="34" name="Picture"/>
+                    <pic:cNvPr descr="c7a541d924eaf51b0bfaa4cc734b802f4d03ec5f92eec05b25bc6d50fc9b9caa.jpg" id="73" name="Picture"/>
                     <pic:cNvPicPr>
                       <a:picLocks noChangeArrowheads="1" noChangeAspect="1"/>
                     </pic:cNvPicPr>
                   </pic:nvPicPr>
                   <pic:blipFill>
-                    <a:blip r:embed="rId32"/>
+                    <a:blip r:embed="rId71"/>
                     <a:stretch>
                       <a:fillRect/>
                     </a:stretch>
@@ -2115,8 +3572,8 @@
         </w:pict>
       </w:r>
     </w:p>
-    <w:bookmarkEnd w:id="35"/>
-    <w:bookmarkStart w:id="39" w:name="ch28-p10-手性蚂蚁信息素合成策略"/>
+    <w:bookmarkEnd w:id="74"/>
+    <w:bookmarkStart w:id="78" w:name="ch28-p10-手性蚂蚁信息素合成策略"/>
     <w:p>
       <w:pPr>
         <w:pStyle w:val="Heading2"/>
@@ -2126,7 +3583,7 @@
         <w:rPr>
           <w:rFonts w:ascii="Times New Roman" w:hAnsi="Times New Roman" w:eastAsia="Times New Roman" w:cs="Times New Roman"/>
         </w:rPr>
-        <w:t xml:space="preserve">10.7 </w:t>
+        <w:t xml:space="preserve">10.17 </w:t>
       </w:r>
       <w:r>
         <w:rPr>
@@ -2261,18 +3718,18 @@
           <wp:inline>
             <wp:extent cx="3600000" cy="849374"/>
             <wp:effectExtent b="0" l="0" r="0" t="0"/>
-            <wp:docPr descr="" title="" id="37" name="Picture"/>
+            <wp:docPr descr="" title="" id="76" name="Picture"/>
             <a:graphic>
               <a:graphicData uri="http://schemas.openxmlformats.org/drawingml/2006/picture">
                 <pic:pic>
                   <pic:nvPicPr>
-                    <pic:cNvPr descr="ac971919e1537465d38262ff96bd54bdb33a2f908f0a1878329dd2878326c646.jpg" id="38" name="Picture"/>
+                    <pic:cNvPr descr="ac971919e1537465d38262ff96bd54bdb33a2f908f0a1878329dd2878326c646.jpg" id="77" name="Picture"/>
                     <pic:cNvPicPr>
                       <a:picLocks noChangeArrowheads="1" noChangeAspect="1"/>
                     </pic:cNvPicPr>
                   </pic:nvPicPr>
                   <pic:blipFill>
-                    <a:blip r:embed="rId36"/>
+                    <a:blip r:embed="rId75"/>
                     <a:stretch>
                       <a:fillRect/>
                     </a:stretch>
@@ -2309,8 +3766,8 @@
         </w:pict>
       </w:r>
     </w:p>
-    <w:bookmarkEnd w:id="39"/>
-    <w:bookmarkStart w:id="40" w:name="醋酸亚铬试剂位置第38届初赛"/>
+    <w:bookmarkEnd w:id="78"/>
+    <w:bookmarkStart w:id="79" w:name="醋酸亚铬试剂位置第38届初赛"/>
     <w:p>
       <w:pPr>
         <w:pStyle w:val="Heading2"/>
@@ -2320,7 +3777,7 @@
         <w:rPr>
           <w:rFonts w:ascii="Times New Roman" w:hAnsi="Times New Roman" w:eastAsia="Times New Roman" w:cs="Times New Roman"/>
         </w:rPr>
-        <w:t xml:space="preserve">10.8 </w:t>
+        <w:t xml:space="preserve">10.18 </w:t>
       </w:r>
       <w:r>
         <w:rPr>
@@ -4777,8 +6234,8 @@
         </w:pict>
       </w:r>
     </w:p>
-    <w:bookmarkEnd w:id="40"/>
-    <w:bookmarkStart w:id="41" w:name="ft0-jack-mutilin全合成"/>
+    <w:bookmarkEnd w:id="79"/>
+    <w:bookmarkStart w:id="80" w:name="ft0-jack-mutilin全合成"/>
     <w:p>
       <w:pPr>
         <w:pStyle w:val="Heading2"/>
@@ -4788,7 +6245,7 @@
         <w:rPr>
           <w:rFonts w:ascii="Times New Roman" w:hAnsi="Times New Roman" w:eastAsia="Times New Roman" w:cs="Times New Roman"/>
         </w:rPr>
-        <w:t xml:space="preserve">10.9 </w:t>
+        <w:t xml:space="preserve">10.19 </w:t>
       </w:r>
       <w:r>
         <w:rPr>
@@ -6297,8 +7754,8 @@
         </w:pict>
       </w:r>
     </w:p>
-    <w:bookmarkEnd w:id="41"/>
-    <w:bookmarkStart w:id="42" w:name="ft0-tech-jujuyane全合成"/>
+    <w:bookmarkEnd w:id="80"/>
+    <w:bookmarkStart w:id="81" w:name="ft0-tech-jujuyane全合成"/>
     <w:p>
       <w:pPr>
         <w:pStyle w:val="Heading2"/>
@@ -6308,7 +7765,7 @@
         <w:rPr>
           <w:rFonts w:ascii="Times New Roman" w:hAnsi="Times New Roman" w:eastAsia="Times New Roman" w:cs="Times New Roman"/>
         </w:rPr>
-        <w:t xml:space="preserve">10.10 </w:t>
+        <w:t xml:space="preserve">10.20 </w:t>
       </w:r>
       <w:r>
         <w:rPr>
@@ -6795,8 +8252,8 @@
         </w:pict>
       </w:r>
     </w:p>
-    <w:bookmarkEnd w:id="42"/>
-    <w:bookmarkStart w:id="43" w:name="ft0-speed-taxol全合成"/>
+    <w:bookmarkEnd w:id="81"/>
+    <w:bookmarkStart w:id="82" w:name="ft0-speed-taxol全合成"/>
     <w:p>
       <w:pPr>
         <w:pStyle w:val="Heading2"/>
@@ -6806,7 +8263,7 @@
         <w:rPr>
           <w:rFonts w:ascii="Times New Roman" w:hAnsi="Times New Roman" w:eastAsia="Times New Roman" w:cs="Times New Roman"/>
         </w:rPr>
-        <w:t xml:space="preserve">10.11 </w:t>
+        <w:t xml:space="preserve">10.21 </w:t>
       </w:r>
       <w:r>
         <w:rPr>
@@ -7408,8 +8865,8 @@
         </w:pict>
       </w:r>
     </w:p>
-    <w:bookmarkEnd w:id="43"/>
-    <w:bookmarkStart w:id="44" w:name="ft1-p3-ex1-nodulisporic-acid-d全合成"/>
+    <w:bookmarkEnd w:id="82"/>
+    <w:bookmarkStart w:id="83" w:name="ft1-p3-ex1-nodulisporic-acid-d全合成"/>
     <w:p>
       <w:pPr>
         <w:pStyle w:val="Heading2"/>
@@ -7419,7 +8876,7 @@
         <w:rPr>
           <w:rFonts w:ascii="Times New Roman" w:hAnsi="Times New Roman" w:eastAsia="Times New Roman" w:cs="Times New Roman"/>
         </w:rPr>
-        <w:t xml:space="preserve">10.12 </w:t>
+        <w:t xml:space="preserve">10.22 </w:t>
       </w:r>
       <w:r>
         <w:rPr>
@@ -7912,8 +9369,8 @@
         </w:pict>
       </w:r>
     </w:p>
-    <w:bookmarkEnd w:id="44"/>
-    <w:bookmarkStart w:id="45" w:name="化学能力测试-ch9a-1-苯氟布洛芬合成路线"/>
+    <w:bookmarkEnd w:id="83"/>
+    <w:bookmarkStart w:id="84" w:name="ch9a-1-苯氟布洛芬合成路线"/>
     <w:p>
       <w:pPr>
         <w:pStyle w:val="Heading2"/>
@@ -7923,19 +9380,13 @@
         <w:rPr>
           <w:rFonts w:ascii="Times New Roman" w:hAnsi="Times New Roman" w:eastAsia="Times New Roman" w:cs="Times New Roman"/>
         </w:rPr>
-        <w:t xml:space="preserve">10.13 </w:t>
-      </w:r>
-      <w:r>
-        <w:rPr>
-          <w:rFonts w:hint="eastAsia" w:ascii="Times New Roman" w:hAnsi="Times New Roman" w:eastAsia="SimHei" w:cs="Times New Roman"/>
-        </w:rPr>
-        <w:t>化学能力测试</w:t>
-      </w:r>
-      <w:r>
-        <w:rPr>
-          <w:rFonts w:hint="eastAsia" w:ascii="Times New Roman" w:hAnsi="Times New Roman" w:eastAsia="Times New Roman" w:cs="Times New Roman"/>
-        </w:rPr>
-        <w:t>-Ch9A-1-</w:t>
+        <w:t xml:space="preserve">10.23 </w:t>
+      </w:r>
+      <w:r>
+        <w:rPr>
+          <w:rFonts w:hint="eastAsia" w:ascii="Times New Roman" w:hAnsi="Times New Roman" w:eastAsia="Times New Roman" w:cs="Times New Roman"/>
+        </w:rPr>
+        <w:t>Ch9A-1-</w:t>
       </w:r>
       <w:r>
         <w:rPr>
@@ -8709,8 +10160,8 @@
         </w:pict>
       </w:r>
     </w:p>
-    <w:bookmarkEnd w:id="45"/>
-    <w:bookmarkStart w:id="55" w:name="化学能力测试-ch9a-8-褪黑素吲哚合成路线"/>
+    <w:bookmarkEnd w:id="84"/>
+    <w:bookmarkStart w:id="94" w:name="ch9a-8-褪黑素吲哚合成路线"/>
     <w:p>
       <w:pPr>
         <w:pStyle w:val="Heading2"/>
@@ -8720,19 +10171,13 @@
         <w:rPr>
           <w:rFonts w:ascii="Times New Roman" w:hAnsi="Times New Roman" w:eastAsia="Times New Roman" w:cs="Times New Roman"/>
         </w:rPr>
-        <w:t xml:space="preserve">10.14 </w:t>
-      </w:r>
-      <w:r>
-        <w:rPr>
-          <w:rFonts w:hint="eastAsia" w:ascii="Times New Roman" w:hAnsi="Times New Roman" w:eastAsia="SimHei" w:cs="Times New Roman"/>
-        </w:rPr>
-        <w:t>化学能力测试</w:t>
-      </w:r>
-      <w:r>
-        <w:rPr>
-          <w:rFonts w:hint="eastAsia" w:ascii="Times New Roman" w:hAnsi="Times New Roman" w:eastAsia="Times New Roman" w:cs="Times New Roman"/>
-        </w:rPr>
-        <w:t>-Ch9A-8-</w:t>
+        <w:t xml:space="preserve">10.24 </w:t>
+      </w:r>
+      <w:r>
+        <w:rPr>
+          <w:rFonts w:hint="eastAsia" w:ascii="Times New Roman" w:hAnsi="Times New Roman" w:eastAsia="Times New Roman" w:cs="Times New Roman"/>
+        </w:rPr>
+        <w:t>Ch9A-8-</w:t>
       </w:r>
       <w:r>
         <w:rPr>
@@ -8880,18 +10325,18 @@
           <wp:inline>
             <wp:extent cx="3600000" cy="791316"/>
             <wp:effectExtent b="0" l="0" r="0" t="0"/>
-            <wp:docPr descr="" title="" id="47" name="Picture"/>
+            <wp:docPr descr="" title="" id="86" name="Picture"/>
             <a:graphic>
               <a:graphicData uri="http://schemas.openxmlformats.org/drawingml/2006/picture">
                 <pic:pic>
                   <pic:nvPicPr>
-                    <pic:cNvPr descr="6ef24f42a7a11935c1188777e544601ecf35f6a8522c4444fd7981062098491c.jpg" id="48" name="Picture"/>
+                    <pic:cNvPr descr="6ef24f42a7a11935c1188777e544601ecf35f6a8522c4444fd7981062098491c.jpg" id="87" name="Picture"/>
                     <pic:cNvPicPr>
                       <a:picLocks noChangeArrowheads="1" noChangeAspect="1"/>
                     </pic:cNvPicPr>
                   </pic:nvPicPr>
                   <pic:blipFill>
-                    <a:blip r:embed="rId46"/>
+                    <a:blip r:embed="rId85"/>
                     <a:stretch>
                       <a:fillRect/>
                     </a:stretch>
@@ -9009,18 +10454,18 @@
           <wp:inline>
             <wp:extent cx="3600000" cy="628462"/>
             <wp:effectExtent b="0" l="0" r="0" t="0"/>
-            <wp:docPr descr="" title="" id="50" name="Picture"/>
+            <wp:docPr descr="" title="" id="89" name="Picture"/>
             <a:graphic>
               <a:graphicData uri="http://schemas.openxmlformats.org/drawingml/2006/picture">
                 <pic:pic>
                   <pic:nvPicPr>
-                    <pic:cNvPr descr="f92728f3c4d0d8a817ec8473a79ce1e6ab40e668f2bbdb0f8cdca3d2b5631ed7.jpg" id="51" name="Picture"/>
+                    <pic:cNvPr descr="f92728f3c4d0d8a817ec8473a79ce1e6ab40e668f2bbdb0f8cdca3d2b5631ed7.jpg" id="90" name="Picture"/>
                     <pic:cNvPicPr>
                       <a:picLocks noChangeArrowheads="1" noChangeAspect="1"/>
                     </pic:cNvPicPr>
                   </pic:nvPicPr>
                   <pic:blipFill>
-                    <a:blip r:embed="rId49"/>
+                    <a:blip r:embed="rId88"/>
                     <a:stretch>
                       <a:fillRect/>
                     </a:stretch>
@@ -9061,18 +10506,18 @@
           <wp:inline>
             <wp:extent cx="3600000" cy="1090812"/>
             <wp:effectExtent b="0" l="0" r="0" t="0"/>
-            <wp:docPr descr="" title="" id="53" name="Picture"/>
+            <wp:docPr descr="" title="" id="92" name="Picture"/>
             <a:graphic>
               <a:graphicData uri="http://schemas.openxmlformats.org/drawingml/2006/picture">
                 <pic:pic>
                   <pic:nvPicPr>
-                    <pic:cNvPr descr="97372f8f652dc1af8d717bffa9c1928aaacf3f9336fc3ee399b71530bb5ac3d1.jpg" id="54" name="Picture"/>
+                    <pic:cNvPr descr="97372f8f652dc1af8d717bffa9c1928aaacf3f9336fc3ee399b71530bb5ac3d1.jpg" id="93" name="Picture"/>
                     <pic:cNvPicPr>
                       <a:picLocks noChangeArrowheads="1" noChangeAspect="1"/>
                     </pic:cNvPicPr>
                   </pic:nvPicPr>
                   <pic:blipFill>
-                    <a:blip r:embed="rId52"/>
+                    <a:blip r:embed="rId91"/>
                     <a:stretch>
                       <a:fillRect/>
                     </a:stretch>
@@ -9138,8 +10583,8 @@
         </w:pict>
       </w:r>
     </w:p>
-    <w:bookmarkEnd w:id="55"/>
-    <w:bookmarkStart w:id="80" w:name="有机合成与机理第35届初赛"/>
+    <w:bookmarkEnd w:id="94"/>
+    <w:bookmarkStart w:id="119" w:name="有机合成与机理第35届初赛"/>
     <w:p>
       <w:pPr>
         <w:pStyle w:val="Heading2"/>
@@ -9149,7 +10594,7 @@
         <w:rPr>
           <w:rFonts w:ascii="Times New Roman" w:hAnsi="Times New Roman" w:eastAsia="Times New Roman" w:cs="Times New Roman"/>
         </w:rPr>
-        <w:t xml:space="preserve">10.15 </w:t>
+        <w:t xml:space="preserve">10.25 </w:t>
       </w:r>
       <w:r>
         <w:rPr>
@@ -9245,18 +10690,18 @@
           <wp:inline>
             <wp:extent cx="1625600" cy="1587500"/>
             <wp:effectExtent b="0" l="0" r="0" t="0"/>
-            <wp:docPr descr="" title="" id="57" name="Picture"/>
+            <wp:docPr descr="" title="" id="96" name="Picture"/>
             <a:graphic>
               <a:graphicData uri="http://schemas.openxmlformats.org/drawingml/2006/picture">
                 <pic:pic>
                   <pic:nvPicPr>
-                    <pic:cNvPr descr="15158d8abc69b1f8a0127c1ef9f5dfb10dd5382e7847974ac3d0054d968df841.jpg" id="58" name="Picture"/>
+                    <pic:cNvPr descr="15158d8abc69b1f8a0127c1ef9f5dfb10dd5382e7847974ac3d0054d968df841.jpg" id="97" name="Picture"/>
                     <pic:cNvPicPr>
                       <a:picLocks noChangeArrowheads="1" noChangeAspect="1"/>
                     </pic:cNvPicPr>
                   </pic:nvPicPr>
                   <pic:blipFill>
-                    <a:blip r:embed="rId56"/>
+                    <a:blip r:embed="rId95"/>
                     <a:stretch>
                       <a:fillRect/>
                     </a:stretch>
@@ -9297,18 +10742,18 @@
           <wp:inline>
             <wp:extent cx="2743200" cy="1524000"/>
             <wp:effectExtent b="0" l="0" r="0" t="0"/>
-            <wp:docPr descr="" title="" id="60" name="Picture"/>
+            <wp:docPr descr="" title="" id="99" name="Picture"/>
             <a:graphic>
               <a:graphicData uri="http://schemas.openxmlformats.org/drawingml/2006/picture">
                 <pic:pic>
                   <pic:nvPicPr>
-                    <pic:cNvPr descr="fac9394e59d0eb13a9f8a6596532895b17de29e07eb7a81caabccd8965f36417.jpg" id="61" name="Picture"/>
+                    <pic:cNvPr descr="fac9394e59d0eb13a9f8a6596532895b17de29e07eb7a81caabccd8965f36417.jpg" id="100" name="Picture"/>
                     <pic:cNvPicPr>
                       <a:picLocks noChangeArrowheads="1" noChangeAspect="1"/>
                     </pic:cNvPicPr>
                   </pic:nvPicPr>
                   <pic:blipFill>
-                    <a:blip r:embed="rId59"/>
+                    <a:blip r:embed="rId98"/>
                     <a:stretch>
                       <a:fillRect/>
                     </a:stretch>
@@ -9349,18 +10794,18 @@
           <wp:inline>
             <wp:extent cx="1727200" cy="1524000"/>
             <wp:effectExtent b="0" l="0" r="0" t="0"/>
-            <wp:docPr descr="" title="" id="63" name="Picture"/>
+            <wp:docPr descr="" title="" id="102" name="Picture"/>
             <a:graphic>
               <a:graphicData uri="http://schemas.openxmlformats.org/drawingml/2006/picture">
                 <pic:pic>
                   <pic:nvPicPr>
-                    <pic:cNvPr descr="dccb82d937f7e363d1f1213d579d4863438b98edb1807dc7464c5b3a91ba7d69.jpg" id="64" name="Picture"/>
+                    <pic:cNvPr descr="dccb82d937f7e363d1f1213d579d4863438b98edb1807dc7464c5b3a91ba7d69.jpg" id="103" name="Picture"/>
                     <pic:cNvPicPr>
                       <a:picLocks noChangeArrowheads="1" noChangeAspect="1"/>
                     </pic:cNvPicPr>
                   </pic:nvPicPr>
                   <pic:blipFill>
-                    <a:blip r:embed="rId62"/>
+                    <a:blip r:embed="rId101"/>
                     <a:stretch>
                       <a:fillRect/>
                     </a:stretch>
@@ -9783,18 +11228,18 @@
           <wp:inline>
             <wp:extent cx="3600000" cy="570456"/>
             <wp:effectExtent b="0" l="0" r="0" t="0"/>
-            <wp:docPr descr="" title="" id="66" name="Picture"/>
+            <wp:docPr descr="" title="" id="105" name="Picture"/>
             <a:graphic>
               <a:graphicData uri="http://schemas.openxmlformats.org/drawingml/2006/picture">
                 <pic:pic>
                   <pic:nvPicPr>
-                    <pic:cNvPr descr="67b08cc52ed0e2c8583df64f64ffd900f6b8d75dfa5c608fcdc968316f9dc5d5.jpg" id="67" name="Picture"/>
+                    <pic:cNvPr descr="67b08cc52ed0e2c8583df64f64ffd900f6b8d75dfa5c608fcdc968316f9dc5d5.jpg" id="106" name="Picture"/>
                     <pic:cNvPicPr>
                       <a:picLocks noChangeArrowheads="1" noChangeAspect="1"/>
                     </pic:cNvPicPr>
                   </pic:nvPicPr>
                   <pic:blipFill>
-                    <a:blip r:embed="rId65"/>
+                    <a:blip r:embed="rId104"/>
                     <a:stretch>
                       <a:fillRect/>
                     </a:stretch>
@@ -10499,18 +11944,18 @@
           <wp:inline>
             <wp:extent cx="2146300" cy="2616200"/>
             <wp:effectExtent b="0" l="0" r="0" t="0"/>
-            <wp:docPr descr="" title="" id="69" name="Picture"/>
+            <wp:docPr descr="" title="" id="108" name="Picture"/>
             <a:graphic>
               <a:graphicData uri="http://schemas.openxmlformats.org/drawingml/2006/picture">
                 <pic:pic>
                   <pic:nvPicPr>
-                    <pic:cNvPr descr="8d0cd06f5052f583eda49bbfaa3691f948d163cacfff9c6765a162c387561221.jpg" id="70" name="Picture"/>
+                    <pic:cNvPr descr="8d0cd06f5052f583eda49bbfaa3691f948d163cacfff9c6765a162c387561221.jpg" id="109" name="Picture"/>
                     <pic:cNvPicPr>
                       <a:picLocks noChangeArrowheads="1" noChangeAspect="1"/>
                     </pic:cNvPicPr>
                   </pic:nvPicPr>
                   <pic:blipFill>
-                    <a:blip r:embed="rId68"/>
+                    <a:blip r:embed="rId107"/>
                     <a:stretch>
                       <a:fillRect/>
                     </a:stretch>
@@ -10563,18 +12008,18 @@
           <wp:inline>
             <wp:extent cx="3594100" cy="1968500"/>
             <wp:effectExtent b="0" l="0" r="0" t="0"/>
-            <wp:docPr descr="" title="" id="72" name="Picture"/>
+            <wp:docPr descr="" title="" id="111" name="Picture"/>
             <a:graphic>
               <a:graphicData uri="http://schemas.openxmlformats.org/drawingml/2006/picture">
                 <pic:pic>
                   <pic:nvPicPr>
-                    <pic:cNvPr descr="6021dc5ce22613d47c2a0abf558fa0117f010eaa13ac9f49606af9ffe8af0f02.jpg" id="73" name="Picture"/>
+                    <pic:cNvPr descr="6021dc5ce22613d47c2a0abf558fa0117f010eaa13ac9f49606af9ffe8af0f02.jpg" id="112" name="Picture"/>
                     <pic:cNvPicPr>
                       <a:picLocks noChangeArrowheads="1" noChangeAspect="1"/>
                     </pic:cNvPicPr>
                   </pic:nvPicPr>
                   <pic:blipFill>
-                    <a:blip r:embed="rId71"/>
+                    <a:blip r:embed="rId110"/>
                     <a:stretch>
                       <a:fillRect/>
                     </a:stretch>
@@ -10627,18 +12072,18 @@
           <wp:inline>
             <wp:extent cx="3600000" cy="1815835"/>
             <wp:effectExtent b="0" l="0" r="0" t="0"/>
-            <wp:docPr descr="" title="" id="75" name="Picture"/>
+            <wp:docPr descr="" title="" id="114" name="Picture"/>
             <a:graphic>
               <a:graphicData uri="http://schemas.openxmlformats.org/drawingml/2006/picture">
                 <pic:pic>
                   <pic:nvPicPr>
-                    <pic:cNvPr descr="8795674213c15fc3a037fa4078d0c29ff9455373239c327fa23bba2935e2269c.jpg" id="76" name="Picture"/>
+                    <pic:cNvPr descr="8795674213c15fc3a037fa4078d0c29ff9455373239c327fa23bba2935e2269c.jpg" id="115" name="Picture"/>
                     <pic:cNvPicPr>
                       <a:picLocks noChangeArrowheads="1" noChangeAspect="1"/>
                     </pic:cNvPicPr>
                   </pic:nvPicPr>
                   <pic:blipFill>
-                    <a:blip r:embed="rId74"/>
+                    <a:blip r:embed="rId113"/>
                     <a:stretch>
                       <a:fillRect/>
                     </a:stretch>
@@ -10734,18 +12179,18 @@
           <wp:inline>
             <wp:extent cx="3600000" cy="489680"/>
             <wp:effectExtent b="0" l="0" r="0" t="0"/>
-            <wp:docPr descr="" title="" id="78" name="Picture"/>
+            <wp:docPr descr="" title="" id="117" name="Picture"/>
             <a:graphic>
               <a:graphicData uri="http://schemas.openxmlformats.org/drawingml/2006/picture">
                 <pic:pic>
                   <pic:nvPicPr>
-                    <pic:cNvPr descr="fee6b6a4f9c6741194d172504b7230c270b297a8643c4b5c2bd1e8251d701834.jpg" id="79" name="Picture"/>
+                    <pic:cNvPr descr="fee6b6a4f9c6741194d172504b7230c270b297a8643c4b5c2bd1e8251d701834.jpg" id="118" name="Picture"/>
                     <pic:cNvPicPr>
                       <a:picLocks noChangeArrowheads="1" noChangeAspect="1"/>
                     </pic:cNvPicPr>
                   </pic:nvPicPr>
                   <pic:blipFill>
-                    <a:blip r:embed="rId77"/>
+                    <a:blip r:embed="rId116"/>
                     <a:stretch>
                       <a:fillRect/>
                     </a:stretch>
@@ -10782,8 +12227,8 @@
         </w:pict>
       </w:r>
     </w:p>
-    <w:bookmarkEnd w:id="80"/>
-    <w:bookmarkStart w:id="84" w:name="氧化反应选择性第37届初赛"/>
+    <w:bookmarkEnd w:id="119"/>
+    <w:bookmarkStart w:id="123" w:name="氧化反应选择性第37届初赛"/>
     <w:p>
       <w:pPr>
         <w:pStyle w:val="Heading2"/>
@@ -10793,7 +12238,7 @@
         <w:rPr>
           <w:rFonts w:ascii="Times New Roman" w:hAnsi="Times New Roman" w:eastAsia="Times New Roman" w:cs="Times New Roman"/>
         </w:rPr>
-        <w:t xml:space="preserve">10.16 </w:t>
+        <w:t xml:space="preserve">10.26 </w:t>
       </w:r>
       <w:r>
         <w:rPr>
@@ -10887,18 +12332,18 @@
           <wp:inline>
             <wp:extent cx="3600000" cy="2082743"/>
             <wp:effectExtent b="0" l="0" r="0" t="0"/>
-            <wp:docPr descr="" title="" id="82" name="Picture"/>
+            <wp:docPr descr="" title="" id="121" name="Picture"/>
             <a:graphic>
               <a:graphicData uri="http://schemas.openxmlformats.org/drawingml/2006/picture">
                 <pic:pic>
                   <pic:nvPicPr>
-                    <pic:cNvPr descr="4034dd8322aa7eb20fe8d9fa718ec2d6d30e533cdab63b2baafb38738c63f2c2.jpg" id="83" name="Picture"/>
+                    <pic:cNvPr descr="4034dd8322aa7eb20fe8d9fa718ec2d6d30e533cdab63b2baafb38738c63f2c2.jpg" id="122" name="Picture"/>
                     <pic:cNvPicPr>
                       <a:picLocks noChangeArrowheads="1" noChangeAspect="1"/>
                     </pic:cNvPicPr>
                   </pic:nvPicPr>
                   <pic:blipFill>
-                    <a:blip r:embed="rId81"/>
+                    <a:blip r:embed="rId120"/>
                     <a:stretch>
                       <a:fillRect/>
                     </a:stretch>
@@ -11650,10 +13095,10 @@
         </w:pict>
       </w:r>
     </w:p>
-    <w:bookmarkEnd w:id="84"/>
-    <w:bookmarkEnd w:id="85"/>
+    <w:bookmarkEnd w:id="123"/>
+    <w:bookmarkEnd w:id="124"/>
     <w:sectPr>
-      <w:footerReference w:type="default" r:id="rId10"/>
+      <w:footerReference w:type="default" r:id="rId9"/>
       <w:footnotePr>
         <w:numRestart w:val="eachSect"/>
       </w:footnotePr>
